--- a/XEngine_Docment/Docment_zh.docx
+++ b/XEngine_Docment/Docment_zh.docx
@@ -1,6 +1,6 @@
 
 <file path=word/document.xml><?xml version="1.0" encoding="utf-8"?>
-<w:document xmlns:wpc="http://schemas.microsoft.com/office/word/2010/wordprocessingCanvas" xmlns:cx="http://schemas.microsoft.com/office/drawing/2014/chartex" xmlns:cx1="http://schemas.microsoft.com/office/drawing/2015/9/8/chartex" xmlns:cx2="http://schemas.microsoft.com/office/drawing/2015/10/21/chartex" xmlns:cx3="http://schemas.microsoft.com/office/drawing/2016/5/9/chartex" xmlns:cx4="http://schemas.microsoft.com/office/drawing/2016/5/10/chartex" xmlns:cx5="http://schemas.microsoft.com/office/drawing/2016/5/11/chartex" xmlns:cx6="http://schemas.microsoft.com/office/drawing/2016/5/12/chartex" xmlns:cx7="http://schemas.microsoft.com/office/drawing/2016/5/13/chartex" xmlns:cx8="http://schemas.microsoft.com/office/drawing/2016/5/14/chartex" xmlns:mc="http://schemas.openxmlformats.org/markup-compatibility/2006" xmlns:aink="http://schemas.microsoft.com/office/drawing/2016/ink" xmlns:am3d="http://schemas.microsoft.com/office/drawing/2017/model3d" xmlns:o="urn:schemas-microsoft-com:office:office" xmlns:oel="http://schemas.microsoft.com/office/2019/extlst" xmlns:r="http://schemas.openxmlformats.org/officeDocument/2006/relationships" xmlns:m="http://schemas.openxmlformats.org/officeDocument/2006/math" xmlns:v="urn:schemas-microsoft-com:vml" xmlns:wp14="http://schemas.microsoft.com/office/word/2010/wordprocessingDrawing" xmlns:wp="http://schemas.openxmlformats.org/drawingml/2006/wordprocessingDrawing" xmlns:w10="urn:schemas-microsoft-com:office:word" xmlns:w="http://schemas.openxmlformats.org/wordprocessingml/2006/main" xmlns:w14="http://schemas.microsoft.com/office/word/2010/wordml" xmlns:w15="http://schemas.microsoft.com/office/word/2012/wordml" xmlns:w16cex="http://schemas.microsoft.com/office/word/2018/wordml/cex" xmlns:w16cid="http://schemas.microsoft.com/office/word/2016/wordml/cid" xmlns:w16="http://schemas.microsoft.com/office/word/2018/wordml" xmlns:w16du="http://schemas.microsoft.com/office/word/2023/wordml/word16du" xmlns:w16sdtdh="http://schemas.microsoft.com/office/word/2020/wordml/sdtdatahash" xmlns:w16sdtfl="http://schemas.microsoft.com/office/word/2024/wordml/sdtformatlock" xmlns:w16se="http://schemas.microsoft.com/office/word/2015/wordml/symex" xmlns:wpg="http://schemas.microsoft.com/office/word/2010/wordprocessingGroup" xmlns:wpi="http://schemas.microsoft.com/office/word/2010/wordprocessingInk" xmlns:wne="http://schemas.microsoft.com/office/word/2006/wordml" xmlns:wps="http://schemas.microsoft.com/office/word/2010/wordprocessingShape" mc:Ignorable="w14 w15 w16se w16cid w16 w16cex w16sdtdh w16sdtfl w16du wp14">
+<w:document xmlns:wpc="http://schemas.microsoft.com/office/word/2010/wordprocessingCanvas" xmlns:cx="http://schemas.microsoft.com/office/drawing/2014/chartex" xmlns:cx1="http://schemas.microsoft.com/office/drawing/2015/9/8/chartex" xmlns:cx2="http://schemas.microsoft.com/office/drawing/2015/10/21/chartex" xmlns:cx3="http://schemas.microsoft.com/office/drawing/2016/5/9/chartex" xmlns:cx4="http://schemas.microsoft.com/office/drawing/2016/5/10/chartex" xmlns:cx5="http://schemas.microsoft.com/office/drawing/2016/5/11/chartex" xmlns:cx6="http://schemas.microsoft.com/office/drawing/2016/5/12/chartex" xmlns:cx7="http://schemas.microsoft.com/office/drawing/2016/5/13/chartex" xmlns:cx8="http://schemas.microsoft.com/office/drawing/2016/5/14/chartex" xmlns:mc="http://schemas.openxmlformats.org/markup-compatibility/2006" xmlns:aink="http://schemas.microsoft.com/office/drawing/2016/ink" xmlns:am3d="http://schemas.microsoft.com/office/drawing/2017/model3d" xmlns:o="urn:schemas-microsoft-com:office:office" xmlns:oel="http://schemas.microsoft.com/office/2019/extlst" xmlns:r="http://schemas.openxmlformats.org/officeDocument/2006/relationships" xmlns:m="http://schemas.openxmlformats.org/officeDocument/2006/math" xmlns:v="urn:schemas-microsoft-com:vml" xmlns:wp14="http://schemas.microsoft.com/office/word/2010/wordprocessingDrawing" xmlns:wp="http://schemas.openxmlformats.org/drawingml/2006/wordprocessingDrawing" xmlns:w10="urn:schemas-microsoft-com:office:word" xmlns:w="http://schemas.openxmlformats.org/wordprocessingml/2006/main" xmlns:w14="http://schemas.microsoft.com/office/word/2010/wordml" xmlns:w15="http://schemas.microsoft.com/office/word/2012/wordml" xmlns:w16cei="http://schemas.microsoft.com/office/word/2026/wordml/cei" xmlns:w16cex="http://schemas.microsoft.com/office/word/2018/wordml/cex" xmlns:w16cid="http://schemas.microsoft.com/office/word/2016/wordml/cid" xmlns:w16="http://schemas.microsoft.com/office/word/2018/wordml" xmlns:w16du="http://schemas.microsoft.com/office/word/2023/wordml/word16du" xmlns:w16sdtdh="http://schemas.microsoft.com/office/word/2020/wordml/sdtdatahash" xmlns:w16sdtfl="http://schemas.microsoft.com/office/word/2024/wordml/sdtformatlock" xmlns:w16se="http://schemas.microsoft.com/office/word/2015/wordml/symex" xmlns:wpg="http://schemas.microsoft.com/office/word/2010/wordprocessingGroup" xmlns:wpi="http://schemas.microsoft.com/office/word/2010/wordprocessingInk" xmlns:wne="http://schemas.microsoft.com/office/word/2006/wordml" xmlns:wps="http://schemas.microsoft.com/office/word/2010/wordprocessingShape" mc:Ignorable="w14 w15 w16se w16cid w16 w16cex w16sdtdh w16sdtfl w16du wp14">
   <w:body>
     <w:p>
       <w:pPr>
@@ -11,7 +11,8 @@
           <w:szCs w:val="44"/>
         </w:rPr>
       </w:pPr>
-      <w:bookmarkStart w:id="0" w:name="_Toc223096253"/>
+      <w:bookmarkStart w:id="0" w:name="_Toc236208602"/>
+      <w:proofErr w:type="spellStart"/>
       <w:r>
         <w:rPr>
           <w:rFonts w:hint="eastAsia"/>
@@ -21,6 +22,7 @@
         </w:rPr>
         <w:t>XEngine</w:t>
       </w:r>
+      <w:proofErr w:type="spellEnd"/>
       <w:r>
         <w:rPr>
           <w:rFonts w:hint="eastAsia"/>
@@ -85,11 +87,10 @@
           <w:r>
             <w:fldChar w:fldCharType="separate"/>
           </w:r>
-          <w:hyperlink w:anchor="_Toc223096253" w:history="1">
+          <w:hyperlink w:anchor="_Toc236208602" w:history="1">
             <w:r>
               <w:rPr>
                 <w:rStyle w:val="ad"/>
-                <w:rFonts w:hint="eastAsia"/>
                 <w:noProof/>
               </w:rPr>
               <w:t>XEngine</w:t>
@@ -97,7 +98,6 @@
             <w:r>
               <w:rPr>
                 <w:rStyle w:val="ad"/>
-                <w:rFonts w:hint="eastAsia"/>
                 <w:noProof/>
               </w:rPr>
               <w:t>消息服务文档</w:t>
@@ -131,7 +131,7 @@
                 <w:noProof/>
                 <w:webHidden/>
               </w:rPr>
-              <w:instrText>PAGEREF _Toc223096253 \h</w:instrText>
+              <w:instrText>PAGEREF _Toc236208602 \h</w:instrText>
             </w:r>
             <w:r>
               <w:rPr>
@@ -187,11 +187,10 @@
               <w14:ligatures w14:val="standardContextual"/>
             </w:rPr>
           </w:pPr>
-          <w:hyperlink w:anchor="_Toc223096254" w:history="1">
+          <w:hyperlink w:anchor="_Toc236208603" w:history="1">
             <w:r>
               <w:rPr>
                 <w:rStyle w:val="ad"/>
-                <w:rFonts w:hint="eastAsia"/>
                 <w:noProof/>
               </w:rPr>
               <w:t>前言</w:t>
@@ -225,7 +224,7 @@
                 <w:noProof/>
                 <w:webHidden/>
               </w:rPr>
-              <w:instrText>PAGEREF _Toc223096254 \h</w:instrText>
+              <w:instrText>PAGEREF _Toc236208603 \h</w:instrText>
             </w:r>
             <w:r>
               <w:rPr>
@@ -281,11 +280,10 @@
               <w14:ligatures w14:val="standardContextual"/>
             </w:rPr>
           </w:pPr>
-          <w:hyperlink w:anchor="_Toc223096255" w:history="1">
+          <w:hyperlink w:anchor="_Toc236208604" w:history="1">
             <w:r>
               <w:rPr>
                 <w:rStyle w:val="ad"/>
-                <w:rFonts w:hint="eastAsia"/>
                 <w:noProof/>
               </w:rPr>
               <w:t>阅读者</w:t>
@@ -319,7 +317,7 @@
                 <w:noProof/>
                 <w:webHidden/>
               </w:rPr>
-              <w:instrText>PAGEREF _Toc223096255 \h</w:instrText>
+              <w:instrText>PAGEREF _Toc236208604 \h</w:instrText>
             </w:r>
             <w:r>
               <w:rPr>
@@ -375,11 +373,10 @@
               <w14:ligatures w14:val="standardContextual"/>
             </w:rPr>
           </w:pPr>
-          <w:hyperlink w:anchor="_Toc223096256" w:history="1">
+          <w:hyperlink w:anchor="_Toc236208605" w:history="1">
             <w:r>
               <w:rPr>
                 <w:rStyle w:val="ad"/>
-                <w:rFonts w:hint="eastAsia"/>
                 <w:noProof/>
               </w:rPr>
               <w:t>概述</w:t>
@@ -413,7 +410,7 @@
                 <w:noProof/>
                 <w:webHidden/>
               </w:rPr>
-              <w:instrText>PAGEREF _Toc223096256 \h</w:instrText>
+              <w:instrText>PAGEREF _Toc236208605 \h</w:instrText>
             </w:r>
             <w:r>
               <w:rPr>
@@ -469,11 +466,10 @@
               <w14:ligatures w14:val="standardContextual"/>
             </w:rPr>
           </w:pPr>
-          <w:hyperlink w:anchor="_Toc223096257" w:history="1">
+          <w:hyperlink w:anchor="_Toc236208606" w:history="1">
             <w:r>
               <w:rPr>
                 <w:rStyle w:val="ad"/>
-                <w:rFonts w:hint="eastAsia"/>
                 <w:noProof/>
               </w:rPr>
               <w:t>相关模块</w:t>
@@ -507,7 +503,7 @@
                 <w:noProof/>
                 <w:webHidden/>
               </w:rPr>
-              <w:instrText>PAGEREF _Toc223096257 \h</w:instrText>
+              <w:instrText>PAGEREF _Toc236208606 \h</w:instrText>
             </w:r>
             <w:r>
               <w:rPr>
@@ -563,11 +559,10 @@
               <w14:ligatures w14:val="standardContextual"/>
             </w:rPr>
           </w:pPr>
-          <w:hyperlink w:anchor="_Toc223096258" w:history="1">
+          <w:hyperlink w:anchor="_Toc236208607" w:history="1">
             <w:r>
               <w:rPr>
                 <w:rStyle w:val="ad"/>
-                <w:rFonts w:hint="eastAsia"/>
                 <w:noProof/>
               </w:rPr>
               <w:t>一</w:t>
@@ -575,7 +570,6 @@
             <w:r>
               <w:rPr>
                 <w:rStyle w:val="ad"/>
-                <w:rFonts w:hint="eastAsia"/>
                 <w:noProof/>
               </w:rPr>
               <w:t xml:space="preserve"> </w:t>
@@ -583,7 +577,6 @@
             <w:r>
               <w:rPr>
                 <w:rStyle w:val="ad"/>
-                <w:rFonts w:hint="eastAsia"/>
                 <w:noProof/>
               </w:rPr>
               <w:t>技术结构</w:t>
@@ -617,7 +610,7 @@
                 <w:noProof/>
                 <w:webHidden/>
               </w:rPr>
-              <w:instrText>PAGEREF _Toc223096258 \h</w:instrText>
+              <w:instrText>PAGEREF _Toc236208607 \h</w:instrText>
             </w:r>
             <w:r>
               <w:rPr>
@@ -673,11 +666,10 @@
               <w14:ligatures w14:val="standardContextual"/>
             </w:rPr>
           </w:pPr>
-          <w:hyperlink w:anchor="_Toc223096259" w:history="1">
+          <w:hyperlink w:anchor="_Toc236208608" w:history="1">
             <w:r>
               <w:rPr>
                 <w:rStyle w:val="ad"/>
-                <w:rFonts w:hint="eastAsia"/>
                 <w:noProof/>
               </w:rPr>
               <w:t>1.1 TCP</w:t>
@@ -711,7 +703,7 @@
                 <w:noProof/>
                 <w:webHidden/>
               </w:rPr>
-              <w:instrText>PAGEREF _Toc223096259 \h</w:instrText>
+              <w:instrText>PAGEREF _Toc236208608 \h</w:instrText>
             </w:r>
             <w:r>
               <w:rPr>
@@ -767,11 +759,10 @@
               <w14:ligatures w14:val="standardContextual"/>
             </w:rPr>
           </w:pPr>
-          <w:hyperlink w:anchor="_Toc223096260" w:history="1">
+          <w:hyperlink w:anchor="_Toc236208609" w:history="1">
             <w:r>
               <w:rPr>
                 <w:rStyle w:val="ad"/>
-                <w:rFonts w:hint="eastAsia"/>
                 <w:noProof/>
               </w:rPr>
               <w:t>1.2 HTTP</w:t>
@@ -805,7 +796,7 @@
                 <w:noProof/>
                 <w:webHidden/>
               </w:rPr>
-              <w:instrText>PAGEREF _Toc223096260 \h</w:instrText>
+              <w:instrText>PAGEREF _Toc236208609 \h</w:instrText>
             </w:r>
             <w:r>
               <w:rPr>
@@ -861,11 +852,10 @@
               <w14:ligatures w14:val="standardContextual"/>
             </w:rPr>
           </w:pPr>
-          <w:hyperlink w:anchor="_Toc223096261" w:history="1">
+          <w:hyperlink w:anchor="_Toc236208610" w:history="1">
             <w:r>
               <w:rPr>
                 <w:rStyle w:val="ad"/>
-                <w:rFonts w:hint="eastAsia"/>
                 <w:noProof/>
               </w:rPr>
               <w:t>1.3 WEBSOCKET</w:t>
@@ -899,7 +889,7 @@
                 <w:noProof/>
                 <w:webHidden/>
               </w:rPr>
-              <w:instrText>PAGEREF _Toc223096261 \h</w:instrText>
+              <w:instrText>PAGEREF _Toc236208610 \h</w:instrText>
             </w:r>
             <w:r>
               <w:rPr>
@@ -955,11 +945,10 @@
               <w14:ligatures w14:val="standardContextual"/>
             </w:rPr>
           </w:pPr>
-          <w:hyperlink w:anchor="_Toc223096262" w:history="1">
+          <w:hyperlink w:anchor="_Toc236208611" w:history="1">
             <w:r>
               <w:rPr>
                 <w:rStyle w:val="ad"/>
-                <w:rFonts w:hint="eastAsia"/>
                 <w:noProof/>
               </w:rPr>
               <w:t>1.4 MQTT</w:t>
@@ -993,7 +982,7 @@
                 <w:noProof/>
                 <w:webHidden/>
               </w:rPr>
-              <w:instrText>PAGEREF _Toc223096262 \h</w:instrText>
+              <w:instrText>PAGEREF _Toc236208611 \h</w:instrText>
             </w:r>
             <w:r>
               <w:rPr>
@@ -1049,11 +1038,10 @@
               <w14:ligatures w14:val="standardContextual"/>
             </w:rPr>
           </w:pPr>
-          <w:hyperlink w:anchor="_Toc223096263" w:history="1">
+          <w:hyperlink w:anchor="_Toc236208612" w:history="1">
             <w:r>
               <w:rPr>
                 <w:rStyle w:val="ad"/>
-                <w:rFonts w:hint="eastAsia"/>
                 <w:noProof/>
               </w:rPr>
               <w:t xml:space="preserve">1.5 </w:t>
@@ -1061,7 +1049,6 @@
             <w:r>
               <w:rPr>
                 <w:rStyle w:val="ad"/>
-                <w:rFonts w:hint="eastAsia"/>
                 <w:noProof/>
               </w:rPr>
               <w:t>心跳</w:t>
@@ -1095,7 +1082,7 @@
                 <w:noProof/>
                 <w:webHidden/>
               </w:rPr>
-              <w:instrText>PAGEREF _Toc223096263 \h</w:instrText>
+              <w:instrText>PAGEREF _Toc236208612 \h</w:instrText>
             </w:r>
             <w:r>
               <w:rPr>
@@ -1151,11 +1138,10 @@
               <w14:ligatures w14:val="standardContextual"/>
             </w:rPr>
           </w:pPr>
-          <w:hyperlink w:anchor="_Toc223096264" w:history="1">
+          <w:hyperlink w:anchor="_Toc236208613" w:history="1">
             <w:r>
               <w:rPr>
                 <w:rStyle w:val="ad"/>
-                <w:rFonts w:hint="eastAsia"/>
                 <w:noProof/>
               </w:rPr>
               <w:t xml:space="preserve">1.6 </w:t>
@@ -1163,7 +1149,6 @@
             <w:r>
               <w:rPr>
                 <w:rStyle w:val="ad"/>
-                <w:rFonts w:hint="eastAsia"/>
                 <w:noProof/>
               </w:rPr>
               <w:t>协议解释</w:t>
@@ -1197,7 +1182,7 @@
                 <w:noProof/>
                 <w:webHidden/>
               </w:rPr>
-              <w:instrText>PAGEREF _Toc223096264 \h</w:instrText>
+              <w:instrText>PAGEREF _Toc236208613 \h</w:instrText>
             </w:r>
             <w:r>
               <w:rPr>
@@ -1253,11 +1238,10 @@
               <w14:ligatures w14:val="standardContextual"/>
             </w:rPr>
           </w:pPr>
-          <w:hyperlink w:anchor="_Toc223096265" w:history="1">
+          <w:hyperlink w:anchor="_Toc236208614" w:history="1">
             <w:r>
               <w:rPr>
                 <w:rStyle w:val="ad"/>
-                <w:rFonts w:hint="eastAsia"/>
                 <w:noProof/>
               </w:rPr>
               <w:t xml:space="preserve">1.7 </w:t>
@@ -1265,7 +1249,6 @@
             <w:r>
               <w:rPr>
                 <w:rStyle w:val="ad"/>
-                <w:rFonts w:hint="eastAsia"/>
                 <w:noProof/>
               </w:rPr>
               <w:t>网络错误码</w:t>
@@ -1299,7 +1282,7 @@
                 <w:noProof/>
                 <w:webHidden/>
               </w:rPr>
-              <w:instrText>PAGEREF _Toc223096265 \h</w:instrText>
+              <w:instrText>PAGEREF _Toc236208614 \h</w:instrText>
             </w:r>
             <w:r>
               <w:rPr>
@@ -1355,11 +1338,10 @@
               <w14:ligatures w14:val="standardContextual"/>
             </w:rPr>
           </w:pPr>
-          <w:hyperlink w:anchor="_Toc223096266" w:history="1">
+          <w:hyperlink w:anchor="_Toc236208615" w:history="1">
             <w:r>
               <w:rPr>
                 <w:rStyle w:val="ad"/>
-                <w:rFonts w:hint="eastAsia"/>
                 <w:noProof/>
               </w:rPr>
               <w:t xml:space="preserve">1.8 </w:t>
@@ -1367,7 +1349,6 @@
             <w:r>
               <w:rPr>
                 <w:rStyle w:val="ad"/>
-                <w:rFonts w:hint="eastAsia"/>
                 <w:noProof/>
               </w:rPr>
               <w:t>接口</w:t>
@@ -1401,7 +1382,7 @@
                 <w:noProof/>
                 <w:webHidden/>
               </w:rPr>
-              <w:instrText>PAGEREF _Toc223096266 \h</w:instrText>
+              <w:instrText>PAGEREF _Toc236208615 \h</w:instrText>
             </w:r>
             <w:r>
               <w:rPr>
@@ -1457,11 +1438,10 @@
               <w14:ligatures w14:val="standardContextual"/>
             </w:rPr>
           </w:pPr>
-          <w:hyperlink w:anchor="_Toc223096267" w:history="1">
+          <w:hyperlink w:anchor="_Toc236208616" w:history="1">
             <w:r>
               <w:rPr>
                 <w:rStyle w:val="ad"/>
-                <w:rFonts w:hint="eastAsia"/>
                 <w:noProof/>
               </w:rPr>
               <w:t>二</w:t>
@@ -1469,7 +1449,6 @@
             <w:r>
               <w:rPr>
                 <w:rStyle w:val="ad"/>
-                <w:rFonts w:hint="eastAsia"/>
                 <w:noProof/>
               </w:rPr>
               <w:t xml:space="preserve"> </w:t>
@@ -1477,7 +1456,6 @@
             <w:r>
               <w:rPr>
                 <w:rStyle w:val="ad"/>
-                <w:rFonts w:hint="eastAsia"/>
                 <w:noProof/>
               </w:rPr>
               <w:t>配置环境</w:t>
@@ -1511,7 +1489,7 @@
                 <w:noProof/>
                 <w:webHidden/>
               </w:rPr>
-              <w:instrText>PAGEREF _Toc223096267 \h</w:instrText>
+              <w:instrText>PAGEREF _Toc236208616 \h</w:instrText>
             </w:r>
             <w:r>
               <w:rPr>
@@ -1567,11 +1545,10 @@
               <w14:ligatures w14:val="standardContextual"/>
             </w:rPr>
           </w:pPr>
-          <w:hyperlink w:anchor="_Toc223096268" w:history="1">
+          <w:hyperlink w:anchor="_Toc236208617" w:history="1">
             <w:r>
               <w:rPr>
                 <w:rStyle w:val="ad"/>
-                <w:rFonts w:hint="eastAsia"/>
                 <w:noProof/>
               </w:rPr>
               <w:t>2.1 WINDOWS</w:t>
@@ -1605,7 +1582,7 @@
                 <w:noProof/>
                 <w:webHidden/>
               </w:rPr>
-              <w:instrText>PAGEREF _Toc223096268 \h</w:instrText>
+              <w:instrText>PAGEREF _Toc236208617 \h</w:instrText>
             </w:r>
             <w:r>
               <w:rPr>
@@ -1661,11 +1638,10 @@
               <w14:ligatures w14:val="standardContextual"/>
             </w:rPr>
           </w:pPr>
-          <w:hyperlink w:anchor="_Toc223096269" w:history="1">
+          <w:hyperlink w:anchor="_Toc236208618" w:history="1">
             <w:r>
               <w:rPr>
                 <w:rStyle w:val="ad"/>
-                <w:rFonts w:hint="eastAsia"/>
                 <w:noProof/>
               </w:rPr>
               <w:t xml:space="preserve">2.1.1 </w:t>
@@ -1673,7 +1649,6 @@
             <w:r>
               <w:rPr>
                 <w:rStyle w:val="ad"/>
-                <w:rFonts w:hint="eastAsia"/>
                 <w:noProof/>
               </w:rPr>
               <w:t>配置环境</w:t>
@@ -1707,7 +1682,7 @@
                 <w:noProof/>
                 <w:webHidden/>
               </w:rPr>
-              <w:instrText>PAGEREF _Toc223096269 \h</w:instrText>
+              <w:instrText>PAGEREF _Toc236208618 \h</w:instrText>
             </w:r>
             <w:r>
               <w:rPr>
@@ -1763,11 +1738,10 @@
               <w14:ligatures w14:val="standardContextual"/>
             </w:rPr>
           </w:pPr>
-          <w:hyperlink w:anchor="_Toc223096270" w:history="1">
+          <w:hyperlink w:anchor="_Toc236208619" w:history="1">
             <w:r>
               <w:rPr>
                 <w:rStyle w:val="ad"/>
-                <w:rFonts w:hint="eastAsia"/>
                 <w:noProof/>
               </w:rPr>
               <w:t xml:space="preserve">2.1.2 </w:t>
@@ -1775,7 +1749,6 @@
             <w:r>
               <w:rPr>
                 <w:rStyle w:val="ad"/>
-                <w:rFonts w:hint="eastAsia"/>
                 <w:noProof/>
               </w:rPr>
               <w:t>编译运行</w:t>
@@ -1809,7 +1782,7 @@
                 <w:noProof/>
                 <w:webHidden/>
               </w:rPr>
-              <w:instrText>PAGEREF _Toc223096270 \h</w:instrText>
+              <w:instrText>PAGEREF _Toc236208619 \h</w:instrText>
             </w:r>
             <w:r>
               <w:rPr>
@@ -1865,11 +1838,10 @@
               <w14:ligatures w14:val="standardContextual"/>
             </w:rPr>
           </w:pPr>
-          <w:hyperlink w:anchor="_Toc223096271" w:history="1">
+          <w:hyperlink w:anchor="_Toc236208620" w:history="1">
             <w:r>
               <w:rPr>
                 <w:rStyle w:val="ad"/>
-                <w:rFonts w:hint="eastAsia"/>
                 <w:noProof/>
               </w:rPr>
               <w:t>2.2 LINUX</w:t>
@@ -1903,7 +1875,7 @@
                 <w:noProof/>
                 <w:webHidden/>
               </w:rPr>
-              <w:instrText>PAGEREF _Toc223096271 \h</w:instrText>
+              <w:instrText>PAGEREF _Toc236208620 \h</w:instrText>
             </w:r>
             <w:r>
               <w:rPr>
@@ -1959,11 +1931,10 @@
               <w14:ligatures w14:val="standardContextual"/>
             </w:rPr>
           </w:pPr>
-          <w:hyperlink w:anchor="_Toc223096272" w:history="1">
+          <w:hyperlink w:anchor="_Toc236208621" w:history="1">
             <w:r>
               <w:rPr>
                 <w:rStyle w:val="ad"/>
-                <w:rFonts w:hint="eastAsia"/>
                 <w:noProof/>
               </w:rPr>
               <w:t>2.3 MacOS</w:t>
@@ -1997,7 +1968,7 @@
                 <w:noProof/>
                 <w:webHidden/>
               </w:rPr>
-              <w:instrText>PAGEREF _Toc223096272 \h</w:instrText>
+              <w:instrText>PAGEREF _Toc236208621 \h</w:instrText>
             </w:r>
             <w:r>
               <w:rPr>
@@ -2053,11 +2024,10 @@
               <w14:ligatures w14:val="standardContextual"/>
             </w:rPr>
           </w:pPr>
-          <w:hyperlink w:anchor="_Toc223096273" w:history="1">
+          <w:hyperlink w:anchor="_Toc236208622" w:history="1">
             <w:r>
               <w:rPr>
                 <w:rStyle w:val="ad"/>
-                <w:rFonts w:hint="eastAsia"/>
                 <w:noProof/>
               </w:rPr>
               <w:t>三</w:t>
@@ -2065,7 +2035,6 @@
             <w:r>
               <w:rPr>
                 <w:rStyle w:val="ad"/>
-                <w:rFonts w:hint="eastAsia"/>
                 <w:noProof/>
               </w:rPr>
               <w:t xml:space="preserve"> </w:t>
@@ -2073,7 +2042,6 @@
             <w:r>
               <w:rPr>
                 <w:rStyle w:val="ad"/>
-                <w:rFonts w:hint="eastAsia"/>
                 <w:noProof/>
               </w:rPr>
               <w:t>接口协议</w:t>
@@ -2107,7 +2075,7 @@
                 <w:noProof/>
                 <w:webHidden/>
               </w:rPr>
-              <w:instrText>PAGEREF _Toc223096273 \h</w:instrText>
+              <w:instrText>PAGEREF _Toc236208622 \h</w:instrText>
             </w:r>
             <w:r>
               <w:rPr>
@@ -2163,11 +2131,10 @@
               <w14:ligatures w14:val="standardContextual"/>
             </w:rPr>
           </w:pPr>
-          <w:hyperlink w:anchor="_Toc223096274" w:history="1">
+          <w:hyperlink w:anchor="_Toc236208623" w:history="1">
             <w:r>
               <w:rPr>
                 <w:rStyle w:val="ad"/>
-                <w:rFonts w:hint="eastAsia"/>
                 <w:noProof/>
               </w:rPr>
               <w:t>3.1 TCP</w:t>
@@ -2201,7 +2168,7 @@
                 <w:noProof/>
                 <w:webHidden/>
               </w:rPr>
-              <w:instrText>PAGEREF _Toc223096274 \h</w:instrText>
+              <w:instrText>PAGEREF _Toc236208623 \h</w:instrText>
             </w:r>
             <w:r>
               <w:rPr>
@@ -2257,11 +2224,10 @@
               <w14:ligatures w14:val="standardContextual"/>
             </w:rPr>
           </w:pPr>
-          <w:hyperlink w:anchor="_Toc223096275" w:history="1">
+          <w:hyperlink w:anchor="_Toc236208624" w:history="1">
             <w:r>
               <w:rPr>
                 <w:rStyle w:val="ad"/>
-                <w:rFonts w:hint="eastAsia"/>
                 <w:noProof/>
               </w:rPr>
               <w:t xml:space="preserve">3.1.1 </w:t>
@@ -2269,7 +2235,6 @@
             <w:r>
               <w:rPr>
                 <w:rStyle w:val="ad"/>
-                <w:rFonts w:hint="eastAsia"/>
                 <w:noProof/>
               </w:rPr>
               <w:t>投递包协议</w:t>
@@ -2303,7 +2268,7 @@
                 <w:noProof/>
                 <w:webHidden/>
               </w:rPr>
-              <w:instrText>PAGEREF _Toc223096275 \h</w:instrText>
+              <w:instrText>PAGEREF _Toc236208624 \h</w:instrText>
             </w:r>
             <w:r>
               <w:rPr>
@@ -2359,11 +2324,10 @@
               <w14:ligatures w14:val="standardContextual"/>
             </w:rPr>
           </w:pPr>
-          <w:hyperlink w:anchor="_Toc223096276" w:history="1">
+          <w:hyperlink w:anchor="_Toc236208625" w:history="1">
             <w:r>
               <w:rPr>
                 <w:rStyle w:val="ad"/>
-                <w:rFonts w:hint="eastAsia"/>
                 <w:noProof/>
               </w:rPr>
               <w:t xml:space="preserve">3.1.2 </w:t>
@@ -2371,7 +2335,6 @@
             <w:r>
               <w:rPr>
                 <w:rStyle w:val="ad"/>
-                <w:rFonts w:hint="eastAsia"/>
                 <w:noProof/>
               </w:rPr>
               <w:t>获取包协议</w:t>
@@ -2405,7 +2368,7 @@
                 <w:noProof/>
                 <w:webHidden/>
               </w:rPr>
-              <w:instrText>PAGEREF _Toc223096276 \h</w:instrText>
+              <w:instrText>PAGEREF _Toc236208625 \h</w:instrText>
             </w:r>
             <w:r>
               <w:rPr>
@@ -2461,11 +2424,10 @@
               <w14:ligatures w14:val="standardContextual"/>
             </w:rPr>
           </w:pPr>
-          <w:hyperlink w:anchor="_Toc223096277" w:history="1">
+          <w:hyperlink w:anchor="_Toc236208626" w:history="1">
             <w:r>
               <w:rPr>
                 <w:rStyle w:val="ad"/>
-                <w:rFonts w:hint="eastAsia"/>
                 <w:noProof/>
               </w:rPr>
               <w:t xml:space="preserve">3.1.3 </w:t>
@@ -2473,7 +2435,6 @@
             <w:r>
               <w:rPr>
                 <w:rStyle w:val="ad"/>
-                <w:rFonts w:hint="eastAsia"/>
                 <w:noProof/>
               </w:rPr>
               <w:t>通知消息</w:t>
@@ -2507,7 +2468,7 @@
                 <w:noProof/>
                 <w:webHidden/>
               </w:rPr>
-              <w:instrText>PAGEREF _Toc223096277 \h</w:instrText>
+              <w:instrText>PAGEREF _Toc236208626 \h</w:instrText>
             </w:r>
             <w:r>
               <w:rPr>
@@ -2563,11 +2524,10 @@
               <w14:ligatures w14:val="standardContextual"/>
             </w:rPr>
           </w:pPr>
-          <w:hyperlink w:anchor="_Toc223096278" w:history="1">
+          <w:hyperlink w:anchor="_Toc236208627" w:history="1">
             <w:r>
               <w:rPr>
                 <w:rStyle w:val="ad"/>
-                <w:rFonts w:hint="eastAsia"/>
                 <w:noProof/>
               </w:rPr>
               <w:t xml:space="preserve">3.1.4 </w:t>
@@ -2575,7 +2535,6 @@
             <w:r>
               <w:rPr>
                 <w:rStyle w:val="ad"/>
-                <w:rFonts w:hint="eastAsia"/>
                 <w:noProof/>
               </w:rPr>
               <w:t>用户验证</w:t>
@@ -2609,7 +2568,7 @@
                 <w:noProof/>
                 <w:webHidden/>
               </w:rPr>
-              <w:instrText>PAGEREF _Toc223096278 \h</w:instrText>
+              <w:instrText>PAGEREF _Toc236208627 \h</w:instrText>
             </w:r>
             <w:r>
               <w:rPr>
@@ -2665,11 +2624,10 @@
               <w14:ligatures w14:val="standardContextual"/>
             </w:rPr>
           </w:pPr>
-          <w:hyperlink w:anchor="_Toc223096279" w:history="1">
+          <w:hyperlink w:anchor="_Toc236208628" w:history="1">
             <w:r>
               <w:rPr>
                 <w:rStyle w:val="ad"/>
-                <w:rFonts w:hint="eastAsia"/>
                 <w:noProof/>
               </w:rPr>
               <w:t>3.2 WEBSOCKET</w:t>
@@ -2703,7 +2661,7 @@
                 <w:noProof/>
                 <w:webHidden/>
               </w:rPr>
-              <w:instrText>PAGEREF _Toc223096279 \h</w:instrText>
+              <w:instrText>PAGEREF _Toc236208628 \h</w:instrText>
             </w:r>
             <w:r>
               <w:rPr>
@@ -2759,11 +2717,10 @@
               <w14:ligatures w14:val="standardContextual"/>
             </w:rPr>
           </w:pPr>
-          <w:hyperlink w:anchor="_Toc223096280" w:history="1">
+          <w:hyperlink w:anchor="_Toc236208629" w:history="1">
             <w:r>
               <w:rPr>
                 <w:rStyle w:val="ad"/>
-                <w:rFonts w:hint="eastAsia"/>
                 <w:noProof/>
               </w:rPr>
               <w:t xml:space="preserve">3.2.1 </w:t>
@@ -2771,7 +2728,6 @@
             <w:r>
               <w:rPr>
                 <w:rStyle w:val="ad"/>
-                <w:rFonts w:hint="eastAsia"/>
                 <w:noProof/>
               </w:rPr>
               <w:t>请求</w:t>
@@ -2805,7 +2761,7 @@
                 <w:noProof/>
                 <w:webHidden/>
               </w:rPr>
-              <w:instrText>PAGEREF _Toc223096280 \h</w:instrText>
+              <w:instrText>PAGEREF _Toc236208629 \h</w:instrText>
             </w:r>
             <w:r>
               <w:rPr>
@@ -2861,11 +2817,10 @@
               <w14:ligatures w14:val="standardContextual"/>
             </w:rPr>
           </w:pPr>
-          <w:hyperlink w:anchor="_Toc223096281" w:history="1">
+          <w:hyperlink w:anchor="_Toc236208630" w:history="1">
             <w:r>
               <w:rPr>
                 <w:rStyle w:val="ad"/>
-                <w:rFonts w:hint="eastAsia"/>
                 <w:noProof/>
               </w:rPr>
               <w:t xml:space="preserve">3.2.2 </w:t>
@@ -2873,7 +2828,6 @@
             <w:r>
               <w:rPr>
                 <w:rStyle w:val="ad"/>
-                <w:rFonts w:hint="eastAsia"/>
                 <w:noProof/>
               </w:rPr>
               <w:t>回复</w:t>
@@ -2907,7 +2861,7 @@
                 <w:noProof/>
                 <w:webHidden/>
               </w:rPr>
-              <w:instrText>PAGEREF _Toc223096281 \h</w:instrText>
+              <w:instrText>PAGEREF _Toc236208630 \h</w:instrText>
             </w:r>
             <w:r>
               <w:rPr>
@@ -2963,11 +2917,10 @@
               <w14:ligatures w14:val="standardContextual"/>
             </w:rPr>
           </w:pPr>
-          <w:hyperlink w:anchor="_Toc223096282" w:history="1">
+          <w:hyperlink w:anchor="_Toc236208631" w:history="1">
             <w:r>
               <w:rPr>
                 <w:rStyle w:val="ad"/>
-                <w:rFonts w:hint="eastAsia"/>
                 <w:noProof/>
               </w:rPr>
               <w:t>3.3 MQTT</w:t>
@@ -3001,7 +2954,7 @@
                 <w:noProof/>
                 <w:webHidden/>
               </w:rPr>
-              <w:instrText>PAGEREF _Toc223096282 \h</w:instrText>
+              <w:instrText>PAGEREF _Toc236208631 \h</w:instrText>
             </w:r>
             <w:r>
               <w:rPr>
@@ -3057,11 +3010,10 @@
               <w14:ligatures w14:val="standardContextual"/>
             </w:rPr>
           </w:pPr>
-          <w:hyperlink w:anchor="_Toc223096283" w:history="1">
+          <w:hyperlink w:anchor="_Toc236208632" w:history="1">
             <w:r>
               <w:rPr>
                 <w:rStyle w:val="ad"/>
-                <w:rFonts w:hint="eastAsia"/>
                 <w:noProof/>
               </w:rPr>
               <w:t>3.4 HTTP</w:t>
@@ -3095,7 +3047,7 @@
                 <w:noProof/>
                 <w:webHidden/>
               </w:rPr>
-              <w:instrText>PAGEREF _Toc223096283 \h</w:instrText>
+              <w:instrText>PAGEREF _Toc236208632 \h</w:instrText>
             </w:r>
             <w:r>
               <w:rPr>
@@ -3151,11 +3103,10 @@
               <w14:ligatures w14:val="standardContextual"/>
             </w:rPr>
           </w:pPr>
-          <w:hyperlink w:anchor="_Toc223096284" w:history="1">
+          <w:hyperlink w:anchor="_Toc236208633" w:history="1">
             <w:r>
               <w:rPr>
                 <w:rStyle w:val="ad"/>
-                <w:rFonts w:hint="eastAsia"/>
                 <w:noProof/>
               </w:rPr>
               <w:t xml:space="preserve">3.2.1 </w:t>
@@ -3163,7 +3114,6 @@
             <w:r>
               <w:rPr>
                 <w:rStyle w:val="ad"/>
-                <w:rFonts w:hint="eastAsia"/>
                 <w:noProof/>
               </w:rPr>
               <w:t>查询用户列表</w:t>
@@ -3197,7 +3147,7 @@
                 <w:noProof/>
                 <w:webHidden/>
               </w:rPr>
-              <w:instrText>PAGEREF _Toc223096284 \h</w:instrText>
+              <w:instrText>PAGEREF _Toc236208633 \h</w:instrText>
             </w:r>
             <w:r>
               <w:rPr>
@@ -3253,11 +3203,10 @@
               <w14:ligatures w14:val="standardContextual"/>
             </w:rPr>
           </w:pPr>
-          <w:hyperlink w:anchor="_Toc223096285" w:history="1">
+          <w:hyperlink w:anchor="_Toc236208634" w:history="1">
             <w:r>
               <w:rPr>
                 <w:rStyle w:val="ad"/>
-                <w:rFonts w:hint="eastAsia"/>
                 <w:noProof/>
               </w:rPr>
               <w:t xml:space="preserve">3.2.2 </w:t>
@@ -3265,7 +3214,6 @@
             <w:r>
               <w:rPr>
                 <w:rStyle w:val="ad"/>
-                <w:rFonts w:hint="eastAsia"/>
                 <w:noProof/>
               </w:rPr>
               <w:t>查询主题列表</w:t>
@@ -3299,7 +3247,7 @@
                 <w:noProof/>
                 <w:webHidden/>
               </w:rPr>
-              <w:instrText>PAGEREF _Toc223096285 \h</w:instrText>
+              <w:instrText>PAGEREF _Toc236208634 \h</w:instrText>
             </w:r>
             <w:r>
               <w:rPr>
@@ -3355,11 +3303,10 @@
               <w14:ligatures w14:val="standardContextual"/>
             </w:rPr>
           </w:pPr>
-          <w:hyperlink w:anchor="_Toc223096286" w:history="1">
+          <w:hyperlink w:anchor="_Toc236208635" w:history="1">
             <w:r>
               <w:rPr>
                 <w:rStyle w:val="ad"/>
-                <w:rFonts w:hint="eastAsia"/>
                 <w:noProof/>
               </w:rPr>
               <w:t xml:space="preserve">3.2.3 </w:t>
@@ -3367,7 +3314,6 @@
             <w:r>
               <w:rPr>
                 <w:rStyle w:val="ad"/>
-                <w:rFonts w:hint="eastAsia"/>
                 <w:noProof/>
               </w:rPr>
               <w:t>请求在线用户</w:t>
@@ -3401,7 +3347,7 @@
                 <w:noProof/>
                 <w:webHidden/>
               </w:rPr>
-              <w:instrText>PAGEREF _Toc223096286 \h</w:instrText>
+              <w:instrText>PAGEREF _Toc236208635 \h</w:instrText>
             </w:r>
             <w:r>
               <w:rPr>
@@ -3457,11 +3403,10 @@
               <w14:ligatures w14:val="standardContextual"/>
             </w:rPr>
           </w:pPr>
-          <w:hyperlink w:anchor="_Toc223096287" w:history="1">
+          <w:hyperlink w:anchor="_Toc236208636" w:history="1">
             <w:r>
               <w:rPr>
                 <w:rStyle w:val="ad"/>
-                <w:rFonts w:hint="eastAsia"/>
                 <w:noProof/>
               </w:rPr>
               <w:t xml:space="preserve">3.2.4 </w:t>
@@ -3469,7 +3414,6 @@
             <w:r>
               <w:rPr>
                 <w:rStyle w:val="ad"/>
-                <w:rFonts w:hint="eastAsia"/>
                 <w:noProof/>
               </w:rPr>
               <w:t>删除主题</w:t>
@@ -3503,7 +3447,7 @@
                 <w:noProof/>
                 <w:webHidden/>
               </w:rPr>
-              <w:instrText>PAGEREF _Toc223096287 \h</w:instrText>
+              <w:instrText>PAGEREF _Toc236208636 \h</w:instrText>
             </w:r>
             <w:r>
               <w:rPr>
@@ -3559,11 +3503,10 @@
               <w14:ligatures w14:val="standardContextual"/>
             </w:rPr>
           </w:pPr>
-          <w:hyperlink w:anchor="_Toc223096288" w:history="1">
+          <w:hyperlink w:anchor="_Toc236208637" w:history="1">
             <w:r>
               <w:rPr>
                 <w:rStyle w:val="ad"/>
-                <w:rFonts w:hint="eastAsia"/>
                 <w:noProof/>
               </w:rPr>
               <w:t xml:space="preserve">3.2.5 </w:t>
@@ -3571,7 +3514,6 @@
             <w:r>
               <w:rPr>
                 <w:rStyle w:val="ad"/>
-                <w:rFonts w:hint="eastAsia"/>
                 <w:noProof/>
               </w:rPr>
               <w:t>删除用户</w:t>
@@ -3605,7 +3547,7 @@
                 <w:noProof/>
                 <w:webHidden/>
               </w:rPr>
-              <w:instrText>PAGEREF _Toc223096288 \h</w:instrText>
+              <w:instrText>PAGEREF _Toc236208637 \h</w:instrText>
             </w:r>
             <w:r>
               <w:rPr>
@@ -3661,11 +3603,10 @@
               <w14:ligatures w14:val="standardContextual"/>
             </w:rPr>
           </w:pPr>
-          <w:hyperlink w:anchor="_Toc223096289" w:history="1">
+          <w:hyperlink w:anchor="_Toc236208638" w:history="1">
             <w:r>
               <w:rPr>
                 <w:rStyle w:val="ad"/>
-                <w:rFonts w:hint="eastAsia"/>
                 <w:noProof/>
               </w:rPr>
               <w:t xml:space="preserve">3.2.6 </w:t>
@@ -3673,7 +3614,6 @@
             <w:r>
               <w:rPr>
                 <w:rStyle w:val="ad"/>
-                <w:rFonts w:hint="eastAsia"/>
                 <w:noProof/>
               </w:rPr>
               <w:t>创建主题</w:t>
@@ -3707,7 +3647,7 @@
                 <w:noProof/>
                 <w:webHidden/>
               </w:rPr>
-              <w:instrText>PAGEREF _Toc223096289 \h</w:instrText>
+              <w:instrText>PAGEREF _Toc236208638 \h</w:instrText>
             </w:r>
             <w:r>
               <w:rPr>
@@ -3763,11 +3703,10 @@
               <w14:ligatures w14:val="standardContextual"/>
             </w:rPr>
           </w:pPr>
-          <w:hyperlink w:anchor="_Toc223096290" w:history="1">
+          <w:hyperlink w:anchor="_Toc236208639" w:history="1">
             <w:r>
               <w:rPr>
                 <w:rStyle w:val="ad"/>
-                <w:rFonts w:hint="eastAsia"/>
                 <w:noProof/>
               </w:rPr>
               <w:t xml:space="preserve">3.2.7 </w:t>
@@ -3775,7 +3714,6 @@
             <w:r>
               <w:rPr>
                 <w:rStyle w:val="ad"/>
-                <w:rFonts w:hint="eastAsia"/>
                 <w:noProof/>
               </w:rPr>
               <w:t>获取主题</w:t>
@@ -3809,7 +3747,7 @@
                 <w:noProof/>
                 <w:webHidden/>
               </w:rPr>
-              <w:instrText>PAGEREF _Toc223096290 \h</w:instrText>
+              <w:instrText>PAGEREF _Toc236208639 \h</w:instrText>
             </w:r>
             <w:r>
               <w:rPr>
@@ -3865,11 +3803,10 @@
               <w14:ligatures w14:val="standardContextual"/>
             </w:rPr>
           </w:pPr>
-          <w:hyperlink w:anchor="_Toc223096291" w:history="1">
+          <w:hyperlink w:anchor="_Toc236208640" w:history="1">
             <w:r>
               <w:rPr>
                 <w:rStyle w:val="ad"/>
-                <w:rFonts w:hint="eastAsia"/>
                 <w:noProof/>
               </w:rPr>
               <w:t xml:space="preserve">3.2.8 </w:t>
@@ -3877,7 +3814,6 @@
             <w:r>
               <w:rPr>
                 <w:rStyle w:val="ad"/>
-                <w:rFonts w:hint="eastAsia"/>
                 <w:noProof/>
               </w:rPr>
               <w:t>未读消息</w:t>
@@ -3911,7 +3847,7 @@
                 <w:noProof/>
                 <w:webHidden/>
               </w:rPr>
-              <w:instrText>PAGEREF _Toc223096291 \h</w:instrText>
+              <w:instrText>PAGEREF _Toc236208640 \h</w:instrText>
             </w:r>
             <w:r>
               <w:rPr>
@@ -3967,11 +3903,10 @@
               <w14:ligatures w14:val="standardContextual"/>
             </w:rPr>
           </w:pPr>
-          <w:hyperlink w:anchor="_Toc223096292" w:history="1">
+          <w:hyperlink w:anchor="_Toc236208641" w:history="1">
             <w:r>
               <w:rPr>
                 <w:rStyle w:val="ad"/>
-                <w:rFonts w:hint="eastAsia"/>
                 <w:noProof/>
               </w:rPr>
               <w:t xml:space="preserve">3.2.9 </w:t>
@@ -3979,7 +3914,6 @@
             <w:r>
               <w:rPr>
                 <w:rStyle w:val="ad"/>
-                <w:rFonts w:hint="eastAsia"/>
                 <w:noProof/>
               </w:rPr>
               <w:t>删除消息</w:t>
@@ -4013,7 +3947,7 @@
                 <w:noProof/>
                 <w:webHidden/>
               </w:rPr>
-              <w:instrText>PAGEREF _Toc223096292 \h</w:instrText>
+              <w:instrText>PAGEREF _Toc236208641 \h</w:instrText>
             </w:r>
             <w:r>
               <w:rPr>
@@ -4069,11 +4003,10 @@
               <w14:ligatures w14:val="standardContextual"/>
             </w:rPr>
           </w:pPr>
-          <w:hyperlink w:anchor="_Toc223096293" w:history="1">
+          <w:hyperlink w:anchor="_Toc236208642" w:history="1">
             <w:r>
               <w:rPr>
                 <w:rStyle w:val="ad"/>
-                <w:rFonts w:hint="eastAsia"/>
                 <w:noProof/>
               </w:rPr>
               <w:t xml:space="preserve">3.2.10 </w:t>
@@ -4081,7 +4014,6 @@
             <w:r>
               <w:rPr>
                 <w:rStyle w:val="ad"/>
-                <w:rFonts w:hint="eastAsia"/>
                 <w:noProof/>
               </w:rPr>
               <w:t>绑定主题</w:t>
@@ -4115,7 +4047,7 @@
                 <w:noProof/>
                 <w:webHidden/>
               </w:rPr>
-              <w:instrText>PAGEREF _Toc223096293 \h</w:instrText>
+              <w:instrText>PAGEREF _Toc236208642 \h</w:instrText>
             </w:r>
             <w:r>
               <w:rPr>
@@ -4171,11 +4103,10 @@
               <w14:ligatures w14:val="standardContextual"/>
             </w:rPr>
           </w:pPr>
-          <w:hyperlink w:anchor="_Toc223096294" w:history="1">
+          <w:hyperlink w:anchor="_Toc236208643" w:history="1">
             <w:r>
               <w:rPr>
                 <w:rStyle w:val="ad"/>
-                <w:rFonts w:hint="eastAsia"/>
                 <w:noProof/>
               </w:rPr>
               <w:t xml:space="preserve">3.4.11 </w:t>
@@ -4183,7 +4114,6 @@
             <w:r>
               <w:rPr>
                 <w:rStyle w:val="ad"/>
-                <w:rFonts w:hint="eastAsia"/>
                 <w:noProof/>
               </w:rPr>
               <w:t>解绑主题</w:t>
@@ -4217,7 +4147,7 @@
                 <w:noProof/>
                 <w:webHidden/>
               </w:rPr>
-              <w:instrText>PAGEREF _Toc223096294 \h</w:instrText>
+              <w:instrText>PAGEREF _Toc236208643 \h</w:instrText>
             </w:r>
             <w:r>
               <w:rPr>
@@ -4273,11 +4203,10 @@
               <w14:ligatures w14:val="standardContextual"/>
             </w:rPr>
           </w:pPr>
-          <w:hyperlink w:anchor="_Toc223096295" w:history="1">
+          <w:hyperlink w:anchor="_Toc236208644" w:history="1">
             <w:r>
               <w:rPr>
                 <w:rStyle w:val="ad"/>
-                <w:rFonts w:hint="eastAsia"/>
                 <w:noProof/>
               </w:rPr>
               <w:t xml:space="preserve">3.4.12 </w:t>
@@ -4285,7 +4214,6 @@
             <w:r>
               <w:rPr>
                 <w:rStyle w:val="ad"/>
-                <w:rFonts w:hint="eastAsia"/>
                 <w:noProof/>
               </w:rPr>
               <w:t>消息编号</w:t>
@@ -4319,7 +4247,7 @@
                 <w:noProof/>
                 <w:webHidden/>
               </w:rPr>
-              <w:instrText>PAGEREF _Toc223096295 \h</w:instrText>
+              <w:instrText>PAGEREF _Toc236208644 \h</w:instrText>
             </w:r>
             <w:r>
               <w:rPr>
@@ -4375,11 +4303,10 @@
               <w14:ligatures w14:val="standardContextual"/>
             </w:rPr>
           </w:pPr>
-          <w:hyperlink w:anchor="_Toc223096296" w:history="1">
+          <w:hyperlink w:anchor="_Toc236208645" w:history="1">
             <w:r>
               <w:rPr>
                 <w:rStyle w:val="ad"/>
-                <w:rFonts w:hint="eastAsia"/>
                 <w:noProof/>
               </w:rPr>
               <w:t xml:space="preserve">3.4.13 </w:t>
@@ -4387,7 +4314,6 @@
             <w:r>
               <w:rPr>
                 <w:rStyle w:val="ad"/>
-                <w:rFonts w:hint="eastAsia"/>
                 <w:noProof/>
               </w:rPr>
               <w:t>修改主题</w:t>
@@ -4421,7 +4347,7 @@
                 <w:noProof/>
                 <w:webHidden/>
               </w:rPr>
-              <w:instrText>PAGEREF _Toc223096296 \h</w:instrText>
+              <w:instrText>PAGEREF _Toc236208645 \h</w:instrText>
             </w:r>
             <w:r>
               <w:rPr>
@@ -4477,11 +4403,10 @@
               <w14:ligatures w14:val="standardContextual"/>
             </w:rPr>
           </w:pPr>
-          <w:hyperlink w:anchor="_Toc223096297" w:history="1">
+          <w:hyperlink w:anchor="_Toc236208646" w:history="1">
             <w:r>
               <w:rPr>
                 <w:rStyle w:val="ad"/>
-                <w:rFonts w:hint="eastAsia"/>
                 <w:noProof/>
               </w:rPr>
               <w:t>四</w:t>
@@ -4489,7 +4414,6 @@
             <w:r>
               <w:rPr>
                 <w:rStyle w:val="ad"/>
-                <w:rFonts w:hint="eastAsia"/>
                 <w:noProof/>
               </w:rPr>
               <w:t xml:space="preserve"> </w:t>
@@ -4497,7 +4421,6 @@
             <w:r>
               <w:rPr>
                 <w:rStyle w:val="ad"/>
-                <w:rFonts w:hint="eastAsia"/>
                 <w:noProof/>
               </w:rPr>
               <w:t>配置说明</w:t>
@@ -4531,7 +4454,7 @@
                 <w:noProof/>
                 <w:webHidden/>
               </w:rPr>
-              <w:instrText>PAGEREF _Toc223096297 \h</w:instrText>
+              <w:instrText>PAGEREF _Toc236208646 \h</w:instrText>
             </w:r>
             <w:r>
               <w:rPr>
@@ -4587,11 +4510,10 @@
               <w14:ligatures w14:val="standardContextual"/>
             </w:rPr>
           </w:pPr>
-          <w:hyperlink w:anchor="_Toc223096298" w:history="1">
+          <w:hyperlink w:anchor="_Toc236208647" w:history="1">
             <w:r>
               <w:rPr>
                 <w:rStyle w:val="ad"/>
-                <w:rFonts w:hint="eastAsia"/>
                 <w:noProof/>
               </w:rPr>
               <w:t xml:space="preserve">4.1 </w:t>
@@ -4599,7 +4521,6 @@
             <w:r>
               <w:rPr>
                 <w:rStyle w:val="ad"/>
-                <w:rFonts w:hint="eastAsia"/>
                 <w:noProof/>
               </w:rPr>
               <w:t>服务器配置</w:t>
@@ -4633,7 +4554,7 @@
                 <w:noProof/>
                 <w:webHidden/>
               </w:rPr>
-              <w:instrText>PAGEREF _Toc223096298 \h</w:instrText>
+              <w:instrText>PAGEREF _Toc236208647 \h</w:instrText>
             </w:r>
             <w:r>
               <w:rPr>
@@ -4689,11 +4610,10 @@
               <w14:ligatures w14:val="standardContextual"/>
             </w:rPr>
           </w:pPr>
-          <w:hyperlink w:anchor="_Toc223096299" w:history="1">
+          <w:hyperlink w:anchor="_Toc236208648" w:history="1">
             <w:r>
               <w:rPr>
                 <w:rStyle w:val="ad"/>
-                <w:rFonts w:hint="eastAsia"/>
                 <w:noProof/>
               </w:rPr>
               <w:t xml:space="preserve">4.1.1 </w:t>
@@ -4701,7 +4621,6 @@
             <w:r>
               <w:rPr>
                 <w:rStyle w:val="ad"/>
-                <w:rFonts w:hint="eastAsia"/>
                 <w:noProof/>
               </w:rPr>
               <w:t>基本配置</w:t>
@@ -4735,7 +4654,7 @@
                 <w:noProof/>
                 <w:webHidden/>
               </w:rPr>
-              <w:instrText>PAGEREF _Toc223096299 \h</w:instrText>
+              <w:instrText>PAGEREF _Toc236208648 \h</w:instrText>
             </w:r>
             <w:r>
               <w:rPr>
@@ -4791,11 +4710,10 @@
               <w14:ligatures w14:val="standardContextual"/>
             </w:rPr>
           </w:pPr>
-          <w:hyperlink w:anchor="_Toc223096300" w:history="1">
+          <w:hyperlink w:anchor="_Toc236208649" w:history="1">
             <w:r>
               <w:rPr>
                 <w:rStyle w:val="ad"/>
-                <w:rFonts w:hint="eastAsia"/>
                 <w:noProof/>
               </w:rPr>
               <w:t xml:space="preserve">4.1.2 </w:t>
@@ -4803,7 +4721,6 @@
             <w:r>
               <w:rPr>
                 <w:rStyle w:val="ad"/>
-                <w:rFonts w:hint="eastAsia"/>
                 <w:noProof/>
               </w:rPr>
               <w:t>最大配置</w:t>
@@ -4837,7 +4754,7 @@
                 <w:noProof/>
                 <w:webHidden/>
               </w:rPr>
-              <w:instrText>PAGEREF _Toc223096300 \h</w:instrText>
+              <w:instrText>PAGEREF _Toc236208649 \h</w:instrText>
             </w:r>
             <w:r>
               <w:rPr>
@@ -4893,11 +4810,10 @@
               <w14:ligatures w14:val="standardContextual"/>
             </w:rPr>
           </w:pPr>
-          <w:hyperlink w:anchor="_Toc223096301" w:history="1">
+          <w:hyperlink w:anchor="_Toc236208650" w:history="1">
             <w:r>
               <w:rPr>
                 <w:rStyle w:val="ad"/>
-                <w:rFonts w:hint="eastAsia"/>
                 <w:noProof/>
               </w:rPr>
               <w:t xml:space="preserve">4.1.3 </w:t>
@@ -4905,7 +4821,6 @@
             <w:r>
               <w:rPr>
                 <w:rStyle w:val="ad"/>
-                <w:rFonts w:hint="eastAsia"/>
                 <w:noProof/>
               </w:rPr>
               <w:t>日志配置</w:t>
@@ -4939,7 +4854,7 @@
                 <w:noProof/>
                 <w:webHidden/>
               </w:rPr>
-              <w:instrText>PAGEREF _Toc223096301 \h</w:instrText>
+              <w:instrText>PAGEREF _Toc236208650 \h</w:instrText>
             </w:r>
             <w:r>
               <w:rPr>
@@ -4995,11 +4910,10 @@
               <w14:ligatures w14:val="standardContextual"/>
             </w:rPr>
           </w:pPr>
-          <w:hyperlink w:anchor="_Toc223096302" w:history="1">
+          <w:hyperlink w:anchor="_Toc236208651" w:history="1">
             <w:r>
               <w:rPr>
                 <w:rStyle w:val="ad"/>
-                <w:rFonts w:hint="eastAsia"/>
                 <w:noProof/>
               </w:rPr>
               <w:t xml:space="preserve">4.1.4 </w:t>
@@ -5007,7 +4921,6 @@
             <w:r>
               <w:rPr>
                 <w:rStyle w:val="ad"/>
-                <w:rFonts w:hint="eastAsia"/>
                 <w:noProof/>
               </w:rPr>
               <w:t>数据库配置</w:t>
@@ -5041,7 +4954,7 @@
                 <w:noProof/>
                 <w:webHidden/>
               </w:rPr>
-              <w:instrText>PAGEREF _Toc223096302 \h</w:instrText>
+              <w:instrText>PAGEREF _Toc236208651 \h</w:instrText>
             </w:r>
             <w:r>
               <w:rPr>
@@ -5097,11 +5010,10 @@
               <w14:ligatures w14:val="standardContextual"/>
             </w:rPr>
           </w:pPr>
-          <w:hyperlink w:anchor="_Toc223096303" w:history="1">
+          <w:hyperlink w:anchor="_Toc236208652" w:history="1">
             <w:r>
               <w:rPr>
                 <w:rStyle w:val="ad"/>
-                <w:rFonts w:hint="eastAsia"/>
                 <w:noProof/>
               </w:rPr>
               <w:t>4.1.5 HTTP</w:t>
@@ -5109,7 +5021,6 @@
             <w:r>
               <w:rPr>
                 <w:rStyle w:val="ad"/>
-                <w:rFonts w:hint="eastAsia"/>
                 <w:noProof/>
               </w:rPr>
               <w:t>代理配置</w:t>
@@ -5143,7 +5054,7 @@
                 <w:noProof/>
                 <w:webHidden/>
               </w:rPr>
-              <w:instrText>PAGEREF _Toc223096303 \h</w:instrText>
+              <w:instrText>PAGEREF _Toc236208652 \h</w:instrText>
             </w:r>
             <w:r>
               <w:rPr>
@@ -5199,11 +5110,10 @@
               <w14:ligatures w14:val="standardContextual"/>
             </w:rPr>
           </w:pPr>
-          <w:hyperlink w:anchor="_Toc223096304" w:history="1">
+          <w:hyperlink w:anchor="_Toc236208653" w:history="1">
             <w:r>
               <w:rPr>
                 <w:rStyle w:val="ad"/>
-                <w:rFonts w:hint="eastAsia"/>
                 <w:noProof/>
               </w:rPr>
               <w:t xml:space="preserve">4.1.6 </w:t>
@@ -5211,7 +5121,6 @@
             <w:r>
               <w:rPr>
                 <w:rStyle w:val="ad"/>
-                <w:rFonts w:hint="eastAsia"/>
                 <w:noProof/>
               </w:rPr>
               <w:t>高速缓存配置</w:t>
@@ -5245,7 +5154,7 @@
                 <w:noProof/>
                 <w:webHidden/>
               </w:rPr>
-              <w:instrText>PAGEREF _Toc223096304 \h</w:instrText>
+              <w:instrText>PAGEREF _Toc236208653 \h</w:instrText>
             </w:r>
             <w:r>
               <w:rPr>
@@ -5301,11 +5210,10 @@
               <w14:ligatures w14:val="standardContextual"/>
             </w:rPr>
           </w:pPr>
-          <w:hyperlink w:anchor="_Toc223096305" w:history="1">
+          <w:hyperlink w:anchor="_Toc236208654" w:history="1">
             <w:r>
               <w:rPr>
                 <w:rStyle w:val="ad"/>
-                <w:rFonts w:hint="eastAsia"/>
                 <w:noProof/>
               </w:rPr>
               <w:t xml:space="preserve">4.1.7 </w:t>
@@ -5313,7 +5221,6 @@
             <w:r>
               <w:rPr>
                 <w:rStyle w:val="ad"/>
-                <w:rFonts w:hint="eastAsia"/>
                 <w:noProof/>
               </w:rPr>
               <w:t>报告配置</w:t>
@@ -5347,7 +5254,7 @@
                 <w:noProof/>
                 <w:webHidden/>
               </w:rPr>
-              <w:instrText>PAGEREF _Toc223096305 \h</w:instrText>
+              <w:instrText>PAGEREF _Toc236208654 \h</w:instrText>
             </w:r>
             <w:r>
               <w:rPr>
@@ -5403,11 +5310,10 @@
               <w14:ligatures w14:val="standardContextual"/>
             </w:rPr>
           </w:pPr>
-          <w:hyperlink w:anchor="_Toc223096306" w:history="1">
+          <w:hyperlink w:anchor="_Toc236208655" w:history="1">
             <w:r>
               <w:rPr>
                 <w:rStyle w:val="ad"/>
-                <w:rFonts w:hint="eastAsia"/>
                 <w:noProof/>
               </w:rPr>
               <w:t xml:space="preserve">4.1.8 </w:t>
@@ -5415,7 +5321,6 @@
             <w:r>
               <w:rPr>
                 <w:rStyle w:val="ad"/>
-                <w:rFonts w:hint="eastAsia"/>
                 <w:noProof/>
               </w:rPr>
               <w:t>验证配置</w:t>
@@ -5449,7 +5354,7 @@
                 <w:noProof/>
                 <w:webHidden/>
               </w:rPr>
-              <w:instrText>PAGEREF _Toc223096306 \h</w:instrText>
+              <w:instrText>PAGEREF _Toc236208655 \h</w:instrText>
             </w:r>
             <w:r>
               <w:rPr>
@@ -5505,11 +5410,10 @@
               <w14:ligatures w14:val="standardContextual"/>
             </w:rPr>
           </w:pPr>
-          <w:hyperlink w:anchor="_Toc223096307" w:history="1">
+          <w:hyperlink w:anchor="_Toc236208656" w:history="1">
             <w:r>
               <w:rPr>
                 <w:rStyle w:val="ad"/>
-                <w:rFonts w:hint="eastAsia"/>
                 <w:noProof/>
               </w:rPr>
               <w:t xml:space="preserve">4.1.9 </w:t>
@@ -5517,7 +5421,6 @@
             <w:r>
               <w:rPr>
                 <w:rStyle w:val="ad"/>
-                <w:rFonts w:hint="eastAsia"/>
                 <w:noProof/>
               </w:rPr>
               <w:t>消息通知</w:t>
@@ -5551,7 +5454,7 @@
                 <w:noProof/>
                 <w:webHidden/>
               </w:rPr>
-              <w:instrText>PAGEREF _Toc223096307 \h</w:instrText>
+              <w:instrText>PAGEREF _Toc236208656 \h</w:instrText>
             </w:r>
             <w:r>
               <w:rPr>
@@ -5607,11 +5510,10 @@
               <w14:ligatures w14:val="standardContextual"/>
             </w:rPr>
           </w:pPr>
-          <w:hyperlink w:anchor="_Toc223096308" w:history="1">
+          <w:hyperlink w:anchor="_Toc236208657" w:history="1">
             <w:r>
               <w:rPr>
                 <w:rStyle w:val="ad"/>
-                <w:rFonts w:hint="eastAsia"/>
                 <w:noProof/>
               </w:rPr>
               <w:t xml:space="preserve">4.2 </w:t>
@@ -5619,7 +5521,6 @@
             <w:r>
               <w:rPr>
                 <w:rStyle w:val="ad"/>
-                <w:rFonts w:hint="eastAsia"/>
                 <w:noProof/>
               </w:rPr>
               <w:t>数据库配置</w:t>
@@ -5653,7 +5554,7 @@
                 <w:noProof/>
                 <w:webHidden/>
               </w:rPr>
-              <w:instrText>PAGEREF _Toc223096308 \h</w:instrText>
+              <w:instrText>PAGEREF _Toc236208657 \h</w:instrText>
             </w:r>
             <w:r>
               <w:rPr>
@@ -5709,11 +5610,10 @@
               <w14:ligatures w14:val="standardContextual"/>
             </w:rPr>
           </w:pPr>
-          <w:hyperlink w:anchor="_Toc223096309" w:history="1">
+          <w:hyperlink w:anchor="_Toc236208658" w:history="1">
             <w:r>
               <w:rPr>
                 <w:rStyle w:val="ad"/>
-                <w:rFonts w:hint="eastAsia"/>
                 <w:noProof/>
               </w:rPr>
               <w:t xml:space="preserve">4.2.1 </w:t>
@@ -5721,7 +5621,6 @@
             <w:r>
               <w:rPr>
                 <w:rStyle w:val="ad"/>
-                <w:rFonts w:hint="eastAsia"/>
                 <w:noProof/>
               </w:rPr>
               <w:t>用户数据库</w:t>
@@ -5755,7 +5654,7 @@
                 <w:noProof/>
                 <w:webHidden/>
               </w:rPr>
-              <w:instrText>PAGEREF _Toc223096309 \h</w:instrText>
+              <w:instrText>PAGEREF _Toc236208658 \h</w:instrText>
             </w:r>
             <w:r>
               <w:rPr>
@@ -5811,11 +5710,10 @@
               <w14:ligatures w14:val="standardContextual"/>
             </w:rPr>
           </w:pPr>
-          <w:hyperlink w:anchor="_Toc223096310" w:history="1">
+          <w:hyperlink w:anchor="_Toc236208659" w:history="1">
             <w:r>
               <w:rPr>
                 <w:rStyle w:val="ad"/>
-                <w:rFonts w:hint="eastAsia"/>
                 <w:noProof/>
               </w:rPr>
               <w:t xml:space="preserve">4.2.2 </w:t>
@@ -5823,7 +5721,6 @@
             <w:r>
               <w:rPr>
                 <w:rStyle w:val="ad"/>
-                <w:rFonts w:hint="eastAsia"/>
                 <w:noProof/>
               </w:rPr>
               <w:t>消息数据库</w:t>
@@ -5857,7 +5754,7 @@
                 <w:noProof/>
                 <w:webHidden/>
               </w:rPr>
-              <w:instrText>PAGEREF _Toc223096310 \h</w:instrText>
+              <w:instrText>PAGEREF _Toc236208659 \h</w:instrText>
             </w:r>
             <w:r>
               <w:rPr>
@@ -5913,11 +5810,10 @@
               <w14:ligatures w14:val="standardContextual"/>
             </w:rPr>
           </w:pPr>
-          <w:hyperlink w:anchor="_Toc223096311" w:history="1">
+          <w:hyperlink w:anchor="_Toc236208660" w:history="1">
             <w:r>
               <w:rPr>
                 <w:rStyle w:val="ad"/>
-                <w:rFonts w:hint="eastAsia"/>
                 <w:noProof/>
               </w:rPr>
               <w:t>五</w:t>
@@ -5925,7 +5821,6 @@
             <w:r>
               <w:rPr>
                 <w:rStyle w:val="ad"/>
-                <w:rFonts w:hint="eastAsia"/>
                 <w:noProof/>
               </w:rPr>
               <w:t xml:space="preserve"> </w:t>
@@ -5933,7 +5828,6 @@
             <w:r>
               <w:rPr>
                 <w:rStyle w:val="ad"/>
-                <w:rFonts w:hint="eastAsia"/>
                 <w:noProof/>
               </w:rPr>
               <w:t>高级配置</w:t>
@@ -5967,7 +5861,7 @@
                 <w:noProof/>
                 <w:webHidden/>
               </w:rPr>
-              <w:instrText>PAGEREF _Toc223096311 \h</w:instrText>
+              <w:instrText>PAGEREF _Toc236208660 \h</w:instrText>
             </w:r>
             <w:r>
               <w:rPr>
@@ -6023,11 +5917,10 @@
               <w14:ligatures w14:val="standardContextual"/>
             </w:rPr>
           </w:pPr>
-          <w:hyperlink w:anchor="_Toc223096312" w:history="1">
+          <w:hyperlink w:anchor="_Toc236208661" w:history="1">
             <w:r>
               <w:rPr>
                 <w:rStyle w:val="ad"/>
-                <w:rFonts w:hint="eastAsia"/>
                 <w:noProof/>
               </w:rPr>
               <w:t xml:space="preserve">5.1 </w:t>
@@ -6035,7 +5928,6 @@
             <w:r>
               <w:rPr>
                 <w:rStyle w:val="ad"/>
-                <w:rFonts w:hint="eastAsia"/>
                 <w:noProof/>
               </w:rPr>
               <w:t>消息服务协议</w:t>
@@ -6069,7 +5961,7 @@
                 <w:noProof/>
                 <w:webHidden/>
               </w:rPr>
-              <w:instrText>PAGEREF _Toc223096312 \h</w:instrText>
+              <w:instrText>PAGEREF _Toc236208661 \h</w:instrText>
             </w:r>
             <w:r>
               <w:rPr>
@@ -6125,11 +6017,10 @@
               <w14:ligatures w14:val="standardContextual"/>
             </w:rPr>
           </w:pPr>
-          <w:hyperlink w:anchor="_Toc223096313" w:history="1">
+          <w:hyperlink w:anchor="_Toc236208662" w:history="1">
             <w:r>
               <w:rPr>
                 <w:rStyle w:val="ad"/>
-                <w:rFonts w:hint="eastAsia"/>
                 <w:noProof/>
               </w:rPr>
               <w:t xml:space="preserve">5.1.1 </w:t>
@@ -6137,7 +6028,6 @@
             <w:r>
               <w:rPr>
                 <w:rStyle w:val="ad"/>
-                <w:rFonts w:hint="eastAsia"/>
                 <w:noProof/>
               </w:rPr>
               <w:t>消息属性</w:t>
@@ -6171,7 +6061,7 @@
                 <w:noProof/>
                 <w:webHidden/>
               </w:rPr>
-              <w:instrText>PAGEREF _Toc223096313 \h</w:instrText>
+              <w:instrText>PAGEREF _Toc236208662 \h</w:instrText>
             </w:r>
             <w:r>
               <w:rPr>
@@ -6227,11 +6117,10 @@
               <w14:ligatures w14:val="standardContextual"/>
             </w:rPr>
           </w:pPr>
-          <w:hyperlink w:anchor="_Toc223096314" w:history="1">
+          <w:hyperlink w:anchor="_Toc236208663" w:history="1">
             <w:r>
               <w:rPr>
                 <w:rStyle w:val="ad"/>
-                <w:rFonts w:hint="eastAsia"/>
                 <w:noProof/>
               </w:rPr>
               <w:t>六</w:t>
@@ -6239,7 +6128,6 @@
             <w:r>
               <w:rPr>
                 <w:rStyle w:val="ad"/>
-                <w:rFonts w:hint="eastAsia"/>
                 <w:noProof/>
               </w:rPr>
               <w:t xml:space="preserve"> </w:t>
@@ -6247,7 +6135,6 @@
             <w:r>
               <w:rPr>
                 <w:rStyle w:val="ad"/>
-                <w:rFonts w:hint="eastAsia"/>
                 <w:noProof/>
               </w:rPr>
               <w:t>其他功能</w:t>
@@ -6281,7 +6168,7 @@
                 <w:noProof/>
                 <w:webHidden/>
               </w:rPr>
-              <w:instrText>PAGEREF _Toc223096314 \h</w:instrText>
+              <w:instrText>PAGEREF _Toc236208663 \h</w:instrText>
             </w:r>
             <w:r>
               <w:rPr>
@@ -6337,11 +6224,10 @@
               <w14:ligatures w14:val="standardContextual"/>
             </w:rPr>
           </w:pPr>
-          <w:hyperlink w:anchor="_Toc223096315" w:history="1">
+          <w:hyperlink w:anchor="_Toc236208664" w:history="1">
             <w:r>
               <w:rPr>
                 <w:rStyle w:val="ad"/>
-                <w:rFonts w:hint="eastAsia"/>
                 <w:noProof/>
               </w:rPr>
               <w:t>6.1 HTTP</w:t>
@@ -6349,7 +6235,6 @@
             <w:r>
               <w:rPr>
                 <w:rStyle w:val="ad"/>
-                <w:rFonts w:hint="eastAsia"/>
                 <w:noProof/>
               </w:rPr>
               <w:t>代理</w:t>
@@ -6383,7 +6268,7 @@
                 <w:noProof/>
                 <w:webHidden/>
               </w:rPr>
-              <w:instrText>PAGEREF _Toc223096315 \h</w:instrText>
+              <w:instrText>PAGEREF _Toc236208664 \h</w:instrText>
             </w:r>
             <w:r>
               <w:rPr>
@@ -6439,11 +6324,10 @@
               <w14:ligatures w14:val="standardContextual"/>
             </w:rPr>
           </w:pPr>
-          <w:hyperlink w:anchor="_Toc223096316" w:history="1">
+          <w:hyperlink w:anchor="_Toc236208665" w:history="1">
             <w:r>
               <w:rPr>
                 <w:rStyle w:val="ad"/>
-                <w:rFonts w:hint="eastAsia"/>
                 <w:noProof/>
               </w:rPr>
               <w:t>附录</w:t>
@@ -6477,7 +6361,7 @@
                 <w:noProof/>
                 <w:webHidden/>
               </w:rPr>
-              <w:instrText>PAGEREF _Toc223096316 \h</w:instrText>
+              <w:instrText>PAGEREF _Toc236208665 \h</w:instrText>
             </w:r>
             <w:r>
               <w:rPr>
@@ -6533,11 +6417,10 @@
               <w14:ligatures w14:val="standardContextual"/>
             </w:rPr>
           </w:pPr>
-          <w:hyperlink w:anchor="_Toc223096317" w:history="1">
+          <w:hyperlink w:anchor="_Toc236208666" w:history="1">
             <w:r>
               <w:rPr>
                 <w:rStyle w:val="ad"/>
-                <w:rFonts w:hint="eastAsia"/>
                 <w:noProof/>
               </w:rPr>
               <w:t>附录</w:t>
@@ -6545,7 +6428,6 @@
             <w:r>
               <w:rPr>
                 <w:rStyle w:val="ad"/>
-                <w:rFonts w:hint="eastAsia"/>
                 <w:noProof/>
               </w:rPr>
               <w:t xml:space="preserve">1 </w:t>
@@ -6553,7 +6435,6 @@
             <w:r>
               <w:rPr>
                 <w:rStyle w:val="ad"/>
-                <w:rFonts w:hint="eastAsia"/>
                 <w:noProof/>
               </w:rPr>
               <w:t>类型定义</w:t>
@@ -6587,7 +6468,7 @@
                 <w:noProof/>
                 <w:webHidden/>
               </w:rPr>
-              <w:instrText>PAGEREF _Toc223096317 \h</w:instrText>
+              <w:instrText>PAGEREF _Toc236208666 \h</w:instrText>
             </w:r>
             <w:r>
               <w:rPr>
@@ -6643,11 +6524,10 @@
               <w14:ligatures w14:val="standardContextual"/>
             </w:rPr>
           </w:pPr>
-          <w:hyperlink w:anchor="_Toc223096318" w:history="1">
+          <w:hyperlink w:anchor="_Toc236208667" w:history="1">
             <w:r>
               <w:rPr>
                 <w:rStyle w:val="ad"/>
-                <w:rFonts w:hint="eastAsia"/>
                 <w:noProof/>
               </w:rPr>
               <w:t>附录</w:t>
@@ -6655,7 +6535,6 @@
             <w:r>
               <w:rPr>
                 <w:rStyle w:val="ad"/>
-                <w:rFonts w:hint="eastAsia"/>
                 <w:noProof/>
               </w:rPr>
               <w:t xml:space="preserve">2 </w:t>
@@ -6663,7 +6542,6 @@
             <w:r>
               <w:rPr>
                 <w:rStyle w:val="ad"/>
-                <w:rFonts w:hint="eastAsia"/>
                 <w:noProof/>
               </w:rPr>
               <w:t>协议定义</w:t>
@@ -6697,7 +6575,7 @@
                 <w:noProof/>
                 <w:webHidden/>
               </w:rPr>
-              <w:instrText>PAGEREF _Toc223096318 \h</w:instrText>
+              <w:instrText>PAGEREF _Toc236208667 \h</w:instrText>
             </w:r>
             <w:r>
               <w:rPr>
@@ -6753,11 +6631,10 @@
               <w14:ligatures w14:val="standardContextual"/>
             </w:rPr>
           </w:pPr>
-          <w:hyperlink w:anchor="_Toc223096319" w:history="1">
+          <w:hyperlink w:anchor="_Toc236208668" w:history="1">
             <w:r>
               <w:rPr>
                 <w:rStyle w:val="ad"/>
-                <w:rFonts w:hint="eastAsia"/>
                 <w:noProof/>
               </w:rPr>
               <w:t>附录</w:t>
@@ -6765,7 +6642,6 @@
             <w:r>
               <w:rPr>
                 <w:rStyle w:val="ad"/>
-                <w:rFonts w:hint="eastAsia"/>
                 <w:noProof/>
               </w:rPr>
               <w:t xml:space="preserve">3 </w:t>
@@ -6773,7 +6649,6 @@
             <w:r>
               <w:rPr>
                 <w:rStyle w:val="ad"/>
-                <w:rFonts w:hint="eastAsia"/>
                 <w:noProof/>
               </w:rPr>
               <w:t>转换定义</w:t>
@@ -6807,7 +6682,7 @@
                 <w:noProof/>
                 <w:webHidden/>
               </w:rPr>
-              <w:instrText>PAGEREF _Toc223096319 \h</w:instrText>
+              <w:instrText>PAGEREF _Toc236208668 \h</w:instrText>
             </w:r>
             <w:r>
               <w:rPr>
@@ -6863,11 +6738,10 @@
               <w14:ligatures w14:val="standardContextual"/>
             </w:rPr>
           </w:pPr>
-          <w:hyperlink w:anchor="_Toc223096320" w:history="1">
+          <w:hyperlink w:anchor="_Toc236208669" w:history="1">
             <w:r>
               <w:rPr>
                 <w:rStyle w:val="ad"/>
-                <w:rFonts w:hint="eastAsia"/>
                 <w:noProof/>
               </w:rPr>
               <w:t>附录</w:t>
@@ -6875,7 +6749,6 @@
             <w:r>
               <w:rPr>
                 <w:rStyle w:val="ad"/>
-                <w:rFonts w:hint="eastAsia"/>
                 <w:noProof/>
               </w:rPr>
               <w:t xml:space="preserve">4 </w:t>
@@ -6883,7 +6756,6 @@
             <w:r>
               <w:rPr>
                 <w:rStyle w:val="ad"/>
-                <w:rFonts w:hint="eastAsia"/>
                 <w:noProof/>
               </w:rPr>
               <w:t>更新历史</w:t>
@@ -6917,7 +6789,7 @@
                 <w:noProof/>
                 <w:webHidden/>
               </w:rPr>
-              <w:instrText>PAGEREF _Toc223096320 \h</w:instrText>
+              <w:instrText>PAGEREF _Toc236208669 \h</w:instrText>
             </w:r>
             <w:r>
               <w:rPr>
@@ -6982,13 +6854,7 @@
     <w:p/>
     <w:p/>
     <w:p/>
-    <w:p>
-      <w:pPr>
-        <w:rPr>
-          <w:rFonts w:hint="eastAsia"/>
-        </w:rPr>
-      </w:pPr>
-    </w:p>
+    <w:p/>
     <w:tbl>
       <w:tblPr>
         <w:tblW w:w="8347" w:type="dxa"/>
@@ -7133,12 +6999,14 @@
             <w:pPr>
               <w:pStyle w:val="af"/>
             </w:pPr>
+            <w:proofErr w:type="spellStart"/>
             <w:r>
               <w:rPr>
                 <w:rFonts w:hint="eastAsia"/>
               </w:rPr>
               <w:t>XEngin</w:t>
             </w:r>
+            <w:proofErr w:type="spellEnd"/>
             <w:r>
               <w:rPr>
                 <w:rFonts w:hint="eastAsia"/>
@@ -7224,7 +7092,7 @@
               <w:rPr>
                 <w:rFonts w:hint="eastAsia"/>
               </w:rPr>
-              <w:t>19</w:t>
+              <w:t>20</w:t>
             </w:r>
             <w:r>
               <w:rPr>
@@ -7326,7 +7194,13 @@
               <w:rPr>
                 <w:rFonts w:hint="eastAsia"/>
               </w:rPr>
-              <w:t>02</w:t>
+              <w:t>0</w:t>
+            </w:r>
+            <w:r>
+              <w:rPr>
+                <w:rFonts w:hint="eastAsia"/>
+              </w:rPr>
+              <w:t>7</w:t>
             </w:r>
             <w:r>
               <w:rPr>
@@ -7338,7 +7212,7 @@
               <w:rPr>
                 <w:rFonts w:hint="eastAsia"/>
               </w:rPr>
-              <w:t>28</w:t>
+              <w:t>29</w:t>
             </w:r>
           </w:p>
         </w:tc>
@@ -7389,8 +7263,16 @@
               <w:rPr>
                 <w:rFonts w:hint="eastAsia"/>
               </w:rPr>
-              <w:t xml:space="preserve">  qyt</w:t>
-            </w:r>
+              <w:t xml:space="preserve">  </w:t>
+            </w:r>
+            <w:proofErr w:type="spellStart"/>
+            <w:r>
+              <w:rPr>
+                <w:rFonts w:hint="eastAsia"/>
+              </w:rPr>
+              <w:t>qyt</w:t>
+            </w:r>
+            <w:proofErr w:type="spellEnd"/>
           </w:p>
         </w:tc>
       </w:tr>
@@ -7435,7 +7317,7 @@
       <w:pPr>
         <w:pStyle w:val="1"/>
       </w:pPr>
-      <w:bookmarkStart w:id="1" w:name="_Toc223096254"/>
+      <w:bookmarkStart w:id="1" w:name="_Toc236208603"/>
       <w:r>
         <w:rPr>
           <w:rFonts w:hint="eastAsia"/>
@@ -7449,7 +7331,7 @@
       <w:pPr>
         <w:pStyle w:val="2"/>
       </w:pPr>
-      <w:bookmarkStart w:id="2" w:name="_Toc223096255"/>
+      <w:bookmarkStart w:id="2" w:name="_Toc236208604"/>
       <w:r>
         <w:rPr>
           <w:rFonts w:hint="eastAsia"/>
@@ -7491,7 +7373,7 @@
       <w:pPr>
         <w:pStyle w:val="2"/>
       </w:pPr>
-      <w:bookmarkStart w:id="3" w:name="_Toc223096256"/>
+      <w:bookmarkStart w:id="3" w:name="_Toc236208605"/>
       <w:r>
         <w:rPr>
           <w:rFonts w:hint="eastAsia"/>
@@ -7524,7 +7406,7 @@
       <w:pPr>
         <w:pStyle w:val="2"/>
       </w:pPr>
-      <w:bookmarkStart w:id="4" w:name="_Toc223096257"/>
+      <w:bookmarkStart w:id="4" w:name="_Toc236208606"/>
       <w:r>
         <w:rPr>
           <w:rFonts w:hint="eastAsia"/>
@@ -7543,12 +7425,14 @@
         </w:rPr>
         <w:t>此服务使用了</w:t>
       </w:r>
+      <w:proofErr w:type="spellStart"/>
       <w:r>
         <w:rPr>
           <w:rFonts w:hint="eastAsia"/>
         </w:rPr>
         <w:t>XEngine</w:t>
       </w:r>
+      <w:proofErr w:type="spellEnd"/>
       <w:r>
         <w:rPr>
           <w:rFonts w:hint="eastAsia"/>
@@ -7567,12 +7451,14 @@
         </w:rPr>
         <w:t>要使用此服务代码必须配置安装好</w:t>
       </w:r>
+      <w:proofErr w:type="spellStart"/>
       <w:r>
         <w:rPr>
           <w:rFonts w:hint="eastAsia"/>
         </w:rPr>
         <w:t>XEngine</w:t>
       </w:r>
+      <w:proofErr w:type="spellEnd"/>
       <w:r>
         <w:rPr>
           <w:rFonts w:hint="eastAsia"/>
@@ -7596,24 +7482,28 @@
         </w:rPr>
         <w:t>此服务还使用了第三方模块</w:t>
       </w:r>
+      <w:proofErr w:type="spellStart"/>
       <w:r>
         <w:rPr>
           <w:rFonts w:hint="eastAsia"/>
         </w:rPr>
         <w:t>jsoncpp</w:t>
       </w:r>
+      <w:proofErr w:type="spellEnd"/>
     </w:p>
     <w:p>
       <w:pPr>
         <w:pStyle w:val="1"/>
       </w:pPr>
-      <w:bookmarkStart w:id="5" w:name="_Toc223096258"/>
+      <w:bookmarkStart w:id="5" w:name="_Toc236208607"/>
+      <w:proofErr w:type="gramStart"/>
       <w:r>
         <w:rPr>
           <w:rFonts w:hint="eastAsia"/>
         </w:rPr>
         <w:t>一</w:t>
       </w:r>
+      <w:proofErr w:type="gramEnd"/>
       <w:r>
         <w:rPr>
           <w:rFonts w:hint="eastAsia"/>
@@ -7703,7 +7593,7 @@
       <w:pPr>
         <w:pStyle w:val="2"/>
       </w:pPr>
-      <w:bookmarkStart w:id="6" w:name="_Toc223096259"/>
+      <w:bookmarkStart w:id="6" w:name="_Toc236208608"/>
       <w:r>
         <w:rPr>
           <w:rFonts w:hint="eastAsia"/>
@@ -7728,12 +7618,14 @@
         </w:rPr>
         <w:t>协议使用了</w:t>
       </w:r>
+      <w:proofErr w:type="spellStart"/>
       <w:r>
         <w:rPr>
           <w:rFonts w:hint="eastAsia"/>
         </w:rPr>
         <w:t>XEngine</w:t>
       </w:r>
+      <w:proofErr w:type="spellEnd"/>
       <w:r>
         <w:rPr>
           <w:rFonts w:hint="eastAsia"/>
@@ -7775,7 +7667,7 @@
       <w:pPr>
         <w:pStyle w:val="2"/>
       </w:pPr>
-      <w:bookmarkStart w:id="7" w:name="_Toc223096260"/>
+      <w:bookmarkStart w:id="7" w:name="_Toc236208609"/>
       <w:r>
         <w:rPr>
           <w:rFonts w:hint="eastAsia"/>
@@ -7817,7 +7709,7 @@
       <w:pPr>
         <w:pStyle w:val="2"/>
       </w:pPr>
-      <w:bookmarkStart w:id="8" w:name="_Toc223096261"/>
+      <w:bookmarkStart w:id="8" w:name="_Toc236208610"/>
       <w:r>
         <w:rPr>
           <w:rFonts w:hint="eastAsia"/>
@@ -7830,12 +7722,14 @@
       <w:pPr>
         <w:ind w:firstLine="420"/>
       </w:pPr>
+      <w:proofErr w:type="spellStart"/>
       <w:r>
         <w:rPr>
           <w:rFonts w:hint="eastAsia"/>
         </w:rPr>
         <w:t>Websocket</w:t>
       </w:r>
+      <w:proofErr w:type="spellEnd"/>
       <w:r>
         <w:rPr>
           <w:rFonts w:hint="eastAsia"/>
@@ -7889,7 +7783,7 @@
       <w:pPr>
         <w:pStyle w:val="2"/>
       </w:pPr>
-      <w:bookmarkStart w:id="9" w:name="_Toc223096262"/>
+      <w:bookmarkStart w:id="9" w:name="_Toc236208611"/>
       <w:r>
         <w:rPr>
           <w:rFonts w:hint="eastAsia"/>
@@ -8024,7 +7918,7 @@
       <w:pPr>
         <w:pStyle w:val="2"/>
       </w:pPr>
-      <w:bookmarkStart w:id="10" w:name="_Toc223096263"/>
+      <w:bookmarkStart w:id="10" w:name="_Toc236208612"/>
       <w:r>
         <w:rPr>
           <w:rFonts w:hint="eastAsia"/>
@@ -8074,7 +7968,7 @@
         <w:pStyle w:val="2"/>
       </w:pPr>
       <w:bookmarkStart w:id="11" w:name="_Toc24043"/>
-      <w:bookmarkStart w:id="12" w:name="_Toc223096264"/>
+      <w:bookmarkStart w:id="12" w:name="_Toc236208613"/>
       <w:r>
         <w:rPr>
           <w:rFonts w:hint="eastAsia"/>
@@ -8106,12 +8000,14 @@
         </w:rPr>
         <w:t>私有协议采用的是</w:t>
       </w:r>
+      <w:proofErr w:type="spellStart"/>
       <w:r>
         <w:rPr>
           <w:rFonts w:hint="eastAsia"/>
         </w:rPr>
         <w:t>XEngine</w:t>
       </w:r>
+      <w:proofErr w:type="spellEnd"/>
       <w:r>
         <w:rPr>
           <w:rFonts w:hint="eastAsia"/>
@@ -8130,12 +8026,14 @@
         </w:rPr>
         <w:t>你可以参考</w:t>
       </w:r>
+      <w:proofErr w:type="spellStart"/>
       <w:r>
         <w:rPr>
           <w:rFonts w:hint="eastAsia"/>
         </w:rPr>
         <w:t>XEngine</w:t>
       </w:r>
+      <w:proofErr w:type="spellEnd"/>
       <w:r>
         <w:rPr>
           <w:rFonts w:hint="eastAsia"/>
@@ -8153,7 +8051,7 @@
       <w:pPr>
         <w:pStyle w:val="2"/>
       </w:pPr>
-      <w:bookmarkStart w:id="13" w:name="_Toc223096265"/>
+      <w:bookmarkStart w:id="13" w:name="_Toc236208614"/>
       <w:r>
         <w:rPr>
           <w:rFonts w:hint="eastAsia"/>
@@ -8213,7 +8111,7 @@
       <w:pPr>
         <w:pStyle w:val="2"/>
       </w:pPr>
-      <w:bookmarkStart w:id="14" w:name="_Toc223096266"/>
+      <w:bookmarkStart w:id="14" w:name="_Toc236208615"/>
       <w:r>
         <w:rPr>
           <w:rFonts w:hint="eastAsia"/>
@@ -8290,8 +8188,16 @@
         <w:rPr>
           <w:rFonts w:hint="eastAsia"/>
         </w:rPr>
-        <w:t>http api</w:t>
-      </w:r>
+        <w:t xml:space="preserve">http </w:t>
+      </w:r>
+      <w:proofErr w:type="spellStart"/>
+      <w:r>
+        <w:rPr>
+          <w:rFonts w:hint="eastAsia"/>
+        </w:rPr>
+        <w:t>api</w:t>
+      </w:r>
+      <w:proofErr w:type="spellEnd"/>
       <w:r>
         <w:rPr>
           <w:rFonts w:hint="eastAsia"/>
@@ -8397,9 +8303,6 @@
     <w:p>
       <w:pPr>
         <w:ind w:firstLine="420"/>
-        <w:rPr>
-          <w:rFonts w:hint="eastAsia"/>
-        </w:rPr>
       </w:pPr>
       <w:r>
         <w:rPr>
@@ -8448,7 +8351,7 @@
       <w:pPr>
         <w:pStyle w:val="1"/>
       </w:pPr>
-      <w:bookmarkStart w:id="15" w:name="_Toc223096267"/>
+      <w:bookmarkStart w:id="15" w:name="_Toc236208616"/>
       <w:r>
         <w:rPr>
           <w:rFonts w:hint="eastAsia"/>
@@ -8473,7 +8376,7 @@
       <w:pPr>
         <w:pStyle w:val="2"/>
       </w:pPr>
-      <w:bookmarkStart w:id="16" w:name="_Toc223096268"/>
+      <w:bookmarkStart w:id="16" w:name="_Toc236208617"/>
       <w:r>
         <w:rPr>
           <w:rFonts w:hint="eastAsia"/>
@@ -8492,11 +8395,19 @@
         </w:rPr>
         <w:t>需要下载</w:t>
       </w:r>
-      <w:r>
-        <w:rPr>
-          <w:rFonts w:hint="eastAsia"/>
-        </w:rPr>
-        <w:t>XEngine.</w:t>
+      <w:proofErr w:type="spellStart"/>
+      <w:r>
+        <w:rPr>
+          <w:rFonts w:hint="eastAsia"/>
+        </w:rPr>
+        <w:t>XEngine</w:t>
+      </w:r>
+      <w:proofErr w:type="spellEnd"/>
+      <w:r>
+        <w:rPr>
+          <w:rFonts w:hint="eastAsia"/>
+        </w:rPr>
+        <w:t>.</w:t>
       </w:r>
     </w:p>
     <w:p>
@@ -8556,7 +8467,7 @@
       <w:pPr>
         <w:pStyle w:val="3"/>
       </w:pPr>
-      <w:bookmarkStart w:id="17" w:name="_Toc223096269"/>
+      <w:bookmarkStart w:id="17" w:name="_Toc236208618"/>
       <w:r>
         <w:rPr>
           <w:rFonts w:hint="eastAsia"/>
@@ -8581,11 +8492,19 @@
         </w:rPr>
         <w:t>按照</w:t>
       </w:r>
-      <w:r>
-        <w:rPr>
-          <w:rFonts w:hint="eastAsia"/>
-        </w:rPr>
-        <w:t>XEngine Readme</w:t>
+      <w:proofErr w:type="spellStart"/>
+      <w:r>
+        <w:rPr>
+          <w:rFonts w:hint="eastAsia"/>
+        </w:rPr>
+        <w:t>XEngine</w:t>
+      </w:r>
+      <w:proofErr w:type="spellEnd"/>
+      <w:r>
+        <w:rPr>
+          <w:rFonts w:hint="eastAsia"/>
+        </w:rPr>
+        <w:t xml:space="preserve"> Readme</w:t>
       </w:r>
       <w:r>
         <w:rPr>
@@ -8598,7 +8517,7 @@
       <w:pPr>
         <w:pStyle w:val="3"/>
       </w:pPr>
-      <w:bookmarkStart w:id="18" w:name="_Toc223096270"/>
+      <w:bookmarkStart w:id="18" w:name="_Toc236208619"/>
       <w:r>
         <w:rPr>
           <w:rFonts w:hint="eastAsia"/>
@@ -8700,12 +8619,14 @@
         </w:rPr>
         <w:t>你需要拷贝</w:t>
       </w:r>
+      <w:proofErr w:type="spellStart"/>
       <w:r>
         <w:rPr>
           <w:rFonts w:hint="eastAsia"/>
         </w:rPr>
         <w:t>XEngine_Release</w:t>
       </w:r>
+      <w:proofErr w:type="spellEnd"/>
       <w:r>
         <w:rPr>
           <w:rFonts w:hint="eastAsia"/>
@@ -8752,6 +8673,7 @@
         </w:rPr>
         <w:t>注意：</w:t>
       </w:r>
+      <w:proofErr w:type="spellStart"/>
       <w:r>
         <w:rPr>
           <w:rFonts w:hint="eastAsia"/>
@@ -8759,6 +8681,7 @@
         </w:rPr>
         <w:t>XEngine</w:t>
       </w:r>
+      <w:proofErr w:type="spellEnd"/>
       <w:r>
         <w:rPr>
           <w:rFonts w:hint="eastAsia"/>
@@ -8766,6 +8689,7 @@
         </w:rPr>
         <w:t>环境可以通过</w:t>
       </w:r>
+      <w:proofErr w:type="spellStart"/>
       <w:r>
         <w:rPr>
           <w:rFonts w:hint="eastAsia"/>
@@ -8773,6 +8697,7 @@
         </w:rPr>
         <w:t>VSCopy</w:t>
       </w:r>
+      <w:proofErr w:type="spellEnd"/>
       <w:r>
         <w:rPr>
           <w:rFonts w:hint="eastAsia"/>
@@ -8794,6 +8719,7 @@
         </w:rPr>
         <w:t>前提是你配置好你的</w:t>
       </w:r>
+      <w:proofErr w:type="spellStart"/>
       <w:r>
         <w:rPr>
           <w:rFonts w:hint="eastAsia"/>
@@ -8801,6 +8727,7 @@
         </w:rPr>
         <w:t>XEngine</w:t>
       </w:r>
+      <w:proofErr w:type="spellEnd"/>
       <w:r>
         <w:rPr>
           <w:rFonts w:hint="eastAsia"/>
@@ -8820,7 +8747,7 @@
       <w:pPr>
         <w:pStyle w:val="2"/>
       </w:pPr>
-      <w:bookmarkStart w:id="19" w:name="_Toc223096271"/>
+      <w:bookmarkStart w:id="19" w:name="_Toc236208620"/>
       <w:r>
         <w:rPr>
           <w:rFonts w:hint="eastAsia"/>
@@ -8851,12 +8778,14 @@
         </w:rPr>
         <w:t>你可以在</w:t>
       </w:r>
+      <w:proofErr w:type="spellStart"/>
       <w:r>
         <w:rPr>
           <w:rFonts w:hint="eastAsia"/>
         </w:rPr>
         <w:t>github</w:t>
       </w:r>
+      <w:proofErr w:type="spellEnd"/>
       <w:r>
         <w:rPr>
           <w:rFonts w:hint="eastAsia"/>
@@ -8875,12 +8804,14 @@
         </w:rPr>
         <w:t>或者查看</w:t>
       </w:r>
+      <w:proofErr w:type="spellStart"/>
       <w:r>
         <w:rPr>
           <w:rFonts w:hint="eastAsia"/>
         </w:rPr>
         <w:t>github</w:t>
       </w:r>
+      <w:proofErr w:type="spellEnd"/>
       <w:r>
         <w:rPr>
           <w:rFonts w:hint="eastAsia"/>
@@ -8910,7 +8841,7 @@
       <w:pPr>
         <w:pStyle w:val="2"/>
       </w:pPr>
-      <w:bookmarkStart w:id="20" w:name="_Toc223096272"/>
+      <w:bookmarkStart w:id="20" w:name="_Toc236208621"/>
       <w:r>
         <w:rPr>
           <w:rFonts w:hint="eastAsia"/>
@@ -8967,7 +8898,7 @@
       <w:pPr>
         <w:pStyle w:val="1"/>
       </w:pPr>
-      <w:bookmarkStart w:id="21" w:name="_Toc223096273"/>
+      <w:bookmarkStart w:id="21" w:name="_Toc236208622"/>
       <w:r>
         <w:rPr>
           <w:rFonts w:hint="eastAsia"/>
@@ -8993,7 +8924,7 @@
         <w:pStyle w:val="2"/>
       </w:pPr>
       <w:bookmarkStart w:id="22" w:name="_Toc14016"/>
-      <w:bookmarkStart w:id="23" w:name="_Toc223096274"/>
+      <w:bookmarkStart w:id="23" w:name="_Toc236208623"/>
       <w:r>
         <w:rPr>
           <w:rFonts w:hint="eastAsia"/>
@@ -9034,6 +8965,7 @@
         </w:rPr>
         <w:t>协议头的</w:t>
       </w:r>
+      <w:proofErr w:type="spellStart"/>
       <w:r>
         <w:rPr>
           <w:rFonts w:hint="eastAsia"/>
@@ -9041,6 +8973,7 @@
         </w:rPr>
         <w:t>wReserver</w:t>
       </w:r>
+      <w:proofErr w:type="spellEnd"/>
       <w:r>
         <w:rPr>
           <w:rFonts w:hint="eastAsia"/>
@@ -9167,7 +9100,7 @@
         <w:pStyle w:val="3"/>
       </w:pPr>
       <w:bookmarkStart w:id="24" w:name="_Toc5653"/>
-      <w:bookmarkStart w:id="25" w:name="_Toc223096275"/>
+      <w:bookmarkStart w:id="25" w:name="_Toc236208624"/>
       <w:r>
         <w:rPr>
           <w:rFonts w:hint="eastAsia"/>
@@ -9228,11 +9161,19 @@
       <w:pPr>
         <w:ind w:firstLine="420"/>
       </w:pPr>
-      <w:r>
-        <w:rPr>
-          <w:rFonts w:hint="eastAsia"/>
-        </w:rPr>
-        <w:t>wReserve:</w:t>
+      <w:proofErr w:type="spellStart"/>
+      <w:r>
+        <w:rPr>
+          <w:rFonts w:hint="eastAsia"/>
+        </w:rPr>
+        <w:t>wReserve</w:t>
+      </w:r>
+      <w:proofErr w:type="spellEnd"/>
+      <w:r>
+        <w:rPr>
+          <w:rFonts w:hint="eastAsia"/>
+        </w:rPr>
+        <w:t>:</w:t>
       </w:r>
       <w:r>
         <w:rPr>
@@ -9298,6 +9239,7 @@
           <w:highlight w:val="white"/>
         </w:rPr>
       </w:pPr>
+      <w:proofErr w:type="spellStart"/>
       <w:r>
         <w:rPr>
           <w:rFonts w:ascii="新宋体" w:eastAsia="新宋体" w:cs="新宋体"/>
@@ -9309,6 +9251,7 @@
         </w:rPr>
         <w:t>wHeader</w:t>
       </w:r>
+      <w:proofErr w:type="spellEnd"/>
       <w:r>
         <w:rPr>
           <w:rFonts w:ascii="新宋体" w:eastAsia="新宋体" w:cs="新宋体"/>
@@ -9339,6 +9282,7 @@
           <w:highlight w:val="white"/>
         </w:rPr>
       </w:pPr>
+      <w:proofErr w:type="spellStart"/>
       <w:r>
         <w:rPr>
           <w:rFonts w:ascii="新宋体" w:eastAsia="新宋体" w:cs="新宋体"/>
@@ -9350,6 +9294,7 @@
         </w:rPr>
         <w:t>xhToken</w:t>
       </w:r>
+      <w:proofErr w:type="spellEnd"/>
       <w:r>
         <w:rPr>
           <w:rFonts w:ascii="新宋体" w:eastAsia="新宋体" w:cs="新宋体"/>
@@ -9381,6 +9326,7 @@
           <w:szCs w:val="19"/>
         </w:rPr>
       </w:pPr>
+      <w:proofErr w:type="spellStart"/>
       <w:r>
         <w:rPr>
           <w:rFonts w:ascii="新宋体" w:eastAsia="新宋体" w:cs="新宋体"/>
@@ -9392,6 +9338,7 @@
         </w:rPr>
         <w:t>unOperatorType</w:t>
       </w:r>
+      <w:proofErr w:type="spellEnd"/>
       <w:r>
         <w:rPr>
           <w:rFonts w:ascii="新宋体" w:eastAsia="新宋体" w:cs="新宋体"/>
@@ -9421,6 +9368,7 @@
           <w:szCs w:val="19"/>
         </w:rPr>
       </w:pPr>
+      <w:proofErr w:type="spellStart"/>
       <w:r>
         <w:rPr>
           <w:rFonts w:ascii="新宋体" w:eastAsia="新宋体" w:cs="新宋体"/>
@@ -9432,6 +9380,7 @@
         </w:rPr>
         <w:t>unOperatorCode</w:t>
       </w:r>
+      <w:proofErr w:type="spellEnd"/>
       <w:r>
         <w:rPr>
           <w:rFonts w:ascii="新宋体" w:eastAsia="新宋体" w:cs="新宋体" w:hint="eastAsia"/>
@@ -9481,6 +9430,7 @@
           <w:sz w:val="19"/>
         </w:rPr>
       </w:pPr>
+      <w:proofErr w:type="spellStart"/>
       <w:r>
         <w:rPr>
           <w:rFonts w:ascii="新宋体" w:eastAsia="新宋体" w:cs="新宋体"/>
@@ -9492,6 +9442,7 @@
         </w:rPr>
         <w:t>unPacketSize</w:t>
       </w:r>
+      <w:proofErr w:type="spellEnd"/>
       <w:r>
         <w:rPr>
           <w:rFonts w:ascii="新宋体" w:eastAsia="新宋体" w:cs="新宋体" w:hint="eastAsia"/>
@@ -9523,6 +9474,8 @@
         </w:rPr>
         <w:t xml:space="preserve"> </w:t>
       </w:r>
+      <w:proofErr w:type="spellStart"/>
+      <w:proofErr w:type="gramStart"/>
       <w:r>
         <w:rPr>
           <w:rFonts w:ascii="新宋体" w:eastAsia="新宋体" w:hAnsi="新宋体" w:hint="eastAsia"/>
@@ -9531,6 +9484,7 @@
         </w:rPr>
         <w:t>sizeof</w:t>
       </w:r>
+      <w:proofErr w:type="spellEnd"/>
       <w:r>
         <w:rPr>
           <w:rFonts w:ascii="新宋体" w:eastAsia="新宋体" w:hAnsi="新宋体" w:hint="eastAsia"/>
@@ -9539,6 +9493,7 @@
         </w:rPr>
         <w:t>(</w:t>
       </w:r>
+      <w:proofErr w:type="gramEnd"/>
       <w:r>
         <w:rPr>
           <w:rFonts w:ascii="新宋体" w:eastAsia="新宋体" w:hAnsi="新宋体" w:hint="eastAsia"/>
@@ -9564,13 +9519,23 @@
           <w:sz w:val="19"/>
         </w:rPr>
       </w:pPr>
+      <w:proofErr w:type="spellStart"/>
       <w:r>
         <w:rPr>
           <w:rFonts w:ascii="新宋体" w:eastAsia="新宋体" w:hAnsi="新宋体" w:hint="eastAsia"/>
           <w:color w:val="000080"/>
           <w:sz w:val="19"/>
         </w:rPr>
-        <w:t>byVersion = 1</w:t>
+        <w:t>byVersion</w:t>
+      </w:r>
+      <w:proofErr w:type="spellEnd"/>
+      <w:r>
+        <w:rPr>
+          <w:rFonts w:ascii="新宋体" w:eastAsia="新宋体" w:hAnsi="新宋体" w:hint="eastAsia"/>
+          <w:color w:val="000080"/>
+          <w:sz w:val="19"/>
+        </w:rPr>
+        <w:t xml:space="preserve"> = 1</w:t>
       </w:r>
     </w:p>
     <w:p>
@@ -9583,6 +9548,7 @@
           <w:szCs w:val="19"/>
         </w:rPr>
       </w:pPr>
+      <w:proofErr w:type="spellStart"/>
       <w:r>
         <w:rPr>
           <w:rFonts w:ascii="新宋体" w:eastAsia="新宋体" w:cs="新宋体" w:hint="eastAsia"/>
@@ -9594,6 +9560,7 @@
         </w:rPr>
         <w:t>byIsReply</w:t>
       </w:r>
+      <w:proofErr w:type="spellEnd"/>
       <w:r>
         <w:rPr>
           <w:rFonts w:ascii="新宋体" w:eastAsia="新宋体" w:cs="新宋体"/>
@@ -9625,13 +9592,23 @@
           <w:szCs w:val="19"/>
         </w:rPr>
       </w:pPr>
+      <w:proofErr w:type="spellStart"/>
       <w:r>
         <w:rPr>
           <w:rFonts w:ascii="新宋体" w:eastAsia="新宋体" w:hAnsi="新宋体" w:hint="eastAsia"/>
           <w:color w:val="000080"/>
           <w:sz w:val="19"/>
         </w:rPr>
-        <w:t>wReserve = 0</w:t>
+        <w:t>wReserve</w:t>
+      </w:r>
+      <w:proofErr w:type="spellEnd"/>
+      <w:r>
+        <w:rPr>
+          <w:rFonts w:ascii="新宋体" w:eastAsia="新宋体" w:hAnsi="新宋体" w:hint="eastAsia"/>
+          <w:color w:val="000080"/>
+          <w:sz w:val="19"/>
+        </w:rPr>
+        <w:t xml:space="preserve"> = 0</w:t>
       </w:r>
     </w:p>
     <w:p>
@@ -9644,6 +9621,7 @@
           <w:szCs w:val="19"/>
         </w:rPr>
       </w:pPr>
+      <w:proofErr w:type="spellStart"/>
       <w:r>
         <w:rPr>
           <w:rFonts w:ascii="新宋体" w:eastAsia="新宋体" w:cs="新宋体"/>
@@ -9656,6 +9634,7 @@
         <w:lastRenderedPageBreak/>
         <w:t>wPacketSerial</w:t>
       </w:r>
+      <w:proofErr w:type="spellEnd"/>
       <w:r>
         <w:rPr>
           <w:rFonts w:ascii="新宋体" w:eastAsia="新宋体" w:cs="新宋体"/>
@@ -9675,6 +9654,7 @@
           <w:sz w:val="19"/>
         </w:rPr>
       </w:pPr>
+      <w:proofErr w:type="spellStart"/>
       <w:r>
         <w:rPr>
           <w:rFonts w:ascii="新宋体" w:eastAsia="新宋体" w:cs="新宋体"/>
@@ -9686,6 +9666,7 @@
         </w:rPr>
         <w:t>wTail</w:t>
       </w:r>
+      <w:proofErr w:type="spellEnd"/>
       <w:r>
         <w:rPr>
           <w:rFonts w:ascii="新宋体" w:eastAsia="新宋体" w:cs="新宋体"/>
@@ -9768,12 +9749,14 @@
       <w:pPr>
         <w:ind w:firstLine="420"/>
       </w:pPr>
+      <w:proofErr w:type="spellStart"/>
       <w:r>
         <w:rPr>
           <w:rFonts w:hint="eastAsia"/>
         </w:rPr>
         <w:t>nPubTime</w:t>
       </w:r>
+      <w:proofErr w:type="spellEnd"/>
       <w:r>
         <w:rPr>
           <w:rFonts w:hint="eastAsia"/>
@@ -9797,11 +9780,19 @@
       <w:pPr>
         <w:ind w:firstLine="420"/>
       </w:pPr>
-      <w:r>
-        <w:rPr>
-          <w:rFonts w:hint="eastAsia"/>
-        </w:rPr>
-        <w:t xml:space="preserve">byVersion </w:t>
+      <w:proofErr w:type="spellStart"/>
+      <w:r>
+        <w:rPr>
+          <w:rFonts w:hint="eastAsia"/>
+        </w:rPr>
+        <w:t>byVersion</w:t>
+      </w:r>
+      <w:proofErr w:type="spellEnd"/>
+      <w:r>
+        <w:rPr>
+          <w:rFonts w:hint="eastAsia"/>
+        </w:rPr>
+        <w:t xml:space="preserve"> </w:t>
       </w:r>
       <w:r>
         <w:rPr>
@@ -9876,6 +9867,7 @@
           <w:highlight w:val="white"/>
         </w:rPr>
       </w:pPr>
+      <w:proofErr w:type="spellStart"/>
       <w:r>
         <w:rPr>
           <w:rFonts w:ascii="新宋体" w:eastAsia="新宋体" w:cs="新宋体"/>
@@ -9887,6 +9879,7 @@
         </w:rPr>
         <w:t>wHeader</w:t>
       </w:r>
+      <w:proofErr w:type="spellEnd"/>
       <w:r>
         <w:rPr>
           <w:rFonts w:ascii="新宋体" w:eastAsia="新宋体" w:cs="新宋体"/>
@@ -9917,6 +9910,7 @@
           <w:highlight w:val="white"/>
         </w:rPr>
       </w:pPr>
+      <w:proofErr w:type="spellStart"/>
       <w:r>
         <w:rPr>
           <w:rFonts w:ascii="新宋体" w:eastAsia="新宋体" w:cs="新宋体"/>
@@ -9928,6 +9922,7 @@
         </w:rPr>
         <w:t>xhToken</w:t>
       </w:r>
+      <w:proofErr w:type="spellEnd"/>
       <w:r>
         <w:rPr>
           <w:rFonts w:ascii="新宋体" w:eastAsia="新宋体" w:cs="新宋体"/>
@@ -9959,6 +9954,7 @@
           <w:szCs w:val="19"/>
         </w:rPr>
       </w:pPr>
+      <w:proofErr w:type="spellStart"/>
       <w:r>
         <w:rPr>
           <w:rFonts w:ascii="新宋体" w:eastAsia="新宋体" w:cs="新宋体"/>
@@ -9970,6 +9966,7 @@
         </w:rPr>
         <w:t>unOperatorType</w:t>
       </w:r>
+      <w:proofErr w:type="spellEnd"/>
       <w:r>
         <w:rPr>
           <w:rFonts w:ascii="新宋体" w:eastAsia="新宋体" w:cs="新宋体"/>
@@ -9999,6 +9996,7 @@
           <w:szCs w:val="19"/>
         </w:rPr>
       </w:pPr>
+      <w:proofErr w:type="spellStart"/>
       <w:r>
         <w:rPr>
           <w:rFonts w:ascii="新宋体" w:eastAsia="新宋体" w:cs="新宋体"/>
@@ -10010,6 +10008,7 @@
         </w:rPr>
         <w:t>unOperatorCode</w:t>
       </w:r>
+      <w:proofErr w:type="spellEnd"/>
       <w:r>
         <w:rPr>
           <w:rFonts w:ascii="新宋体" w:eastAsia="新宋体" w:cs="新宋体" w:hint="eastAsia"/>
@@ -10061,6 +10060,7 @@
           <w:szCs w:val="19"/>
         </w:rPr>
       </w:pPr>
+      <w:proofErr w:type="spellStart"/>
       <w:r>
         <w:rPr>
           <w:rFonts w:ascii="新宋体" w:eastAsia="新宋体" w:cs="新宋体"/>
@@ -10072,6 +10072,7 @@
         </w:rPr>
         <w:t>unPacketSize</w:t>
       </w:r>
+      <w:proofErr w:type="spellEnd"/>
       <w:r>
         <w:rPr>
           <w:rFonts w:ascii="新宋体" w:eastAsia="新宋体" w:cs="新宋体" w:hint="eastAsia"/>
@@ -10103,6 +10104,8 @@
         </w:rPr>
         <w:t xml:space="preserve"> </w:t>
       </w:r>
+      <w:proofErr w:type="spellStart"/>
+      <w:proofErr w:type="gramStart"/>
       <w:r>
         <w:rPr>
           <w:rFonts w:ascii="新宋体" w:eastAsia="新宋体" w:hAnsi="新宋体" w:hint="eastAsia"/>
@@ -10111,6 +10114,7 @@
         </w:rPr>
         <w:t>sizeof</w:t>
       </w:r>
+      <w:proofErr w:type="spellEnd"/>
       <w:r>
         <w:rPr>
           <w:rFonts w:ascii="新宋体" w:eastAsia="新宋体" w:hAnsi="新宋体" w:hint="eastAsia"/>
@@ -10119,6 +10123,7 @@
         </w:rPr>
         <w:t>(</w:t>
       </w:r>
+      <w:proofErr w:type="gramEnd"/>
       <w:r>
         <w:rPr>
           <w:rFonts w:ascii="新宋体" w:eastAsia="新宋体" w:hAnsi="新宋体" w:hint="eastAsia"/>
@@ -10144,13 +10149,23 @@
           <w:sz w:val="19"/>
         </w:rPr>
       </w:pPr>
+      <w:proofErr w:type="spellStart"/>
       <w:r>
         <w:rPr>
           <w:rFonts w:ascii="新宋体" w:eastAsia="新宋体" w:hAnsi="新宋体" w:hint="eastAsia"/>
           <w:color w:val="000080"/>
           <w:sz w:val="19"/>
         </w:rPr>
-        <w:t>byVersion = 1</w:t>
+        <w:t>byVersion</w:t>
+      </w:r>
+      <w:proofErr w:type="spellEnd"/>
+      <w:r>
+        <w:rPr>
+          <w:rFonts w:ascii="新宋体" w:eastAsia="新宋体" w:hAnsi="新宋体" w:hint="eastAsia"/>
+          <w:color w:val="000080"/>
+          <w:sz w:val="19"/>
+        </w:rPr>
+        <w:t xml:space="preserve"> = 1</w:t>
       </w:r>
     </w:p>
     <w:p>
@@ -10163,6 +10178,7 @@
           <w:szCs w:val="19"/>
         </w:rPr>
       </w:pPr>
+      <w:proofErr w:type="spellStart"/>
       <w:r>
         <w:rPr>
           <w:rFonts w:ascii="新宋体" w:eastAsia="新宋体" w:cs="新宋体" w:hint="eastAsia"/>
@@ -10174,6 +10190,7 @@
         </w:rPr>
         <w:t>byIsReply</w:t>
       </w:r>
+      <w:proofErr w:type="spellEnd"/>
       <w:r>
         <w:rPr>
           <w:rFonts w:ascii="新宋体" w:eastAsia="新宋体" w:cs="新宋体"/>
@@ -10205,13 +10222,23 @@
           <w:szCs w:val="19"/>
         </w:rPr>
       </w:pPr>
+      <w:proofErr w:type="spellStart"/>
       <w:r>
         <w:rPr>
           <w:rFonts w:ascii="新宋体" w:eastAsia="新宋体" w:hAnsi="新宋体" w:hint="eastAsia"/>
           <w:color w:val="000080"/>
           <w:sz w:val="19"/>
         </w:rPr>
-        <w:t>wReserve = 0</w:t>
+        <w:t>wReserve</w:t>
+      </w:r>
+      <w:proofErr w:type="spellEnd"/>
+      <w:r>
+        <w:rPr>
+          <w:rFonts w:ascii="新宋体" w:eastAsia="新宋体" w:hAnsi="新宋体" w:hint="eastAsia"/>
+          <w:color w:val="000080"/>
+          <w:sz w:val="19"/>
+        </w:rPr>
+        <w:t xml:space="preserve"> = 0</w:t>
       </w:r>
     </w:p>
     <w:p>
@@ -10224,6 +10251,7 @@
           <w:szCs w:val="19"/>
         </w:rPr>
       </w:pPr>
+      <w:proofErr w:type="spellStart"/>
       <w:r>
         <w:rPr>
           <w:rFonts w:ascii="新宋体" w:eastAsia="新宋体" w:cs="新宋体"/>
@@ -10235,6 +10263,7 @@
         </w:rPr>
         <w:t>wPacketSerial</w:t>
       </w:r>
+      <w:proofErr w:type="spellEnd"/>
       <w:r>
         <w:rPr>
           <w:rFonts w:ascii="新宋体" w:eastAsia="新宋体" w:cs="新宋体"/>
@@ -10254,6 +10283,7 @@
           <w:sz w:val="19"/>
         </w:rPr>
       </w:pPr>
+      <w:proofErr w:type="spellStart"/>
       <w:r>
         <w:rPr>
           <w:rFonts w:ascii="新宋体" w:eastAsia="新宋体" w:cs="新宋体"/>
@@ -10265,6 +10295,7 @@
         </w:rPr>
         <w:t>wTail</w:t>
       </w:r>
+      <w:proofErr w:type="spellEnd"/>
       <w:r>
         <w:rPr>
           <w:rFonts w:ascii="新宋体" w:eastAsia="新宋体" w:cs="新宋体"/>
@@ -10328,7 +10359,7 @@
       <w:pPr>
         <w:pStyle w:val="3"/>
       </w:pPr>
-      <w:bookmarkStart w:id="27" w:name="_Toc223096276"/>
+      <w:bookmarkStart w:id="27" w:name="_Toc236208625"/>
       <w:r>
         <w:rPr>
           <w:rFonts w:hint="eastAsia"/>
@@ -10389,6 +10420,7 @@
           <w:highlight w:val="white"/>
         </w:rPr>
       </w:pPr>
+      <w:proofErr w:type="spellStart"/>
       <w:r>
         <w:rPr>
           <w:rFonts w:ascii="新宋体" w:eastAsia="新宋体" w:cs="新宋体"/>
@@ -10400,6 +10432,7 @@
         </w:rPr>
         <w:t>wHeader</w:t>
       </w:r>
+      <w:proofErr w:type="spellEnd"/>
       <w:r>
         <w:rPr>
           <w:rFonts w:ascii="新宋体" w:eastAsia="新宋体" w:cs="新宋体"/>
@@ -10430,6 +10463,7 @@
           <w:highlight w:val="white"/>
         </w:rPr>
       </w:pPr>
+      <w:proofErr w:type="spellStart"/>
       <w:r>
         <w:rPr>
           <w:rFonts w:ascii="新宋体" w:eastAsia="新宋体" w:cs="新宋体"/>
@@ -10441,6 +10475,7 @@
         </w:rPr>
         <w:t>xhToken</w:t>
       </w:r>
+      <w:proofErr w:type="spellEnd"/>
       <w:r>
         <w:rPr>
           <w:rFonts w:ascii="新宋体" w:eastAsia="新宋体" w:cs="新宋体"/>
@@ -10472,6 +10507,7 @@
           <w:szCs w:val="19"/>
         </w:rPr>
       </w:pPr>
+      <w:proofErr w:type="spellStart"/>
       <w:r>
         <w:rPr>
           <w:rFonts w:ascii="新宋体" w:eastAsia="新宋体" w:cs="新宋体"/>
@@ -10483,6 +10519,7 @@
         </w:rPr>
         <w:t>unOperatorType</w:t>
       </w:r>
+      <w:proofErr w:type="spellEnd"/>
       <w:r>
         <w:rPr>
           <w:rFonts w:ascii="新宋体" w:eastAsia="新宋体" w:cs="新宋体"/>
@@ -10512,6 +10549,7 @@
           <w:szCs w:val="19"/>
         </w:rPr>
       </w:pPr>
+      <w:proofErr w:type="spellStart"/>
       <w:r>
         <w:rPr>
           <w:rFonts w:ascii="新宋体" w:eastAsia="新宋体" w:cs="新宋体"/>
@@ -10523,6 +10561,7 @@
         </w:rPr>
         <w:t>unOperatorCode</w:t>
       </w:r>
+      <w:proofErr w:type="spellEnd"/>
       <w:r>
         <w:rPr>
           <w:rFonts w:ascii="新宋体" w:eastAsia="新宋体" w:cs="新宋体" w:hint="eastAsia"/>
@@ -10572,6 +10611,7 @@
           <w:sz w:val="19"/>
         </w:rPr>
       </w:pPr>
+      <w:proofErr w:type="spellStart"/>
       <w:r>
         <w:rPr>
           <w:rFonts w:ascii="新宋体" w:eastAsia="新宋体" w:cs="新宋体"/>
@@ -10583,6 +10623,7 @@
         </w:rPr>
         <w:t>unPacketSize</w:t>
       </w:r>
+      <w:proofErr w:type="spellEnd"/>
       <w:r>
         <w:rPr>
           <w:rFonts w:ascii="新宋体" w:eastAsia="新宋体" w:cs="新宋体" w:hint="eastAsia"/>
@@ -10614,6 +10655,8 @@
         </w:rPr>
         <w:t xml:space="preserve"> </w:t>
       </w:r>
+      <w:proofErr w:type="spellStart"/>
+      <w:proofErr w:type="gramStart"/>
       <w:r>
         <w:rPr>
           <w:rFonts w:ascii="新宋体" w:eastAsia="新宋体" w:hAnsi="新宋体" w:hint="eastAsia"/>
@@ -10622,6 +10665,7 @@
         </w:rPr>
         <w:t>sizeof</w:t>
       </w:r>
+      <w:proofErr w:type="spellEnd"/>
       <w:r>
         <w:rPr>
           <w:rFonts w:ascii="新宋体" w:eastAsia="新宋体" w:hAnsi="新宋体" w:hint="eastAsia"/>
@@ -10630,6 +10674,7 @@
         </w:rPr>
         <w:t>(</w:t>
       </w:r>
+      <w:proofErr w:type="gramEnd"/>
       <w:r>
         <w:rPr>
           <w:rFonts w:ascii="新宋体" w:eastAsia="新宋体" w:hAnsi="新宋体" w:hint="eastAsia"/>
@@ -10655,13 +10700,23 @@
           <w:sz w:val="19"/>
         </w:rPr>
       </w:pPr>
+      <w:proofErr w:type="spellStart"/>
       <w:r>
         <w:rPr>
           <w:rFonts w:ascii="新宋体" w:eastAsia="新宋体" w:hAnsi="新宋体" w:hint="eastAsia"/>
           <w:color w:val="000080"/>
           <w:sz w:val="19"/>
         </w:rPr>
-        <w:t>byVersion = 1</w:t>
+        <w:t>byVersion</w:t>
+      </w:r>
+      <w:proofErr w:type="spellEnd"/>
+      <w:r>
+        <w:rPr>
+          <w:rFonts w:ascii="新宋体" w:eastAsia="新宋体" w:hAnsi="新宋体" w:hint="eastAsia"/>
+          <w:color w:val="000080"/>
+          <w:sz w:val="19"/>
+        </w:rPr>
+        <w:t xml:space="preserve"> = 1</w:t>
       </w:r>
     </w:p>
     <w:p>
@@ -10674,6 +10729,7 @@
           <w:szCs w:val="19"/>
         </w:rPr>
       </w:pPr>
+      <w:proofErr w:type="spellStart"/>
       <w:r>
         <w:rPr>
           <w:rFonts w:ascii="新宋体" w:eastAsia="新宋体" w:cs="新宋体" w:hint="eastAsia"/>
@@ -10685,6 +10741,7 @@
         </w:rPr>
         <w:t>byIsReply</w:t>
       </w:r>
+      <w:proofErr w:type="spellEnd"/>
       <w:r>
         <w:rPr>
           <w:rFonts w:ascii="新宋体" w:eastAsia="新宋体" w:cs="新宋体"/>
@@ -10716,13 +10773,23 @@
           <w:szCs w:val="19"/>
         </w:rPr>
       </w:pPr>
+      <w:proofErr w:type="spellStart"/>
       <w:r>
         <w:rPr>
           <w:rFonts w:ascii="新宋体" w:eastAsia="新宋体" w:hAnsi="新宋体" w:hint="eastAsia"/>
           <w:color w:val="000080"/>
           <w:sz w:val="19"/>
         </w:rPr>
-        <w:t>wReserve = 0</w:t>
+        <w:t>wReserve</w:t>
+      </w:r>
+      <w:proofErr w:type="spellEnd"/>
+      <w:r>
+        <w:rPr>
+          <w:rFonts w:ascii="新宋体" w:eastAsia="新宋体" w:hAnsi="新宋体" w:hint="eastAsia"/>
+          <w:color w:val="000080"/>
+          <w:sz w:val="19"/>
+        </w:rPr>
+        <w:t xml:space="preserve"> = 0</w:t>
       </w:r>
     </w:p>
     <w:p>
@@ -10735,6 +10802,7 @@
           <w:szCs w:val="19"/>
         </w:rPr>
       </w:pPr>
+      <w:proofErr w:type="spellStart"/>
       <w:r>
         <w:rPr>
           <w:rFonts w:ascii="新宋体" w:eastAsia="新宋体" w:cs="新宋体"/>
@@ -10746,6 +10814,7 @@
         </w:rPr>
         <w:t>wPacketSerial</w:t>
       </w:r>
+      <w:proofErr w:type="spellEnd"/>
       <w:r>
         <w:rPr>
           <w:rFonts w:ascii="新宋体" w:eastAsia="新宋体" w:cs="新宋体"/>
@@ -10765,6 +10834,7 @@
           <w:sz w:val="19"/>
         </w:rPr>
       </w:pPr>
+      <w:proofErr w:type="spellStart"/>
       <w:r>
         <w:rPr>
           <w:rFonts w:ascii="新宋体" w:eastAsia="新宋体" w:cs="新宋体"/>
@@ -10776,6 +10846,7 @@
         </w:rPr>
         <w:t>wTail</w:t>
       </w:r>
+      <w:proofErr w:type="spellEnd"/>
       <w:r>
         <w:rPr>
           <w:rFonts w:ascii="新宋体" w:eastAsia="新宋体" w:cs="新宋体"/>
@@ -10877,6 +10948,7 @@
           <w:highlight w:val="white"/>
         </w:rPr>
       </w:pPr>
+      <w:proofErr w:type="spellStart"/>
       <w:r>
         <w:rPr>
           <w:rFonts w:ascii="新宋体" w:eastAsia="新宋体" w:cs="新宋体"/>
@@ -10888,6 +10960,7 @@
         </w:rPr>
         <w:t>wHeader</w:t>
       </w:r>
+      <w:proofErr w:type="spellEnd"/>
       <w:r>
         <w:rPr>
           <w:rFonts w:ascii="新宋体" w:eastAsia="新宋体" w:cs="新宋体"/>
@@ -10918,6 +10991,7 @@
           <w:highlight w:val="white"/>
         </w:rPr>
       </w:pPr>
+      <w:proofErr w:type="spellStart"/>
       <w:r>
         <w:rPr>
           <w:rFonts w:ascii="新宋体" w:eastAsia="新宋体" w:cs="新宋体"/>
@@ -10929,6 +11003,7 @@
         </w:rPr>
         <w:t>xhToken</w:t>
       </w:r>
+      <w:proofErr w:type="spellEnd"/>
       <w:r>
         <w:rPr>
           <w:rFonts w:ascii="新宋体" w:eastAsia="新宋体" w:cs="新宋体"/>
@@ -10960,6 +11035,7 @@
           <w:szCs w:val="19"/>
         </w:rPr>
       </w:pPr>
+      <w:proofErr w:type="spellStart"/>
       <w:r>
         <w:rPr>
           <w:rFonts w:ascii="新宋体" w:eastAsia="新宋体" w:cs="新宋体"/>
@@ -10971,6 +11047,7 @@
         </w:rPr>
         <w:t>unOperatorType</w:t>
       </w:r>
+      <w:proofErr w:type="spellEnd"/>
       <w:r>
         <w:rPr>
           <w:rFonts w:ascii="新宋体" w:eastAsia="新宋体" w:cs="新宋体"/>
@@ -11000,6 +11077,7 @@
           <w:szCs w:val="19"/>
         </w:rPr>
       </w:pPr>
+      <w:proofErr w:type="spellStart"/>
       <w:r>
         <w:rPr>
           <w:rFonts w:ascii="新宋体" w:eastAsia="新宋体" w:cs="新宋体"/>
@@ -11011,6 +11089,7 @@
         </w:rPr>
         <w:t>unOperatorCode</w:t>
       </w:r>
+      <w:proofErr w:type="spellEnd"/>
       <w:r>
         <w:rPr>
           <w:rFonts w:ascii="新宋体" w:eastAsia="新宋体" w:cs="新宋体" w:hint="eastAsia"/>
@@ -11062,6 +11141,7 @@
           <w:szCs w:val="19"/>
         </w:rPr>
       </w:pPr>
+      <w:proofErr w:type="spellStart"/>
       <w:r>
         <w:rPr>
           <w:rFonts w:ascii="新宋体" w:eastAsia="新宋体" w:cs="新宋体"/>
@@ -11073,6 +11153,7 @@
         </w:rPr>
         <w:t>unPacketSize</w:t>
       </w:r>
+      <w:proofErr w:type="spellEnd"/>
       <w:r>
         <w:rPr>
           <w:rFonts w:ascii="新宋体" w:eastAsia="新宋体" w:cs="新宋体" w:hint="eastAsia"/>
@@ -11104,6 +11185,8 @@
         </w:rPr>
         <w:t xml:space="preserve"> </w:t>
       </w:r>
+      <w:proofErr w:type="spellStart"/>
+      <w:proofErr w:type="gramStart"/>
       <w:r>
         <w:rPr>
           <w:rFonts w:ascii="新宋体" w:eastAsia="新宋体" w:hAnsi="新宋体" w:hint="eastAsia"/>
@@ -11112,6 +11195,7 @@
         </w:rPr>
         <w:t>sizeof</w:t>
       </w:r>
+      <w:proofErr w:type="spellEnd"/>
       <w:r>
         <w:rPr>
           <w:rFonts w:ascii="新宋体" w:eastAsia="新宋体" w:hAnsi="新宋体" w:hint="eastAsia"/>
@@ -11120,6 +11204,7 @@
         </w:rPr>
         <w:t>(</w:t>
       </w:r>
+      <w:proofErr w:type="gramEnd"/>
       <w:r>
         <w:rPr>
           <w:rFonts w:ascii="新宋体" w:eastAsia="新宋体" w:hAnsi="新宋体" w:hint="eastAsia"/>
@@ -11155,13 +11240,23 @@
           <w:sz w:val="19"/>
         </w:rPr>
       </w:pPr>
+      <w:proofErr w:type="spellStart"/>
       <w:r>
         <w:rPr>
           <w:rFonts w:ascii="新宋体" w:eastAsia="新宋体" w:hAnsi="新宋体" w:hint="eastAsia"/>
           <w:color w:val="000080"/>
           <w:sz w:val="19"/>
         </w:rPr>
-        <w:t>byVersion = 1</w:t>
+        <w:t>byVersion</w:t>
+      </w:r>
+      <w:proofErr w:type="spellEnd"/>
+      <w:r>
+        <w:rPr>
+          <w:rFonts w:ascii="新宋体" w:eastAsia="新宋体" w:hAnsi="新宋体" w:hint="eastAsia"/>
+          <w:color w:val="000080"/>
+          <w:sz w:val="19"/>
+        </w:rPr>
+        <w:t xml:space="preserve"> = 1</w:t>
       </w:r>
     </w:p>
     <w:p>
@@ -11174,6 +11269,7 @@
           <w:szCs w:val="19"/>
         </w:rPr>
       </w:pPr>
+      <w:proofErr w:type="spellStart"/>
       <w:r>
         <w:rPr>
           <w:rFonts w:ascii="新宋体" w:eastAsia="新宋体" w:cs="新宋体" w:hint="eastAsia"/>
@@ -11185,6 +11281,7 @@
         </w:rPr>
         <w:t>byIsReply</w:t>
       </w:r>
+      <w:proofErr w:type="spellEnd"/>
       <w:r>
         <w:rPr>
           <w:rFonts w:ascii="新宋体" w:eastAsia="新宋体" w:cs="新宋体"/>
@@ -11216,13 +11313,23 @@
           <w:szCs w:val="19"/>
         </w:rPr>
       </w:pPr>
+      <w:proofErr w:type="spellStart"/>
       <w:r>
         <w:rPr>
           <w:rFonts w:ascii="新宋体" w:eastAsia="新宋体" w:hAnsi="新宋体" w:hint="eastAsia"/>
           <w:color w:val="000080"/>
           <w:sz w:val="19"/>
         </w:rPr>
-        <w:t>wReserve = 0</w:t>
+        <w:t>wReserve</w:t>
+      </w:r>
+      <w:proofErr w:type="spellEnd"/>
+      <w:r>
+        <w:rPr>
+          <w:rFonts w:ascii="新宋体" w:eastAsia="新宋体" w:hAnsi="新宋体" w:hint="eastAsia"/>
+          <w:color w:val="000080"/>
+          <w:sz w:val="19"/>
+        </w:rPr>
+        <w:t xml:space="preserve"> = 0</w:t>
       </w:r>
     </w:p>
     <w:p>
@@ -11235,6 +11342,7 @@
           <w:szCs w:val="19"/>
         </w:rPr>
       </w:pPr>
+      <w:proofErr w:type="spellStart"/>
       <w:r>
         <w:rPr>
           <w:rFonts w:ascii="新宋体" w:eastAsia="新宋体" w:cs="新宋体"/>
@@ -11246,6 +11354,7 @@
         </w:rPr>
         <w:t>wPacketSerial</w:t>
       </w:r>
+      <w:proofErr w:type="spellEnd"/>
       <w:r>
         <w:rPr>
           <w:rFonts w:ascii="新宋体" w:eastAsia="新宋体" w:cs="新宋体"/>
@@ -11265,6 +11374,7 @@
           <w:sz w:val="19"/>
         </w:rPr>
       </w:pPr>
+      <w:proofErr w:type="spellStart"/>
       <w:r>
         <w:rPr>
           <w:rFonts w:ascii="新宋体" w:eastAsia="新宋体" w:cs="新宋体"/>
@@ -11276,6 +11386,7 @@
         </w:rPr>
         <w:t>wTail</w:t>
       </w:r>
+      <w:proofErr w:type="spellEnd"/>
       <w:r>
         <w:rPr>
           <w:rFonts w:ascii="新宋体" w:eastAsia="新宋体" w:cs="新宋体"/>
@@ -11370,12 +11481,14 @@
       <w:pPr>
         <w:ind w:firstLine="420"/>
       </w:pPr>
+      <w:proofErr w:type="spellStart"/>
       <w:r>
         <w:rPr>
           <w:rFonts w:hint="eastAsia"/>
         </w:rPr>
         <w:t>byVersion</w:t>
       </w:r>
+      <w:proofErr w:type="spellEnd"/>
       <w:r>
         <w:rPr>
           <w:rFonts w:hint="eastAsia"/>
@@ -11414,7 +11527,7 @@
       <w:pPr>
         <w:pStyle w:val="3"/>
       </w:pPr>
-      <w:bookmarkStart w:id="28" w:name="_Toc223096277"/>
+      <w:bookmarkStart w:id="28" w:name="_Toc236208626"/>
       <w:r>
         <w:rPr>
           <w:rFonts w:hint="eastAsia"/>
@@ -11469,6 +11582,7 @@
           <w:highlight w:val="white"/>
         </w:rPr>
       </w:pPr>
+      <w:proofErr w:type="spellStart"/>
       <w:r>
         <w:rPr>
           <w:rFonts w:ascii="新宋体" w:eastAsia="新宋体" w:cs="新宋体"/>
@@ -11480,6 +11594,7 @@
         </w:rPr>
         <w:t>wHeader</w:t>
       </w:r>
+      <w:proofErr w:type="spellEnd"/>
       <w:r>
         <w:rPr>
           <w:rFonts w:ascii="新宋体" w:eastAsia="新宋体" w:cs="新宋体"/>
@@ -11510,6 +11625,7 @@
           <w:highlight w:val="white"/>
         </w:rPr>
       </w:pPr>
+      <w:proofErr w:type="spellStart"/>
       <w:r>
         <w:rPr>
           <w:rFonts w:ascii="新宋体" w:eastAsia="新宋体" w:cs="新宋体"/>
@@ -11521,6 +11637,7 @@
         </w:rPr>
         <w:t>xhToken</w:t>
       </w:r>
+      <w:proofErr w:type="spellEnd"/>
       <w:r>
         <w:rPr>
           <w:rFonts w:ascii="新宋体" w:eastAsia="新宋体" w:cs="新宋体"/>
@@ -11552,6 +11669,7 @@
           <w:szCs w:val="19"/>
         </w:rPr>
       </w:pPr>
+      <w:proofErr w:type="spellStart"/>
       <w:r>
         <w:rPr>
           <w:rFonts w:ascii="新宋体" w:eastAsia="新宋体" w:cs="新宋体"/>
@@ -11563,6 +11681,7 @@
         </w:rPr>
         <w:t>unOperatorType</w:t>
       </w:r>
+      <w:proofErr w:type="spellEnd"/>
       <w:r>
         <w:rPr>
           <w:rFonts w:ascii="新宋体" w:eastAsia="新宋体" w:cs="新宋体"/>
@@ -11592,6 +11711,7 @@
           <w:szCs w:val="19"/>
         </w:rPr>
       </w:pPr>
+      <w:proofErr w:type="spellStart"/>
       <w:r>
         <w:rPr>
           <w:rFonts w:ascii="新宋体" w:eastAsia="新宋体" w:cs="新宋体"/>
@@ -11603,6 +11723,7 @@
         </w:rPr>
         <w:t>unOperatorCode</w:t>
       </w:r>
+      <w:proofErr w:type="spellEnd"/>
       <w:r>
         <w:rPr>
           <w:rFonts w:ascii="新宋体" w:eastAsia="新宋体" w:cs="新宋体" w:hint="eastAsia"/>
@@ -11654,6 +11775,7 @@
           <w:szCs w:val="19"/>
         </w:rPr>
       </w:pPr>
+      <w:proofErr w:type="spellStart"/>
       <w:r>
         <w:rPr>
           <w:rFonts w:ascii="新宋体" w:eastAsia="新宋体" w:cs="新宋体"/>
@@ -11665,6 +11787,7 @@
         </w:rPr>
         <w:t>unPacketSize</w:t>
       </w:r>
+      <w:proofErr w:type="spellEnd"/>
       <w:r>
         <w:rPr>
           <w:rFonts w:ascii="新宋体" w:eastAsia="新宋体" w:cs="新宋体" w:hint="eastAsia"/>
@@ -11696,6 +11819,8 @@
         </w:rPr>
         <w:t xml:space="preserve"> </w:t>
       </w:r>
+      <w:proofErr w:type="spellStart"/>
+      <w:proofErr w:type="gramStart"/>
       <w:r>
         <w:rPr>
           <w:rFonts w:ascii="新宋体" w:eastAsia="新宋体" w:hAnsi="新宋体" w:hint="eastAsia"/>
@@ -11704,6 +11829,7 @@
         </w:rPr>
         <w:t>sizeof</w:t>
       </w:r>
+      <w:proofErr w:type="spellEnd"/>
       <w:r>
         <w:rPr>
           <w:rFonts w:ascii="新宋体" w:eastAsia="新宋体" w:hAnsi="新宋体" w:hint="eastAsia"/>
@@ -11712,6 +11838,7 @@
         </w:rPr>
         <w:t>(</w:t>
       </w:r>
+      <w:proofErr w:type="gramEnd"/>
       <w:r>
         <w:rPr>
           <w:rFonts w:ascii="新宋体" w:eastAsia="新宋体" w:hAnsi="新宋体" w:hint="eastAsia"/>
@@ -11737,13 +11864,23 @@
           <w:sz w:val="19"/>
         </w:rPr>
       </w:pPr>
+      <w:proofErr w:type="spellStart"/>
       <w:r>
         <w:rPr>
           <w:rFonts w:ascii="新宋体" w:eastAsia="新宋体" w:hAnsi="新宋体" w:hint="eastAsia"/>
           <w:color w:val="000080"/>
           <w:sz w:val="19"/>
         </w:rPr>
-        <w:t>byVersion = 1</w:t>
+        <w:t>byVersion</w:t>
+      </w:r>
+      <w:proofErr w:type="spellEnd"/>
+      <w:r>
+        <w:rPr>
+          <w:rFonts w:ascii="新宋体" w:eastAsia="新宋体" w:hAnsi="新宋体" w:hint="eastAsia"/>
+          <w:color w:val="000080"/>
+          <w:sz w:val="19"/>
+        </w:rPr>
+        <w:t xml:space="preserve"> = 1</w:t>
       </w:r>
     </w:p>
     <w:p>
@@ -11756,6 +11893,7 @@
           <w:szCs w:val="19"/>
         </w:rPr>
       </w:pPr>
+      <w:proofErr w:type="spellStart"/>
       <w:r>
         <w:rPr>
           <w:rFonts w:ascii="新宋体" w:eastAsia="新宋体" w:cs="新宋体" w:hint="eastAsia"/>
@@ -11767,6 +11905,7 @@
         </w:rPr>
         <w:t>byIsReply</w:t>
       </w:r>
+      <w:proofErr w:type="spellEnd"/>
       <w:r>
         <w:rPr>
           <w:rFonts w:ascii="新宋体" w:eastAsia="新宋体" w:cs="新宋体"/>
@@ -11798,13 +11937,23 @@
           <w:szCs w:val="19"/>
         </w:rPr>
       </w:pPr>
+      <w:proofErr w:type="spellStart"/>
       <w:r>
         <w:rPr>
           <w:rFonts w:ascii="新宋体" w:eastAsia="新宋体" w:hAnsi="新宋体" w:hint="eastAsia"/>
           <w:color w:val="000080"/>
           <w:sz w:val="19"/>
         </w:rPr>
-        <w:t>wReserve = 0</w:t>
+        <w:t>wReserve</w:t>
+      </w:r>
+      <w:proofErr w:type="spellEnd"/>
+      <w:r>
+        <w:rPr>
+          <w:rFonts w:ascii="新宋体" w:eastAsia="新宋体" w:hAnsi="新宋体" w:hint="eastAsia"/>
+          <w:color w:val="000080"/>
+          <w:sz w:val="19"/>
+        </w:rPr>
+        <w:t xml:space="preserve"> = 0</w:t>
       </w:r>
     </w:p>
     <w:p>
@@ -11817,6 +11966,7 @@
           <w:szCs w:val="19"/>
         </w:rPr>
       </w:pPr>
+      <w:proofErr w:type="spellStart"/>
       <w:r>
         <w:rPr>
           <w:rFonts w:ascii="新宋体" w:eastAsia="新宋体" w:cs="新宋体"/>
@@ -11828,6 +11978,7 @@
         </w:rPr>
         <w:t>wPacketSerial</w:t>
       </w:r>
+      <w:proofErr w:type="spellEnd"/>
       <w:r>
         <w:rPr>
           <w:rFonts w:ascii="新宋体" w:eastAsia="新宋体" w:cs="新宋体"/>
@@ -11847,6 +11998,7 @@
           <w:sz w:val="19"/>
         </w:rPr>
       </w:pPr>
+      <w:proofErr w:type="spellStart"/>
       <w:r>
         <w:rPr>
           <w:rFonts w:ascii="新宋体" w:eastAsia="新宋体" w:cs="新宋体"/>
@@ -11858,6 +12010,7 @@
         </w:rPr>
         <w:t>wTail</w:t>
       </w:r>
+      <w:proofErr w:type="spellEnd"/>
       <w:r>
         <w:rPr>
           <w:rFonts w:ascii="新宋体" w:eastAsia="新宋体" w:cs="新宋体"/>
@@ -11927,7 +12080,7 @@
       <w:pPr>
         <w:pStyle w:val="3"/>
       </w:pPr>
-      <w:bookmarkStart w:id="29" w:name="_Toc223096278"/>
+      <w:bookmarkStart w:id="29" w:name="_Toc236208627"/>
       <w:r>
         <w:rPr>
           <w:rFonts w:hint="eastAsia"/>
@@ -12011,6 +12164,7 @@
           <w:highlight w:val="white"/>
         </w:rPr>
       </w:pPr>
+      <w:proofErr w:type="spellStart"/>
       <w:r>
         <w:rPr>
           <w:rFonts w:ascii="新宋体" w:eastAsia="新宋体" w:cs="新宋体"/>
@@ -12022,6 +12176,7 @@
         </w:rPr>
         <w:t>wHeader</w:t>
       </w:r>
+      <w:proofErr w:type="spellEnd"/>
       <w:r>
         <w:rPr>
           <w:rFonts w:ascii="新宋体" w:eastAsia="新宋体" w:cs="新宋体"/>
@@ -12052,6 +12207,7 @@
           <w:highlight w:val="white"/>
         </w:rPr>
       </w:pPr>
+      <w:proofErr w:type="spellStart"/>
       <w:r>
         <w:rPr>
           <w:rFonts w:ascii="新宋体" w:eastAsia="新宋体" w:cs="新宋体"/>
@@ -12063,6 +12219,7 @@
         </w:rPr>
         <w:t>xhToken</w:t>
       </w:r>
+      <w:proofErr w:type="spellEnd"/>
       <w:r>
         <w:rPr>
           <w:rFonts w:ascii="新宋体" w:eastAsia="新宋体" w:cs="新宋体"/>
@@ -12094,6 +12251,7 @@
           <w:szCs w:val="19"/>
         </w:rPr>
       </w:pPr>
+      <w:proofErr w:type="spellStart"/>
       <w:r>
         <w:rPr>
           <w:rFonts w:ascii="新宋体" w:eastAsia="新宋体" w:cs="新宋体"/>
@@ -12105,6 +12263,7 @@
         </w:rPr>
         <w:t>unOperatorType</w:t>
       </w:r>
+      <w:proofErr w:type="spellEnd"/>
       <w:r>
         <w:rPr>
           <w:rFonts w:ascii="新宋体" w:eastAsia="新宋体" w:cs="新宋体"/>
@@ -12134,6 +12293,7 @@
           <w:szCs w:val="19"/>
         </w:rPr>
       </w:pPr>
+      <w:proofErr w:type="spellStart"/>
       <w:r>
         <w:rPr>
           <w:rFonts w:ascii="新宋体" w:eastAsia="新宋体" w:cs="新宋体"/>
@@ -12146,6 +12306,7 @@
         <w:lastRenderedPageBreak/>
         <w:t>unOperatorCode</w:t>
       </w:r>
+      <w:proofErr w:type="spellEnd"/>
       <w:r>
         <w:rPr>
           <w:rFonts w:ascii="新宋体" w:eastAsia="新宋体" w:cs="新宋体" w:hint="eastAsia"/>
@@ -12198,6 +12359,7 @@
           <w:szCs w:val="19"/>
         </w:rPr>
       </w:pPr>
+      <w:proofErr w:type="spellStart"/>
       <w:r>
         <w:rPr>
           <w:rFonts w:ascii="新宋体" w:eastAsia="新宋体" w:cs="新宋体"/>
@@ -12209,6 +12371,7 @@
         </w:rPr>
         <w:t>unPacketSize</w:t>
       </w:r>
+      <w:proofErr w:type="spellEnd"/>
       <w:r>
         <w:rPr>
           <w:rFonts w:ascii="新宋体" w:eastAsia="新宋体" w:cs="新宋体" w:hint="eastAsia"/>
@@ -12240,6 +12403,8 @@
         </w:rPr>
         <w:t xml:space="preserve"> </w:t>
       </w:r>
+      <w:proofErr w:type="spellStart"/>
+      <w:proofErr w:type="gramStart"/>
       <w:r>
         <w:rPr>
           <w:rFonts w:ascii="新宋体" w:eastAsia="新宋体" w:hAnsi="新宋体" w:hint="eastAsia"/>
@@ -12248,6 +12413,7 @@
         </w:rPr>
         <w:t>sizeof</w:t>
       </w:r>
+      <w:proofErr w:type="spellEnd"/>
       <w:r>
         <w:rPr>
           <w:rFonts w:ascii="新宋体" w:eastAsia="新宋体" w:hAnsi="新宋体" w:hint="eastAsia"/>
@@ -12256,6 +12422,7 @@
         </w:rPr>
         <w:t>(</w:t>
       </w:r>
+      <w:proofErr w:type="gramEnd"/>
       <w:r>
         <w:rPr>
           <w:rFonts w:ascii="新宋体" w:eastAsia="新宋体" w:hAnsi="新宋体" w:hint="eastAsia"/>
@@ -12281,13 +12448,23 @@
           <w:sz w:val="19"/>
         </w:rPr>
       </w:pPr>
+      <w:proofErr w:type="spellStart"/>
       <w:r>
         <w:rPr>
           <w:rFonts w:ascii="新宋体" w:eastAsia="新宋体" w:hAnsi="新宋体" w:hint="eastAsia"/>
           <w:color w:val="000080"/>
           <w:sz w:val="19"/>
         </w:rPr>
-        <w:t>byVersion = 1</w:t>
+        <w:t>byVersion</w:t>
+      </w:r>
+      <w:proofErr w:type="spellEnd"/>
+      <w:r>
+        <w:rPr>
+          <w:rFonts w:ascii="新宋体" w:eastAsia="新宋体" w:hAnsi="新宋体" w:hint="eastAsia"/>
+          <w:color w:val="000080"/>
+          <w:sz w:val="19"/>
+        </w:rPr>
+        <w:t xml:space="preserve"> = 1</w:t>
       </w:r>
     </w:p>
     <w:p>
@@ -12300,6 +12477,7 @@
           <w:szCs w:val="19"/>
         </w:rPr>
       </w:pPr>
+      <w:proofErr w:type="spellStart"/>
       <w:r>
         <w:rPr>
           <w:rFonts w:ascii="新宋体" w:eastAsia="新宋体" w:cs="新宋体" w:hint="eastAsia"/>
@@ -12311,6 +12489,7 @@
         </w:rPr>
         <w:t>byIsReply</w:t>
       </w:r>
+      <w:proofErr w:type="spellEnd"/>
       <w:r>
         <w:rPr>
           <w:rFonts w:ascii="新宋体" w:eastAsia="新宋体" w:cs="新宋体"/>
@@ -12342,13 +12521,23 @@
           <w:szCs w:val="19"/>
         </w:rPr>
       </w:pPr>
+      <w:proofErr w:type="spellStart"/>
       <w:r>
         <w:rPr>
           <w:rFonts w:ascii="新宋体" w:eastAsia="新宋体" w:hAnsi="新宋体" w:hint="eastAsia"/>
           <w:color w:val="000080"/>
           <w:sz w:val="19"/>
         </w:rPr>
-        <w:t>wReserve = 0</w:t>
+        <w:t>wReserve</w:t>
+      </w:r>
+      <w:proofErr w:type="spellEnd"/>
+      <w:r>
+        <w:rPr>
+          <w:rFonts w:ascii="新宋体" w:eastAsia="新宋体" w:hAnsi="新宋体" w:hint="eastAsia"/>
+          <w:color w:val="000080"/>
+          <w:sz w:val="19"/>
+        </w:rPr>
+        <w:t xml:space="preserve"> = 0</w:t>
       </w:r>
     </w:p>
     <w:p>
@@ -12361,6 +12550,7 @@
           <w:szCs w:val="19"/>
         </w:rPr>
       </w:pPr>
+      <w:proofErr w:type="spellStart"/>
       <w:r>
         <w:rPr>
           <w:rFonts w:ascii="新宋体" w:eastAsia="新宋体" w:cs="新宋体"/>
@@ -12372,6 +12562,7 @@
         </w:rPr>
         <w:t>wPacketSerial</w:t>
       </w:r>
+      <w:proofErr w:type="spellEnd"/>
       <w:r>
         <w:rPr>
           <w:rFonts w:ascii="新宋体" w:eastAsia="新宋体" w:cs="新宋体"/>
@@ -12391,6 +12582,7 @@
           <w:sz w:val="19"/>
         </w:rPr>
       </w:pPr>
+      <w:proofErr w:type="spellStart"/>
       <w:r>
         <w:rPr>
           <w:rFonts w:ascii="新宋体" w:eastAsia="新宋体" w:cs="新宋体"/>
@@ -12402,6 +12594,7 @@
         </w:rPr>
         <w:t>wTail</w:t>
       </w:r>
+      <w:proofErr w:type="spellEnd"/>
       <w:r>
         <w:rPr>
           <w:rFonts w:ascii="新宋体" w:eastAsia="新宋体" w:cs="新宋体"/>
@@ -12499,7 +12692,21 @@
         <w:rPr>
           <w:rFonts w:hint="eastAsia"/>
         </w:rPr>
-        <w:t>:wReserve 0</w:t>
+        <w:t>:</w:t>
+      </w:r>
+      <w:proofErr w:type="spellStart"/>
+      <w:r>
+        <w:rPr>
+          <w:rFonts w:hint="eastAsia"/>
+        </w:rPr>
+        <w:t>wReserve</w:t>
+      </w:r>
+      <w:proofErr w:type="spellEnd"/>
+      <w:r>
+        <w:rPr>
+          <w:rFonts w:hint="eastAsia"/>
+        </w:rPr>
+        <w:t xml:space="preserve"> 0</w:t>
       </w:r>
       <w:r>
         <w:rPr>
@@ -12531,6 +12738,7 @@
           <w:highlight w:val="white"/>
         </w:rPr>
       </w:pPr>
+      <w:proofErr w:type="spellStart"/>
       <w:r>
         <w:rPr>
           <w:rFonts w:ascii="新宋体" w:eastAsia="新宋体" w:cs="新宋体"/>
@@ -12542,6 +12750,7 @@
         </w:rPr>
         <w:t>wHeader</w:t>
       </w:r>
+      <w:proofErr w:type="spellEnd"/>
       <w:r>
         <w:rPr>
           <w:rFonts w:ascii="新宋体" w:eastAsia="新宋体" w:cs="新宋体"/>
@@ -12572,6 +12781,7 @@
           <w:highlight w:val="white"/>
         </w:rPr>
       </w:pPr>
+      <w:proofErr w:type="spellStart"/>
       <w:r>
         <w:rPr>
           <w:rFonts w:ascii="新宋体" w:eastAsia="新宋体" w:cs="新宋体"/>
@@ -12583,6 +12793,7 @@
         </w:rPr>
         <w:t>xhToken</w:t>
       </w:r>
+      <w:proofErr w:type="spellEnd"/>
       <w:r>
         <w:rPr>
           <w:rFonts w:ascii="新宋体" w:eastAsia="新宋体" w:cs="新宋体"/>
@@ -12614,6 +12825,7 @@
           <w:szCs w:val="19"/>
         </w:rPr>
       </w:pPr>
+      <w:proofErr w:type="spellStart"/>
       <w:r>
         <w:rPr>
           <w:rFonts w:ascii="新宋体" w:eastAsia="新宋体" w:cs="新宋体"/>
@@ -12625,6 +12837,7 @@
         </w:rPr>
         <w:t>unOperatorType</w:t>
       </w:r>
+      <w:proofErr w:type="spellEnd"/>
       <w:r>
         <w:rPr>
           <w:rFonts w:ascii="新宋体" w:eastAsia="新宋体" w:cs="新宋体"/>
@@ -12654,6 +12867,7 @@
           <w:szCs w:val="19"/>
         </w:rPr>
       </w:pPr>
+      <w:proofErr w:type="spellStart"/>
       <w:r>
         <w:rPr>
           <w:rFonts w:ascii="新宋体" w:eastAsia="新宋体" w:cs="新宋体"/>
@@ -12665,6 +12879,7 @@
         </w:rPr>
         <w:t>unOperatorCode</w:t>
       </w:r>
+      <w:proofErr w:type="spellEnd"/>
       <w:r>
         <w:rPr>
           <w:rFonts w:ascii="新宋体" w:eastAsia="新宋体" w:cs="新宋体" w:hint="eastAsia"/>
@@ -12717,6 +12932,7 @@
           <w:szCs w:val="19"/>
         </w:rPr>
       </w:pPr>
+      <w:proofErr w:type="spellStart"/>
       <w:r>
         <w:rPr>
           <w:rFonts w:ascii="新宋体" w:eastAsia="新宋体" w:cs="新宋体"/>
@@ -12728,6 +12944,7 @@
         </w:rPr>
         <w:t>unPacketSize</w:t>
       </w:r>
+      <w:proofErr w:type="spellEnd"/>
       <w:r>
         <w:rPr>
           <w:rFonts w:ascii="新宋体" w:eastAsia="新宋体" w:cs="新宋体" w:hint="eastAsia"/>
@@ -12776,13 +12993,23 @@
           <w:sz w:val="19"/>
         </w:rPr>
       </w:pPr>
+      <w:proofErr w:type="spellStart"/>
       <w:r>
         <w:rPr>
           <w:rFonts w:ascii="新宋体" w:eastAsia="新宋体" w:hAnsi="新宋体" w:hint="eastAsia"/>
           <w:color w:val="000080"/>
           <w:sz w:val="19"/>
         </w:rPr>
-        <w:t>byVersion = 1</w:t>
+        <w:t>byVersion</w:t>
+      </w:r>
+      <w:proofErr w:type="spellEnd"/>
+      <w:r>
+        <w:rPr>
+          <w:rFonts w:ascii="新宋体" w:eastAsia="新宋体" w:hAnsi="新宋体" w:hint="eastAsia"/>
+          <w:color w:val="000080"/>
+          <w:sz w:val="19"/>
+        </w:rPr>
+        <w:t xml:space="preserve"> = 1</w:t>
       </w:r>
     </w:p>
     <w:p>
@@ -12795,6 +13022,7 @@
           <w:szCs w:val="19"/>
         </w:rPr>
       </w:pPr>
+      <w:proofErr w:type="spellStart"/>
       <w:r>
         <w:rPr>
           <w:rFonts w:ascii="新宋体" w:eastAsia="新宋体" w:cs="新宋体" w:hint="eastAsia"/>
@@ -12806,6 +13034,7 @@
         </w:rPr>
         <w:t>byIsReply</w:t>
       </w:r>
+      <w:proofErr w:type="spellEnd"/>
       <w:r>
         <w:rPr>
           <w:rFonts w:ascii="新宋体" w:eastAsia="新宋体" w:cs="新宋体"/>
@@ -12837,13 +13066,23 @@
           <w:szCs w:val="19"/>
         </w:rPr>
       </w:pPr>
+      <w:proofErr w:type="spellStart"/>
       <w:r>
         <w:rPr>
           <w:rFonts w:ascii="新宋体" w:eastAsia="新宋体" w:hAnsi="新宋体" w:hint="eastAsia"/>
           <w:color w:val="000080"/>
           <w:sz w:val="19"/>
         </w:rPr>
-        <w:t>wReserve = 0</w:t>
+        <w:t>wReserve</w:t>
+      </w:r>
+      <w:proofErr w:type="spellEnd"/>
+      <w:r>
+        <w:rPr>
+          <w:rFonts w:ascii="新宋体" w:eastAsia="新宋体" w:hAnsi="新宋体" w:hint="eastAsia"/>
+          <w:color w:val="000080"/>
+          <w:sz w:val="19"/>
+        </w:rPr>
+        <w:t xml:space="preserve"> = 0</w:t>
       </w:r>
     </w:p>
     <w:p>
@@ -12856,6 +13095,7 @@
           <w:szCs w:val="19"/>
         </w:rPr>
       </w:pPr>
+      <w:proofErr w:type="spellStart"/>
       <w:r>
         <w:rPr>
           <w:rFonts w:ascii="新宋体" w:eastAsia="新宋体" w:cs="新宋体"/>
@@ -12867,6 +13107,7 @@
         </w:rPr>
         <w:t>wPacketSerial</w:t>
       </w:r>
+      <w:proofErr w:type="spellEnd"/>
       <w:r>
         <w:rPr>
           <w:rFonts w:ascii="新宋体" w:eastAsia="新宋体" w:cs="新宋体"/>
@@ -12886,6 +13127,7 @@
           <w:sz w:val="19"/>
         </w:rPr>
       </w:pPr>
+      <w:proofErr w:type="spellStart"/>
       <w:r>
         <w:rPr>
           <w:rFonts w:ascii="新宋体" w:eastAsia="新宋体" w:cs="新宋体"/>
@@ -12897,6 +13139,7 @@
         </w:rPr>
         <w:t>wTail</w:t>
       </w:r>
+      <w:proofErr w:type="spellEnd"/>
       <w:r>
         <w:rPr>
           <w:rFonts w:ascii="新宋体" w:eastAsia="新宋体" w:cs="新宋体"/>
@@ -12930,7 +13173,7 @@
       <w:pPr>
         <w:pStyle w:val="2"/>
       </w:pPr>
-      <w:bookmarkStart w:id="30" w:name="_Toc223096279"/>
+      <w:bookmarkStart w:id="30" w:name="_Toc236208628"/>
       <w:r>
         <w:rPr>
           <w:rFonts w:hint="eastAsia"/>
@@ -13101,11 +13344,19 @@
       <w:pPr>
         <w:ind w:firstLine="420"/>
       </w:pPr>
-      <w:r>
-        <w:rPr>
-          <w:rFonts w:hint="eastAsia"/>
-        </w:rPr>
-        <w:t xml:space="preserve">st_MQProtocol </w:t>
+      <w:proofErr w:type="spellStart"/>
+      <w:r>
+        <w:rPr>
+          <w:rFonts w:hint="eastAsia"/>
+        </w:rPr>
+        <w:t>st_MQProtocol</w:t>
+      </w:r>
+      <w:proofErr w:type="spellEnd"/>
+      <w:r>
+        <w:rPr>
+          <w:rFonts w:hint="eastAsia"/>
+        </w:rPr>
+        <w:t xml:space="preserve"> </w:t>
       </w:r>
       <w:r>
         <w:rPr>
@@ -13118,11 +13369,19 @@
       <w:pPr>
         <w:ind w:firstLine="420"/>
       </w:pPr>
-      <w:r>
-        <w:rPr>
-          <w:rFonts w:hint="eastAsia"/>
-        </w:rPr>
-        <w:t xml:space="preserve">st_Auth </w:t>
+      <w:proofErr w:type="spellStart"/>
+      <w:r>
+        <w:rPr>
+          <w:rFonts w:hint="eastAsia"/>
+        </w:rPr>
+        <w:t>st_Auth</w:t>
+      </w:r>
+      <w:proofErr w:type="spellEnd"/>
+      <w:r>
+        <w:rPr>
+          <w:rFonts w:hint="eastAsia"/>
+        </w:rPr>
+        <w:t xml:space="preserve"> </w:t>
       </w:r>
       <w:r>
         <w:rPr>
@@ -13135,11 +13394,19 @@
       <w:pPr>
         <w:ind w:firstLine="420"/>
       </w:pPr>
-      <w:r>
-        <w:rPr>
-          <w:rFonts w:hint="eastAsia"/>
-        </w:rPr>
-        <w:t xml:space="preserve">st_User </w:t>
+      <w:proofErr w:type="spellStart"/>
+      <w:r>
+        <w:rPr>
+          <w:rFonts w:hint="eastAsia"/>
+        </w:rPr>
+        <w:t>st_User</w:t>
+      </w:r>
+      <w:proofErr w:type="spellEnd"/>
+      <w:r>
+        <w:rPr>
+          <w:rFonts w:hint="eastAsia"/>
+        </w:rPr>
+        <w:t xml:space="preserve"> </w:t>
       </w:r>
       <w:r>
         <w:rPr>
@@ -13152,12 +13419,14 @@
       <w:pPr>
         <w:ind w:firstLine="420"/>
       </w:pPr>
+      <w:proofErr w:type="spellStart"/>
       <w:r>
         <w:rPr>
           <w:rFonts w:hint="eastAsia"/>
         </w:rPr>
         <w:t>st_Payload</w:t>
       </w:r>
+      <w:proofErr w:type="spellEnd"/>
       <w:r>
         <w:rPr>
           <w:rFonts w:hint="eastAsia"/>
@@ -13168,8 +13437,16 @@
         <w:rPr>
           <w:rFonts w:hint="eastAsia"/>
         </w:rPr>
-        <w:t>,byVersion</w:t>
-      </w:r>
+        <w:t>,</w:t>
+      </w:r>
+      <w:proofErr w:type="spellStart"/>
+      <w:r>
+        <w:rPr>
+          <w:rFonts w:hint="eastAsia"/>
+        </w:rPr>
+        <w:t>byVersion</w:t>
+      </w:r>
+      <w:proofErr w:type="spellEnd"/>
       <w:r>
         <w:rPr>
           <w:rFonts w:hint="eastAsia"/>
@@ -13250,13 +13527,22 @@
           <w:rFonts w:hint="eastAsia"/>
           <w:color w:val="0000FF"/>
         </w:rPr>
-        <w:t>,st_Payload</w:t>
-      </w:r>
+        <w:t>,</w:t>
+      </w:r>
+      <w:proofErr w:type="spellStart"/>
       <w:r>
         <w:rPr>
           <w:rFonts w:hint="eastAsia"/>
           <w:color w:val="0000FF"/>
         </w:rPr>
+        <w:t>st_Payload</w:t>
+      </w:r>
+      <w:proofErr w:type="spellEnd"/>
+      <w:r>
+        <w:rPr>
+          <w:rFonts w:hint="eastAsia"/>
+          <w:color w:val="0000FF"/>
+        </w:rPr>
         <w:t>可以不存在</w:t>
       </w:r>
       <w:r>
@@ -13274,6 +13560,7 @@
           <w:color w:val="C00000"/>
         </w:rPr>
       </w:pPr>
+      <w:proofErr w:type="spellStart"/>
       <w:r>
         <w:rPr>
           <w:rFonts w:hint="eastAsia"/>
@@ -13281,6 +13568,7 @@
         </w:rPr>
         <w:t>wReserve</w:t>
       </w:r>
+      <w:proofErr w:type="spellEnd"/>
       <w:r>
         <w:rPr>
           <w:rFonts w:hint="eastAsia"/>
@@ -13293,7 +13581,7 @@
       <w:pPr>
         <w:pStyle w:val="3"/>
       </w:pPr>
-      <w:bookmarkStart w:id="31" w:name="_Toc223096280"/>
+      <w:bookmarkStart w:id="31" w:name="_Toc236208629"/>
       <w:r>
         <w:rPr>
           <w:rFonts w:hint="eastAsia"/>
@@ -13370,15 +13658,53 @@
         <w:rPr>
           <w:rFonts w:hint="eastAsia"/>
         </w:rPr>
-        <w:t xml:space="preserve">    "st_MQProtocol":{</w:t>
-      </w:r>
-    </w:p>
-    <w:p>
-      <w:r>
-        <w:rPr>
-          <w:rFonts w:hint="eastAsia"/>
-        </w:rPr>
-        <w:t xml:space="preserve">        "tszMQKey":"</w:t>
+        <w:t xml:space="preserve">    "</w:t>
+      </w:r>
+      <w:proofErr w:type="spellStart"/>
+      <w:proofErr w:type="gramStart"/>
+      <w:r>
+        <w:rPr>
+          <w:rFonts w:hint="eastAsia"/>
+        </w:rPr>
+        <w:t>st</w:t>
+      </w:r>
+      <w:proofErr w:type="gramEnd"/>
+      <w:r>
+        <w:rPr>
+          <w:rFonts w:hint="eastAsia"/>
+        </w:rPr>
+        <w:t>_MQProtocol</w:t>
+      </w:r>
+      <w:proofErr w:type="spellEnd"/>
+      <w:proofErr w:type="gramStart"/>
+      <w:r>
+        <w:rPr>
+          <w:rFonts w:hint="eastAsia"/>
+        </w:rPr>
+        <w:t>":{</w:t>
+      </w:r>
+      <w:proofErr w:type="gramEnd"/>
+    </w:p>
+    <w:p>
+      <w:r>
+        <w:rPr>
+          <w:rFonts w:hint="eastAsia"/>
+        </w:rPr>
+        <w:t xml:space="preserve">        "</w:t>
+      </w:r>
+      <w:proofErr w:type="spellStart"/>
+      <w:r>
+        <w:rPr>
+          <w:rFonts w:hint="eastAsia"/>
+        </w:rPr>
+        <w:t>tszMQKey</w:t>
+      </w:r>
+      <w:proofErr w:type="spellEnd"/>
+      <w:r>
+        <w:rPr>
+          <w:rFonts w:hint="eastAsia"/>
+        </w:rPr>
+        <w:t>":"</w:t>
       </w:r>
       <w:r>
         <w:rPr>
@@ -13398,7 +13724,21 @@
         <w:rPr>
           <w:rFonts w:hint="eastAsia"/>
         </w:rPr>
-        <w:t xml:space="preserve">        "tszMQUsr":"</w:t>
+        <w:t xml:space="preserve">        "</w:t>
+      </w:r>
+      <w:proofErr w:type="spellStart"/>
+      <w:r>
+        <w:rPr>
+          <w:rFonts w:hint="eastAsia"/>
+        </w:rPr>
+        <w:t>tszMQUsr</w:t>
+      </w:r>
+      <w:proofErr w:type="spellEnd"/>
+      <w:r>
+        <w:rPr>
+          <w:rFonts w:hint="eastAsia"/>
+        </w:rPr>
+        <w:t>":"</w:t>
       </w:r>
       <w:r>
         <w:rPr>
@@ -13470,8 +13810,32 @@
         <w:rPr>
           <w:rFonts w:hint="eastAsia"/>
         </w:rPr>
-        <w:t xml:space="preserve">    "st_Auth":{</w:t>
-      </w:r>
+        <w:t xml:space="preserve">    "</w:t>
+      </w:r>
+      <w:proofErr w:type="spellStart"/>
+      <w:proofErr w:type="gramStart"/>
+      <w:r>
+        <w:rPr>
+          <w:rFonts w:hint="eastAsia"/>
+        </w:rPr>
+        <w:t>st</w:t>
+      </w:r>
+      <w:proofErr w:type="gramEnd"/>
+      <w:r>
+        <w:rPr>
+          <w:rFonts w:hint="eastAsia"/>
+        </w:rPr>
+        <w:t>_Auth</w:t>
+      </w:r>
+      <w:proofErr w:type="spellEnd"/>
+      <w:proofErr w:type="gramStart"/>
+      <w:r>
+        <w:rPr>
+          <w:rFonts w:hint="eastAsia"/>
+        </w:rPr>
+        <w:t>":{</w:t>
+      </w:r>
+      <w:proofErr w:type="gramEnd"/>
     </w:p>
     <w:p>
       <w:r>
@@ -13518,8 +13882,32 @@
         <w:rPr>
           <w:rFonts w:hint="eastAsia"/>
         </w:rPr>
-        <w:t xml:space="preserve">    "st_User":{</w:t>
-      </w:r>
+        <w:t xml:space="preserve">    "</w:t>
+      </w:r>
+      <w:proofErr w:type="spellStart"/>
+      <w:proofErr w:type="gramStart"/>
+      <w:r>
+        <w:rPr>
+          <w:rFonts w:hint="eastAsia"/>
+        </w:rPr>
+        <w:t>st</w:t>
+      </w:r>
+      <w:proofErr w:type="gramEnd"/>
+      <w:r>
+        <w:rPr>
+          <w:rFonts w:hint="eastAsia"/>
+        </w:rPr>
+        <w:t>_User</w:t>
+      </w:r>
+      <w:proofErr w:type="spellEnd"/>
+      <w:proofErr w:type="gramStart"/>
+      <w:r>
+        <w:rPr>
+          <w:rFonts w:hint="eastAsia"/>
+        </w:rPr>
+        <w:t>":{</w:t>
+      </w:r>
+      <w:proofErr w:type="gramEnd"/>
     </w:p>
     <w:p>
       <w:r>
@@ -13590,8 +13978,32 @@
         <w:rPr>
           <w:rFonts w:hint="eastAsia"/>
         </w:rPr>
-        <w:t xml:space="preserve">    "st_Payload":{</w:t>
-      </w:r>
+        <w:t xml:space="preserve">    "</w:t>
+      </w:r>
+      <w:proofErr w:type="spellStart"/>
+      <w:proofErr w:type="gramStart"/>
+      <w:r>
+        <w:rPr>
+          <w:rFonts w:hint="eastAsia"/>
+        </w:rPr>
+        <w:t>st</w:t>
+      </w:r>
+      <w:proofErr w:type="gramEnd"/>
+      <w:r>
+        <w:rPr>
+          <w:rFonts w:hint="eastAsia"/>
+        </w:rPr>
+        <w:t>_Payload</w:t>
+      </w:r>
+      <w:proofErr w:type="spellEnd"/>
+      <w:proofErr w:type="gramStart"/>
+      <w:r>
+        <w:rPr>
+          <w:rFonts w:hint="eastAsia"/>
+        </w:rPr>
+        <w:t>":{</w:t>
+      </w:r>
+      <w:proofErr w:type="gramEnd"/>
     </w:p>
     <w:p>
       <w:r>
@@ -13629,7 +14041,7 @@
       <w:pPr>
         <w:pStyle w:val="3"/>
       </w:pPr>
-      <w:bookmarkStart w:id="32" w:name="_Toc223096281"/>
+      <w:bookmarkStart w:id="32" w:name="_Toc236208630"/>
       <w:r>
         <w:rPr>
           <w:rFonts w:hint="eastAsia"/>
@@ -13689,15 +14101,53 @@
         <w:rPr>
           <w:rFonts w:hint="eastAsia"/>
         </w:rPr>
-        <w:t xml:space="preserve">    "st_MQProtocol":{</w:t>
-      </w:r>
-    </w:p>
-    <w:p>
-      <w:r>
-        <w:rPr>
-          <w:rFonts w:hint="eastAsia"/>
-        </w:rPr>
-        <w:t xml:space="preserve">        "tszMQKey":"</w:t>
+        <w:t xml:space="preserve">    "</w:t>
+      </w:r>
+      <w:proofErr w:type="spellStart"/>
+      <w:proofErr w:type="gramStart"/>
+      <w:r>
+        <w:rPr>
+          <w:rFonts w:hint="eastAsia"/>
+        </w:rPr>
+        <w:t>st</w:t>
+      </w:r>
+      <w:proofErr w:type="gramEnd"/>
+      <w:r>
+        <w:rPr>
+          <w:rFonts w:hint="eastAsia"/>
+        </w:rPr>
+        <w:t>_MQProtocol</w:t>
+      </w:r>
+      <w:proofErr w:type="spellEnd"/>
+      <w:proofErr w:type="gramStart"/>
+      <w:r>
+        <w:rPr>
+          <w:rFonts w:hint="eastAsia"/>
+        </w:rPr>
+        <w:t>":{</w:t>
+      </w:r>
+      <w:proofErr w:type="gramEnd"/>
+    </w:p>
+    <w:p>
+      <w:r>
+        <w:rPr>
+          <w:rFonts w:hint="eastAsia"/>
+        </w:rPr>
+        <w:t xml:space="preserve">        "</w:t>
+      </w:r>
+      <w:proofErr w:type="spellStart"/>
+      <w:r>
+        <w:rPr>
+          <w:rFonts w:hint="eastAsia"/>
+        </w:rPr>
+        <w:t>tszMQKey</w:t>
+      </w:r>
+      <w:proofErr w:type="spellEnd"/>
+      <w:r>
+        <w:rPr>
+          <w:rFonts w:hint="eastAsia"/>
+        </w:rPr>
+        <w:t>":"</w:t>
       </w:r>
       <w:r>
         <w:rPr>
@@ -13717,7 +14167,21 @@
         <w:rPr>
           <w:rFonts w:hint="eastAsia"/>
         </w:rPr>
-        <w:t xml:space="preserve">        "tszMQUsr":"</w:t>
+        <w:t xml:space="preserve">        "</w:t>
+      </w:r>
+      <w:proofErr w:type="spellStart"/>
+      <w:r>
+        <w:rPr>
+          <w:rFonts w:hint="eastAsia"/>
+        </w:rPr>
+        <w:t>tszMQUsr</w:t>
+      </w:r>
+      <w:proofErr w:type="spellEnd"/>
+      <w:r>
+        <w:rPr>
+          <w:rFonts w:hint="eastAsia"/>
+        </w:rPr>
+        <w:t>":"</w:t>
       </w:r>
       <w:r>
         <w:rPr>
@@ -13790,8 +14254,32 @@
         <w:rPr>
           <w:rFonts w:hint="eastAsia"/>
         </w:rPr>
-        <w:t xml:space="preserve">    "st_Payload":{</w:t>
-      </w:r>
+        <w:t xml:space="preserve">    "</w:t>
+      </w:r>
+      <w:proofErr w:type="spellStart"/>
+      <w:proofErr w:type="gramStart"/>
+      <w:r>
+        <w:rPr>
+          <w:rFonts w:hint="eastAsia"/>
+        </w:rPr>
+        <w:t>st</w:t>
+      </w:r>
+      <w:proofErr w:type="gramEnd"/>
+      <w:r>
+        <w:rPr>
+          <w:rFonts w:hint="eastAsia"/>
+        </w:rPr>
+        <w:t>_Payload</w:t>
+      </w:r>
+      <w:proofErr w:type="spellEnd"/>
+      <w:proofErr w:type="gramStart"/>
+      <w:r>
+        <w:rPr>
+          <w:rFonts w:hint="eastAsia"/>
+        </w:rPr>
+        <w:t>":{</w:t>
+      </w:r>
+      <w:proofErr w:type="gramEnd"/>
     </w:p>
     <w:p>
       <w:r>
@@ -13866,103 +14354,307 @@
         <w:rPr>
           <w:rFonts w:hint="eastAsia"/>
         </w:rPr>
-        <w:t xml:space="preserve">    "unOperatorType": 7,</w:t>
-      </w:r>
-    </w:p>
-    <w:p>
-      <w:r>
-        <w:rPr>
-          <w:rFonts w:hint="eastAsia"/>
-        </w:rPr>
-        <w:t xml:space="preserve">    "unOperatorCode": 28672,</w:t>
-      </w:r>
-    </w:p>
-    <w:p>
-      <w:r>
-        <w:rPr>
-          <w:rFonts w:hint="eastAsia"/>
-        </w:rPr>
-        <w:t xml:space="preserve">    "wReserve": 0,</w:t>
-      </w:r>
-    </w:p>
-    <w:p>
-      <w:r>
-        <w:rPr>
-          <w:rFonts w:hint="eastAsia"/>
-        </w:rPr>
-        <w:t xml:space="preserve">    "byVersion": 2,</w:t>
-      </w:r>
-    </w:p>
-    <w:p>
-      <w:r>
-        <w:rPr>
-          <w:rFonts w:hint="eastAsia"/>
-        </w:rPr>
-        <w:t xml:space="preserve">    "byIsReply": 0,</w:t>
-      </w:r>
-    </w:p>
-    <w:p>
-      <w:r>
-        <w:rPr>
-          <w:rFonts w:hint="eastAsia"/>
-        </w:rPr>
-        <w:t xml:space="preserve">    "xhToken": 0,</w:t>
-      </w:r>
-    </w:p>
-    <w:p>
-      <w:r>
-        <w:rPr>
-          <w:rFonts w:hint="eastAsia"/>
-        </w:rPr>
-        <w:t xml:space="preserve">    "st_MQProtocol": {</w:t>
-      </w:r>
-    </w:p>
-    <w:p>
-      <w:r>
-        <w:rPr>
-          <w:rFonts w:hint="eastAsia"/>
-        </w:rPr>
-        <w:t xml:space="preserve">        "tszMQKey": "XEngine_CommKey",</w:t>
-      </w:r>
-    </w:p>
-    <w:p>
-      <w:r>
-        <w:rPr>
-          <w:rFonts w:hint="eastAsia"/>
-        </w:rPr>
-        <w:t xml:space="preserve">        "tszMQUsr": null,</w:t>
-      </w:r>
-    </w:p>
-    <w:p>
-      <w:r>
-        <w:rPr>
-          <w:rFonts w:hint="eastAsia"/>
-        </w:rPr>
-        <w:t xml:space="preserve">        "nSerial": 0,</w:t>
-      </w:r>
-    </w:p>
-    <w:p>
-      <w:r>
-        <w:rPr>
-          <w:rFonts w:hint="eastAsia"/>
-        </w:rPr>
-        <w:t xml:space="preserve">        "nKeepTime": 0,</w:t>
-      </w:r>
-    </w:p>
-    <w:p>
-      <w:r>
-        <w:rPr>
-          <w:rFonts w:hint="eastAsia"/>
-        </w:rPr>
-        <w:t xml:space="preserve">        "nPubTime": -1,</w:t>
-      </w:r>
-    </w:p>
-    <w:p>
-      <w:r>
-        <w:rPr>
-          <w:rFonts w:hint="eastAsia"/>
-        </w:rPr>
-        <w:t xml:space="preserve">        "nMSGAttr": 0</w:t>
+        <w:t xml:space="preserve">    "</w:t>
+      </w:r>
+      <w:proofErr w:type="spellStart"/>
+      <w:r>
+        <w:rPr>
+          <w:rFonts w:hint="eastAsia"/>
+        </w:rPr>
+        <w:t>unOperatorType</w:t>
+      </w:r>
+      <w:proofErr w:type="spellEnd"/>
+      <w:r>
+        <w:rPr>
+          <w:rFonts w:hint="eastAsia"/>
+        </w:rPr>
+        <w:t>": 7,</w:t>
+      </w:r>
+    </w:p>
+    <w:p>
+      <w:r>
+        <w:rPr>
+          <w:rFonts w:hint="eastAsia"/>
+        </w:rPr>
+        <w:t xml:space="preserve">    "</w:t>
+      </w:r>
+      <w:proofErr w:type="spellStart"/>
+      <w:r>
+        <w:rPr>
+          <w:rFonts w:hint="eastAsia"/>
+        </w:rPr>
+        <w:t>unOperatorCode</w:t>
+      </w:r>
+      <w:proofErr w:type="spellEnd"/>
+      <w:r>
+        <w:rPr>
+          <w:rFonts w:hint="eastAsia"/>
+        </w:rPr>
+        <w:t>": 28672,</w:t>
+      </w:r>
+    </w:p>
+    <w:p>
+      <w:r>
+        <w:rPr>
+          <w:rFonts w:hint="eastAsia"/>
+        </w:rPr>
+        <w:t xml:space="preserve">    "</w:t>
+      </w:r>
+      <w:proofErr w:type="spellStart"/>
+      <w:r>
+        <w:rPr>
+          <w:rFonts w:hint="eastAsia"/>
+        </w:rPr>
+        <w:t>wReserve</w:t>
+      </w:r>
+      <w:proofErr w:type="spellEnd"/>
+      <w:r>
+        <w:rPr>
+          <w:rFonts w:hint="eastAsia"/>
+        </w:rPr>
+        <w:t>": 0,</w:t>
+      </w:r>
+    </w:p>
+    <w:p>
+      <w:r>
+        <w:rPr>
+          <w:rFonts w:hint="eastAsia"/>
+        </w:rPr>
+        <w:t xml:space="preserve">    "</w:t>
+      </w:r>
+      <w:proofErr w:type="spellStart"/>
+      <w:r>
+        <w:rPr>
+          <w:rFonts w:hint="eastAsia"/>
+        </w:rPr>
+        <w:t>byVersion</w:t>
+      </w:r>
+      <w:proofErr w:type="spellEnd"/>
+      <w:r>
+        <w:rPr>
+          <w:rFonts w:hint="eastAsia"/>
+        </w:rPr>
+        <w:t>": 2,</w:t>
+      </w:r>
+    </w:p>
+    <w:p>
+      <w:r>
+        <w:rPr>
+          <w:rFonts w:hint="eastAsia"/>
+        </w:rPr>
+        <w:t xml:space="preserve">    "</w:t>
+      </w:r>
+      <w:proofErr w:type="spellStart"/>
+      <w:r>
+        <w:rPr>
+          <w:rFonts w:hint="eastAsia"/>
+        </w:rPr>
+        <w:t>byIsReply</w:t>
+      </w:r>
+      <w:proofErr w:type="spellEnd"/>
+      <w:r>
+        <w:rPr>
+          <w:rFonts w:hint="eastAsia"/>
+        </w:rPr>
+        <w:t>": 0,</w:t>
+      </w:r>
+    </w:p>
+    <w:p>
+      <w:r>
+        <w:rPr>
+          <w:rFonts w:hint="eastAsia"/>
+        </w:rPr>
+        <w:t xml:space="preserve">    "</w:t>
+      </w:r>
+      <w:proofErr w:type="spellStart"/>
+      <w:r>
+        <w:rPr>
+          <w:rFonts w:hint="eastAsia"/>
+        </w:rPr>
+        <w:t>xhToken</w:t>
+      </w:r>
+      <w:proofErr w:type="spellEnd"/>
+      <w:r>
+        <w:rPr>
+          <w:rFonts w:hint="eastAsia"/>
+        </w:rPr>
+        <w:t>": 0,</w:t>
+      </w:r>
+    </w:p>
+    <w:p>
+      <w:r>
+        <w:rPr>
+          <w:rFonts w:hint="eastAsia"/>
+        </w:rPr>
+        <w:t xml:space="preserve">    "</w:t>
+      </w:r>
+      <w:proofErr w:type="spellStart"/>
+      <w:proofErr w:type="gramStart"/>
+      <w:r>
+        <w:rPr>
+          <w:rFonts w:hint="eastAsia"/>
+        </w:rPr>
+        <w:t>st</w:t>
+      </w:r>
+      <w:proofErr w:type="gramEnd"/>
+      <w:r>
+        <w:rPr>
+          <w:rFonts w:hint="eastAsia"/>
+        </w:rPr>
+        <w:t>_MQProtocol</w:t>
+      </w:r>
+      <w:proofErr w:type="spellEnd"/>
+      <w:r>
+        <w:rPr>
+          <w:rFonts w:hint="eastAsia"/>
+        </w:rPr>
+        <w:t>": {</w:t>
+      </w:r>
+    </w:p>
+    <w:p>
+      <w:r>
+        <w:rPr>
+          <w:rFonts w:hint="eastAsia"/>
+        </w:rPr>
+        <w:t xml:space="preserve">        "</w:t>
+      </w:r>
+      <w:proofErr w:type="spellStart"/>
+      <w:r>
+        <w:rPr>
+          <w:rFonts w:hint="eastAsia"/>
+        </w:rPr>
+        <w:t>tszMQKey</w:t>
+      </w:r>
+      <w:proofErr w:type="spellEnd"/>
+      <w:r>
+        <w:rPr>
+          <w:rFonts w:hint="eastAsia"/>
+        </w:rPr>
+        <w:t>": "</w:t>
+      </w:r>
+      <w:proofErr w:type="spellStart"/>
+      <w:r>
+        <w:rPr>
+          <w:rFonts w:hint="eastAsia"/>
+        </w:rPr>
+        <w:t>XEngine_CommKey</w:t>
+      </w:r>
+      <w:proofErr w:type="spellEnd"/>
+      <w:r>
+        <w:rPr>
+          <w:rFonts w:hint="eastAsia"/>
+        </w:rPr>
+        <w:t>",</w:t>
+      </w:r>
+    </w:p>
+    <w:p>
+      <w:r>
+        <w:rPr>
+          <w:rFonts w:hint="eastAsia"/>
+        </w:rPr>
+        <w:t xml:space="preserve">        "</w:t>
+      </w:r>
+      <w:proofErr w:type="spellStart"/>
+      <w:r>
+        <w:rPr>
+          <w:rFonts w:hint="eastAsia"/>
+        </w:rPr>
+        <w:t>tszMQUsr</w:t>
+      </w:r>
+      <w:proofErr w:type="spellEnd"/>
+      <w:r>
+        <w:rPr>
+          <w:rFonts w:hint="eastAsia"/>
+        </w:rPr>
+        <w:t>": null,</w:t>
+      </w:r>
+    </w:p>
+    <w:p>
+      <w:r>
+        <w:rPr>
+          <w:rFonts w:hint="eastAsia"/>
+        </w:rPr>
+        <w:t xml:space="preserve">        "</w:t>
+      </w:r>
+      <w:proofErr w:type="spellStart"/>
+      <w:r>
+        <w:rPr>
+          <w:rFonts w:hint="eastAsia"/>
+        </w:rPr>
+        <w:t>nSerial</w:t>
+      </w:r>
+      <w:proofErr w:type="spellEnd"/>
+      <w:r>
+        <w:rPr>
+          <w:rFonts w:hint="eastAsia"/>
+        </w:rPr>
+        <w:t>": 0,</w:t>
+      </w:r>
+    </w:p>
+    <w:p>
+      <w:r>
+        <w:rPr>
+          <w:rFonts w:hint="eastAsia"/>
+        </w:rPr>
+        <w:t xml:space="preserve">        "</w:t>
+      </w:r>
+      <w:proofErr w:type="spellStart"/>
+      <w:r>
+        <w:rPr>
+          <w:rFonts w:hint="eastAsia"/>
+        </w:rPr>
+        <w:t>nKeepTime</w:t>
+      </w:r>
+      <w:proofErr w:type="spellEnd"/>
+      <w:r>
+        <w:rPr>
+          <w:rFonts w:hint="eastAsia"/>
+        </w:rPr>
+        <w:t>": 0,</w:t>
+      </w:r>
+    </w:p>
+    <w:p>
+      <w:r>
+        <w:rPr>
+          <w:rFonts w:hint="eastAsia"/>
+        </w:rPr>
+        <w:t xml:space="preserve">        "</w:t>
+      </w:r>
+      <w:proofErr w:type="spellStart"/>
+      <w:r>
+        <w:rPr>
+          <w:rFonts w:hint="eastAsia"/>
+        </w:rPr>
+        <w:t>nPubTime</w:t>
+      </w:r>
+      <w:proofErr w:type="spellEnd"/>
+      <w:r>
+        <w:rPr>
+          <w:rFonts w:hint="eastAsia"/>
+        </w:rPr>
+        <w:t>": -1,</w:t>
+      </w:r>
+    </w:p>
+    <w:p>
+      <w:r>
+        <w:rPr>
+          <w:rFonts w:hint="eastAsia"/>
+        </w:rPr>
+        <w:t xml:space="preserve">        "</w:t>
+      </w:r>
+      <w:proofErr w:type="spellStart"/>
+      <w:r>
+        <w:rPr>
+          <w:rFonts w:hint="eastAsia"/>
+        </w:rPr>
+        <w:t>nMSGAttr</w:t>
+      </w:r>
+      <w:proofErr w:type="spellEnd"/>
+      <w:r>
+        <w:rPr>
+          <w:rFonts w:hint="eastAsia"/>
+        </w:rPr>
+        <w:t>": 0</w:t>
       </w:r>
     </w:p>
     <w:p>
@@ -13978,23 +14670,73 @@
         <w:rPr>
           <w:rFonts w:hint="eastAsia"/>
         </w:rPr>
-        <w:t xml:space="preserve">    "st_Payload": {</w:t>
-      </w:r>
-    </w:p>
-    <w:p>
-      <w:r>
-        <w:rPr>
-          <w:rFonts w:hint="eastAsia"/>
-        </w:rPr>
-        <w:t xml:space="preserve">        "nPayLen": 6,</w:t>
-      </w:r>
-    </w:p>
-    <w:p>
-      <w:r>
-        <w:rPr>
-          <w:rFonts w:hint="eastAsia"/>
-        </w:rPr>
-        <w:t xml:space="preserve">        "tszPayData": "123456"</w:t>
+        <w:t xml:space="preserve">    "</w:t>
+      </w:r>
+      <w:proofErr w:type="spellStart"/>
+      <w:proofErr w:type="gramStart"/>
+      <w:r>
+        <w:rPr>
+          <w:rFonts w:hint="eastAsia"/>
+        </w:rPr>
+        <w:t>st</w:t>
+      </w:r>
+      <w:proofErr w:type="gramEnd"/>
+      <w:r>
+        <w:rPr>
+          <w:rFonts w:hint="eastAsia"/>
+        </w:rPr>
+        <w:t>_Payload</w:t>
+      </w:r>
+      <w:proofErr w:type="spellEnd"/>
+      <w:r>
+        <w:rPr>
+          <w:rFonts w:hint="eastAsia"/>
+        </w:rPr>
+        <w:t>": {</w:t>
+      </w:r>
+    </w:p>
+    <w:p>
+      <w:r>
+        <w:rPr>
+          <w:rFonts w:hint="eastAsia"/>
+        </w:rPr>
+        <w:t xml:space="preserve">        "</w:t>
+      </w:r>
+      <w:proofErr w:type="spellStart"/>
+      <w:r>
+        <w:rPr>
+          <w:rFonts w:hint="eastAsia"/>
+        </w:rPr>
+        <w:t>nPayLen</w:t>
+      </w:r>
+      <w:proofErr w:type="spellEnd"/>
+      <w:r>
+        <w:rPr>
+          <w:rFonts w:hint="eastAsia"/>
+        </w:rPr>
+        <w:t>": 6,</w:t>
+      </w:r>
+    </w:p>
+    <w:p>
+      <w:r>
+        <w:rPr>
+          <w:rFonts w:hint="eastAsia"/>
+        </w:rPr>
+        <w:t xml:space="preserve">        "</w:t>
+      </w:r>
+      <w:proofErr w:type="spellStart"/>
+      <w:r>
+        <w:rPr>
+          <w:rFonts w:hint="eastAsia"/>
+        </w:rPr>
+        <w:t>tszPayData</w:t>
+      </w:r>
+      <w:proofErr w:type="spellEnd"/>
+      <w:r>
+        <w:rPr>
+          <w:rFonts w:hint="eastAsia"/>
+        </w:rPr>
+        <w:t>": "123456"</w:t>
       </w:r>
     </w:p>
     <w:p>
@@ -14017,7 +14759,7 @@
       <w:pPr>
         <w:pStyle w:val="2"/>
       </w:pPr>
-      <w:bookmarkStart w:id="33" w:name="_Toc223096282"/>
+      <w:bookmarkStart w:id="33" w:name="_Toc236208631"/>
       <w:r>
         <w:rPr>
           <w:rFonts w:hint="eastAsia"/>
@@ -14252,7 +14994,7 @@
       <w:pPr>
         <w:pStyle w:val="2"/>
       </w:pPr>
-      <w:bookmarkStart w:id="34" w:name="_Toc223096283"/>
+      <w:bookmarkStart w:id="34" w:name="_Toc236208632"/>
       <w:r>
         <w:rPr>
           <w:rFonts w:hint="eastAsia"/>
@@ -14616,7 +15358,7 @@
       <w:pPr>
         <w:pStyle w:val="3"/>
       </w:pPr>
-      <w:bookmarkStart w:id="35" w:name="_Toc223096284"/>
+      <w:bookmarkStart w:id="35" w:name="_Toc236208633"/>
       <w:r>
         <w:rPr>
           <w:rFonts w:hint="eastAsia"/>
@@ -14685,11 +15427,27 @@
         <w:rPr>
           <w:rFonts w:hint="eastAsia"/>
         </w:rPr>
-        <w:t>:http://127.0.0.1:5202/api?function=</w:t>
-      </w:r>
+        <w:t>:http://127.0.0.1:5202/</w:t>
+      </w:r>
+      <w:proofErr w:type="spellStart"/>
+      <w:r>
+        <w:rPr>
+          <w:rFonts w:hint="eastAsia"/>
+        </w:rPr>
+        <w:t>api?function</w:t>
+      </w:r>
+      <w:proofErr w:type="spellEnd"/>
+      <w:r>
+        <w:rPr>
+          <w:rFonts w:hint="eastAsia"/>
+        </w:rPr>
+        <w:t>=</w:t>
+      </w:r>
+      <w:proofErr w:type="spellStart"/>
       <w:r>
         <w:t>getuser</w:t>
       </w:r>
+      <w:proofErr w:type="spellEnd"/>
     </w:p>
     <w:p>
       <w:pPr>
@@ -14721,7 +15479,15 @@
         <w:ind w:firstLineChars="200" w:firstLine="420"/>
       </w:pPr>
       <w:r>
-        <w:t xml:space="preserve">    "xhToken": 123456789</w:t>
+        <w:t xml:space="preserve">    "</w:t>
+      </w:r>
+      <w:proofErr w:type="spellStart"/>
+      <w:r>
+        <w:t>xhToken</w:t>
+      </w:r>
+      <w:proofErr w:type="spellEnd"/>
+      <w:r>
+        <w:t>": 123456789</w:t>
       </w:r>
     </w:p>
     <w:p>
@@ -14756,8 +15522,13 @@
     </w:p>
     <w:p>
       <w:r>
-        <w:t xml:space="preserve">    "Array":[</w:t>
-      </w:r>
+        <w:t xml:space="preserve">    "Array</w:t>
+      </w:r>
+      <w:proofErr w:type="gramStart"/>
+      <w:r>
+        <w:t>":[</w:t>
+      </w:r>
+      <w:proofErr w:type="gramEnd"/>
     </w:p>
     <w:p>
       <w:r>
@@ -14839,7 +15610,7 @@
       <w:pPr>
         <w:pStyle w:val="3"/>
       </w:pPr>
-      <w:bookmarkStart w:id="36" w:name="_Toc223096285"/>
+      <w:bookmarkStart w:id="36" w:name="_Toc236208634"/>
       <w:r>
         <w:rPr>
           <w:rFonts w:hint="eastAsia"/>
@@ -14908,11 +15679,27 @@
         <w:rPr>
           <w:rFonts w:hint="eastAsia"/>
         </w:rPr>
-        <w:t>:http://127.0.0.1:5202/api?function=</w:t>
-      </w:r>
+        <w:t>:http://127.0.0.1:5202/</w:t>
+      </w:r>
+      <w:proofErr w:type="spellStart"/>
+      <w:r>
+        <w:rPr>
+          <w:rFonts w:hint="eastAsia"/>
+        </w:rPr>
+        <w:t>api?function</w:t>
+      </w:r>
+      <w:proofErr w:type="spellEnd"/>
+      <w:r>
+        <w:rPr>
+          <w:rFonts w:hint="eastAsia"/>
+        </w:rPr>
+        <w:t>=</w:t>
+      </w:r>
+      <w:proofErr w:type="spellStart"/>
       <w:r>
         <w:t>getlist</w:t>
       </w:r>
+      <w:proofErr w:type="spellEnd"/>
     </w:p>
     <w:p>
       <w:pPr>
@@ -14944,7 +15731,15 @@
         <w:ind w:firstLineChars="200" w:firstLine="420"/>
       </w:pPr>
       <w:r>
-        <w:t xml:space="preserve">    "xhToken": 123456789</w:t>
+        <w:t xml:space="preserve">    "</w:t>
+      </w:r>
+      <w:proofErr w:type="spellStart"/>
+      <w:r>
+        <w:t>xhToken</w:t>
+      </w:r>
+      <w:proofErr w:type="spellEnd"/>
+      <w:r>
+        <w:t>": 123456789</w:t>
       </w:r>
     </w:p>
     <w:p>
@@ -14979,8 +15774,13 @@
     </w:p>
     <w:p>
       <w:r>
-        <w:t xml:space="preserve">    "Array":[</w:t>
-      </w:r>
+        <w:t xml:space="preserve">    "Array</w:t>
+      </w:r>
+      <w:proofErr w:type="gramStart"/>
+      <w:r>
+        <w:t>":[</w:t>
+      </w:r>
+      <w:proofErr w:type="gramEnd"/>
     </w:p>
     <w:p>
       <w:r>
@@ -14989,7 +15789,23 @@
     </w:p>
     <w:p>
       <w:r>
-        <w:t xml:space="preserve">            "tszTopicName":"XEngine_CommKey"</w:t>
+        <w:t xml:space="preserve">            "</w:t>
+      </w:r>
+      <w:proofErr w:type="spellStart"/>
+      <w:r>
+        <w:t>tszTopicName</w:t>
+      </w:r>
+      <w:proofErr w:type="spellEnd"/>
+      <w:r>
+        <w:t>":"</w:t>
+      </w:r>
+      <w:proofErr w:type="spellStart"/>
+      <w:r>
+        <w:t>XEngine_CommKey</w:t>
+      </w:r>
+      <w:proofErr w:type="spellEnd"/>
+      <w:r>
+        <w:t>"</w:t>
       </w:r>
     </w:p>
     <w:p>
@@ -15004,7 +15820,23 @@
     </w:p>
     <w:p>
       <w:r>
-        <w:t xml:space="preserve">            "tszTopicName":"XEngine_NotifyKey"</w:t>
+        <w:t xml:space="preserve">            "</w:t>
+      </w:r>
+      <w:proofErr w:type="spellStart"/>
+      <w:r>
+        <w:t>tszTopicName</w:t>
+      </w:r>
+      <w:proofErr w:type="spellEnd"/>
+      <w:r>
+        <w:t>":"</w:t>
+      </w:r>
+      <w:proofErr w:type="spellStart"/>
+      <w:r>
+        <w:t>XEngine_NotifyKey</w:t>
+      </w:r>
+      <w:proofErr w:type="spellEnd"/>
+      <w:r>
+        <w:t>"</w:t>
       </w:r>
     </w:p>
     <w:p>
@@ -15036,7 +15868,7 @@
       <w:pPr>
         <w:pStyle w:val="3"/>
       </w:pPr>
-      <w:bookmarkStart w:id="37" w:name="_Toc223096286"/>
+      <w:bookmarkStart w:id="37" w:name="_Toc236208635"/>
       <w:r>
         <w:rPr>
           <w:rFonts w:hint="eastAsia"/>
@@ -15105,7 +15937,21 @@
         <w:rPr>
           <w:rFonts w:hint="eastAsia"/>
         </w:rPr>
-        <w:t>:http://127.0.0.1:5202/api?function=</w:t>
+        <w:t>:http://127.0.0.1:5202/</w:t>
+      </w:r>
+      <w:proofErr w:type="spellStart"/>
+      <w:r>
+        <w:rPr>
+          <w:rFonts w:hint="eastAsia"/>
+        </w:rPr>
+        <w:t>api?function</w:t>
+      </w:r>
+      <w:proofErr w:type="spellEnd"/>
+      <w:r>
+        <w:rPr>
+          <w:rFonts w:hint="eastAsia"/>
+        </w:rPr>
+        <w:t>=</w:t>
       </w:r>
       <w:r>
         <w:rPr>
@@ -15144,7 +15990,15 @@
         <w:ind w:firstLineChars="200" w:firstLine="420"/>
       </w:pPr>
       <w:r>
-        <w:t xml:space="preserve">    "xhToken": 123456789</w:t>
+        <w:t xml:space="preserve">    "</w:t>
+      </w:r>
+      <w:proofErr w:type="spellStart"/>
+      <w:r>
+        <w:t>xhToken</w:t>
+      </w:r>
+      <w:proofErr w:type="spellEnd"/>
+      <w:r>
+        <w:t>": 123456789</w:t>
       </w:r>
     </w:p>
     <w:p>
@@ -15180,8 +16034,13 @@
     </w:p>
     <w:p>
       <w:r>
-        <w:t xml:space="preserve">    "Array":[</w:t>
-      </w:r>
+        <w:t xml:space="preserve">    "Array</w:t>
+      </w:r>
+      <w:proofErr w:type="gramStart"/>
+      <w:r>
+        <w:t>":[</w:t>
+      </w:r>
+      <w:proofErr w:type="gramEnd"/>
     </w:p>
     <w:p>
       <w:r>
@@ -15222,7 +16081,7 @@
       <w:pPr>
         <w:pStyle w:val="3"/>
       </w:pPr>
-      <w:bookmarkStart w:id="38" w:name="_Toc223096287"/>
+      <w:bookmarkStart w:id="38" w:name="_Toc236208636"/>
       <w:r>
         <w:rPr>
           <w:rFonts w:hint="eastAsia"/>
@@ -15300,7 +16159,19 @@
         <w:t>:</w:t>
       </w:r>
       <w:r>
-        <w:t>http://127.0.0.1:5202/api?function=delete</w:t>
+        <w:t>http://127.0.0.1:5202/</w:t>
+      </w:r>
+      <w:proofErr w:type="spellStart"/>
+      <w:r>
+        <w:t>api?function</w:t>
+      </w:r>
+      <w:proofErr w:type="spellEnd"/>
+      <w:r>
+        <w:t>=</w:t>
+      </w:r>
+      <w:proofErr w:type="spellStart"/>
+      <w:r>
+        <w:t>delete</w:t>
       </w:r>
       <w:r>
         <w:rPr>
@@ -15308,6 +16179,7 @@
         </w:rPr>
         <w:t>topic</w:t>
       </w:r>
+      <w:proofErr w:type="spellEnd"/>
     </w:p>
     <w:p>
       <w:pPr>
@@ -15339,7 +16211,15 @@
         <w:ind w:firstLineChars="200" w:firstLine="420"/>
       </w:pPr>
       <w:r>
-        <w:t xml:space="preserve">    "xhToken": 123456789,</w:t>
+        <w:t xml:space="preserve">    "</w:t>
+      </w:r>
+      <w:proofErr w:type="spellStart"/>
+      <w:r>
+        <w:t>xhToken</w:t>
+      </w:r>
+      <w:proofErr w:type="spellEnd"/>
+      <w:r>
+        <w:t>": 123456789,</w:t>
       </w:r>
     </w:p>
     <w:p>
@@ -15415,7 +16295,7 @@
       <w:pPr>
         <w:pStyle w:val="3"/>
       </w:pPr>
-      <w:bookmarkStart w:id="39" w:name="_Toc223096288"/>
+      <w:bookmarkStart w:id="39" w:name="_Toc236208637"/>
       <w:r>
         <w:rPr>
           <w:rFonts w:hint="eastAsia"/>
@@ -15487,7 +16367,19 @@
         <w:t>:</w:t>
       </w:r>
       <w:r>
-        <w:t>http://127.0.0.1:5202/api?function=delete</w:t>
+        <w:t>http://127.0.0.1:5202/</w:t>
+      </w:r>
+      <w:proofErr w:type="spellStart"/>
+      <w:r>
+        <w:t>api?function</w:t>
+      </w:r>
+      <w:proofErr w:type="spellEnd"/>
+      <w:r>
+        <w:t>=</w:t>
+      </w:r>
+      <w:proofErr w:type="spellStart"/>
+      <w:r>
+        <w:t>delete</w:t>
       </w:r>
       <w:r>
         <w:rPr>
@@ -15495,6 +16387,7 @@
         </w:rPr>
         <w:t>user</w:t>
       </w:r>
+      <w:proofErr w:type="spellEnd"/>
     </w:p>
     <w:p>
       <w:pPr>
@@ -15527,7 +16420,15 @@
         <w:ind w:firstLineChars="200" w:firstLine="420"/>
       </w:pPr>
       <w:r>
-        <w:t xml:space="preserve">    "xhToken": 123456789,</w:t>
+        <w:t xml:space="preserve">    "</w:t>
+      </w:r>
+      <w:proofErr w:type="spellStart"/>
+      <w:r>
+        <w:t>xhToken</w:t>
+      </w:r>
+      <w:proofErr w:type="spellEnd"/>
+      <w:r>
+        <w:t>": 123456789,</w:t>
       </w:r>
     </w:p>
     <w:p>
@@ -15603,7 +16504,7 @@
       <w:pPr>
         <w:pStyle w:val="3"/>
       </w:pPr>
-      <w:bookmarkStart w:id="40" w:name="_Toc223096289"/>
+      <w:bookmarkStart w:id="40" w:name="_Toc236208638"/>
       <w:r>
         <w:rPr>
           <w:rFonts w:hint="eastAsia"/>
@@ -15669,14 +16570,24 @@
         <w:t>:</w:t>
       </w:r>
       <w:r>
-        <w:t>http://127.0.0.1:5202/api?function=</w:t>
-      </w:r>
+        <w:t>http://127.0.0.1:5202/</w:t>
+      </w:r>
+      <w:proofErr w:type="spellStart"/>
+      <w:r>
+        <w:t>api?function</w:t>
+      </w:r>
+      <w:proofErr w:type="spellEnd"/>
+      <w:r>
+        <w:t>=</w:t>
+      </w:r>
+      <w:proofErr w:type="spellStart"/>
       <w:r>
         <w:rPr>
           <w:rFonts w:hint="eastAsia"/>
         </w:rPr>
         <w:t>createtopic</w:t>
       </w:r>
+      <w:proofErr w:type="spellEnd"/>
     </w:p>
     <w:p>
       <w:pPr>
@@ -15708,7 +16619,15 @@
         <w:ind w:firstLineChars="200" w:firstLine="420"/>
       </w:pPr>
       <w:r>
-        <w:t xml:space="preserve">    "xhToken": 123456789,</w:t>
+        <w:t xml:space="preserve">    "</w:t>
+      </w:r>
+      <w:proofErr w:type="spellStart"/>
+      <w:r>
+        <w:t>xhToken</w:t>
+      </w:r>
+      <w:proofErr w:type="spellEnd"/>
+      <w:r>
+        <w:t>": 123456789,</w:t>
       </w:r>
     </w:p>
     <w:p>
@@ -15784,7 +16703,7 @@
       <w:pPr>
         <w:pStyle w:val="3"/>
       </w:pPr>
-      <w:bookmarkStart w:id="41" w:name="_Toc223096290"/>
+      <w:bookmarkStart w:id="41" w:name="_Toc236208639"/>
       <w:r>
         <w:rPr>
           <w:rFonts w:hint="eastAsia"/>
@@ -15851,14 +16770,24 @@
         <w:t>:</w:t>
       </w:r>
       <w:r>
-        <w:t>http://127.0.0.1:5202/api?function=</w:t>
-      </w:r>
+        <w:t>http://127.0.0.1:5202/</w:t>
+      </w:r>
+      <w:proofErr w:type="spellStart"/>
+      <w:r>
+        <w:t>api?function</w:t>
+      </w:r>
+      <w:proofErr w:type="spellEnd"/>
+      <w:r>
+        <w:t>=</w:t>
+      </w:r>
+      <w:proofErr w:type="spellStart"/>
       <w:r>
         <w:rPr>
           <w:rFonts w:hint="eastAsia"/>
         </w:rPr>
         <w:t>gettopic</w:t>
       </w:r>
+      <w:proofErr w:type="spellEnd"/>
     </w:p>
     <w:p>
       <w:pPr>
@@ -15890,7 +16819,15 @@
         <w:ind w:firstLineChars="200" w:firstLine="420"/>
       </w:pPr>
       <w:r>
-        <w:t xml:space="preserve">    "xhToken": 123456789,</w:t>
+        <w:t xml:space="preserve">    "</w:t>
+      </w:r>
+      <w:proofErr w:type="spellStart"/>
+      <w:r>
+        <w:t>xhToken</w:t>
+      </w:r>
+      <w:proofErr w:type="spellEnd"/>
+      <w:r>
+        <w:t>": 123456789,</w:t>
       </w:r>
     </w:p>
     <w:p>
@@ -15959,9 +16896,11 @@
       <w:r>
         <w:t>"</w:t>
       </w:r>
+      <w:proofErr w:type="spellStart"/>
       <w:r>
         <w:t>lpszTopicName</w:t>
       </w:r>
+      <w:proofErr w:type="spellEnd"/>
       <w:r>
         <w:t xml:space="preserve">": </w:t>
       </w:r>
@@ -16013,7 +16952,7 @@
       <w:pPr>
         <w:pStyle w:val="3"/>
       </w:pPr>
-      <w:bookmarkStart w:id="42" w:name="_Toc223096291"/>
+      <w:bookmarkStart w:id="42" w:name="_Toc236208640"/>
       <w:r>
         <w:rPr>
           <w:rFonts w:hint="eastAsia"/>
@@ -16091,11 +17030,21 @@
         <w:t>:</w:t>
       </w:r>
       <w:r>
-        <w:t>http://127.0.0.1:5202/api?function=</w:t>
-      </w:r>
+        <w:t>http://127.0.0.1:5202/</w:t>
+      </w:r>
+      <w:proofErr w:type="spellStart"/>
+      <w:r>
+        <w:t>api?function</w:t>
+      </w:r>
+      <w:proofErr w:type="spellEnd"/>
+      <w:r>
+        <w:t>=</w:t>
+      </w:r>
+      <w:proofErr w:type="spellStart"/>
       <w:r>
         <w:t>unreadmsg</w:t>
       </w:r>
+      <w:proofErr w:type="spellEnd"/>
     </w:p>
     <w:p>
       <w:pPr>
@@ -16127,7 +17076,15 @@
         <w:ind w:firstLineChars="200" w:firstLine="420"/>
       </w:pPr>
       <w:r>
-        <w:t xml:space="preserve">    "xhToken": 123456789,</w:t>
+        <w:t xml:space="preserve">    "</w:t>
+      </w:r>
+      <w:proofErr w:type="spellStart"/>
+      <w:r>
+        <w:t>xhToken</w:t>
+      </w:r>
+      <w:proofErr w:type="spellEnd"/>
+      <w:r>
+        <w:t>": 123456789,</w:t>
       </w:r>
     </w:p>
     <w:p>
@@ -16143,7 +17100,23 @@
         <w:ind w:firstLineChars="200" w:firstLine="420"/>
       </w:pPr>
       <w:r>
-        <w:t xml:space="preserve">        "tszMQKey": "XEngine_MSGKeyName",</w:t>
+        <w:t xml:space="preserve">        "</w:t>
+      </w:r>
+      <w:proofErr w:type="spellStart"/>
+      <w:r>
+        <w:t>tszMQKey</w:t>
+      </w:r>
+      <w:proofErr w:type="spellEnd"/>
+      <w:r>
+        <w:t>": "</w:t>
+      </w:r>
+      <w:proofErr w:type="spellStart"/>
+      <w:r>
+        <w:t>XEngine_MSGKeyName</w:t>
+      </w:r>
+      <w:proofErr w:type="spellEnd"/>
+      <w:r>
+        <w:t>",</w:t>
       </w:r>
     </w:p>
     <w:p>
@@ -16151,7 +17124,15 @@
         <w:ind w:firstLineChars="200" w:firstLine="420"/>
       </w:pPr>
       <w:r>
-        <w:t xml:space="preserve">        "tszMQUsr": "123123aa"</w:t>
+        <w:t xml:space="preserve">        "</w:t>
+      </w:r>
+      <w:proofErr w:type="spellStart"/>
+      <w:r>
+        <w:t>tszMQUsr</w:t>
+      </w:r>
+      <w:proofErr w:type="spellEnd"/>
+      <w:r>
+        <w:t>": "123123aa"</w:t>
       </w:r>
     </w:p>
     <w:p>
@@ -16217,27 +17198,75 @@
     </w:p>
     <w:p>
       <w:r>
-        <w:t xml:space="preserve">            "nKeySerial": 0,</w:t>
-      </w:r>
-    </w:p>
-    <w:p>
-      <w:r>
-        <w:t xml:space="preserve">            "tszCreateTime": "2025-05-23 14:07:50",</w:t>
-      </w:r>
-    </w:p>
-    <w:p>
-      <w:r>
-        <w:t xml:space="preserve">            "tszKeyName": "XEngine_CommKey",</w:t>
-      </w:r>
-    </w:p>
-    <w:p>
-      <w:r>
-        <w:t xml:space="preserve">            "tszUPTime": "2025-05-23 14:07:50",</w:t>
-      </w:r>
-    </w:p>
-    <w:p>
-      <w:r>
-        <w:t xml:space="preserve">            "tszUserName": "123123aa"</w:t>
+        <w:t xml:space="preserve">            "</w:t>
+      </w:r>
+      <w:proofErr w:type="spellStart"/>
+      <w:r>
+        <w:t>nKeySerial</w:t>
+      </w:r>
+      <w:proofErr w:type="spellEnd"/>
+      <w:r>
+        <w:t>": 0,</w:t>
+      </w:r>
+    </w:p>
+    <w:p>
+      <w:r>
+        <w:t xml:space="preserve">            "</w:t>
+      </w:r>
+      <w:proofErr w:type="spellStart"/>
+      <w:r>
+        <w:t>tszCreateTime</w:t>
+      </w:r>
+      <w:proofErr w:type="spellEnd"/>
+      <w:r>
+        <w:t>": "2025-05-23 14:07:50",</w:t>
+      </w:r>
+    </w:p>
+    <w:p>
+      <w:r>
+        <w:t xml:space="preserve">            "</w:t>
+      </w:r>
+      <w:proofErr w:type="spellStart"/>
+      <w:r>
+        <w:t>tszKeyName</w:t>
+      </w:r>
+      <w:proofErr w:type="spellEnd"/>
+      <w:r>
+        <w:t>": "</w:t>
+      </w:r>
+      <w:proofErr w:type="spellStart"/>
+      <w:r>
+        <w:t>XEngine_CommKey</w:t>
+      </w:r>
+      <w:proofErr w:type="spellEnd"/>
+      <w:r>
+        <w:t>",</w:t>
+      </w:r>
+    </w:p>
+    <w:p>
+      <w:r>
+        <w:t xml:space="preserve">            "</w:t>
+      </w:r>
+      <w:proofErr w:type="spellStart"/>
+      <w:r>
+        <w:t>tszUPTime</w:t>
+      </w:r>
+      <w:proofErr w:type="spellEnd"/>
+      <w:r>
+        <w:t>": "2025-05-23 14:07:50",</w:t>
+      </w:r>
+    </w:p>
+    <w:p>
+      <w:r>
+        <w:t xml:space="preserve">            "</w:t>
+      </w:r>
+      <w:proofErr w:type="spellStart"/>
+      <w:r>
+        <w:t>tszUserName</w:t>
+      </w:r>
+      <w:proofErr w:type="spellEnd"/>
+      <w:r>
+        <w:t>": "123123aa"</w:t>
       </w:r>
     </w:p>
     <w:p>
@@ -16274,7 +17303,7 @@
       <w:pPr>
         <w:pStyle w:val="3"/>
       </w:pPr>
-      <w:bookmarkStart w:id="43" w:name="_Toc223096292"/>
+      <w:bookmarkStart w:id="43" w:name="_Toc236208641"/>
       <w:r>
         <w:rPr>
           <w:rFonts w:hint="eastAsia"/>
@@ -16352,11 +17381,21 @@
         <w:t>:</w:t>
       </w:r>
       <w:r>
-        <w:t>http://127.0.0.1:5202/api?function=</w:t>
-      </w:r>
+        <w:t>http://127.0.0.1:5202/</w:t>
+      </w:r>
+      <w:proofErr w:type="spellStart"/>
+      <w:r>
+        <w:t>api?function</w:t>
+      </w:r>
+      <w:proofErr w:type="spellEnd"/>
+      <w:r>
+        <w:t>=</w:t>
+      </w:r>
+      <w:proofErr w:type="spellStart"/>
       <w:r>
         <w:t>deletemsg</w:t>
       </w:r>
+      <w:proofErr w:type="spellEnd"/>
     </w:p>
     <w:p>
       <w:pPr>
@@ -16388,7 +17427,15 @@
         <w:ind w:firstLineChars="200" w:firstLine="420"/>
       </w:pPr>
       <w:r>
-        <w:t xml:space="preserve">    "xhToken": 123456789,</w:t>
+        <w:t xml:space="preserve">    "</w:t>
+      </w:r>
+      <w:proofErr w:type="spellStart"/>
+      <w:r>
+        <w:t>xhToken</w:t>
+      </w:r>
+      <w:proofErr w:type="spellEnd"/>
+      <w:r>
+        <w:t>": 123456789,</w:t>
       </w:r>
     </w:p>
     <w:p>
@@ -16404,7 +17451,23 @@
         <w:ind w:firstLineChars="200" w:firstLine="420"/>
       </w:pPr>
       <w:r>
-        <w:t xml:space="preserve">        "tszMQKey": "XEngine_MSGKeyName",</w:t>
+        <w:t xml:space="preserve">        "</w:t>
+      </w:r>
+      <w:proofErr w:type="spellStart"/>
+      <w:r>
+        <w:t>tszMQKey</w:t>
+      </w:r>
+      <w:proofErr w:type="spellEnd"/>
+      <w:r>
+        <w:t>": "</w:t>
+      </w:r>
+      <w:proofErr w:type="spellStart"/>
+      <w:r>
+        <w:t>XEngine_MSGKeyName</w:t>
+      </w:r>
+      <w:proofErr w:type="spellEnd"/>
+      <w:r>
+        <w:t>",</w:t>
       </w:r>
     </w:p>
     <w:p>
@@ -16412,7 +17475,15 @@
         <w:ind w:firstLineChars="200" w:firstLine="420"/>
       </w:pPr>
       <w:r>
-        <w:t xml:space="preserve">        "nSerial": 1</w:t>
+        <w:t xml:space="preserve">        "</w:t>
+      </w:r>
+      <w:proofErr w:type="spellStart"/>
+      <w:r>
+        <w:t>nSerial</w:t>
+      </w:r>
+      <w:proofErr w:type="spellEnd"/>
+      <w:r>
+        <w:t>": 1</w:t>
       </w:r>
     </w:p>
     <w:p>
@@ -16484,7 +17555,7 @@
       <w:pPr>
         <w:pStyle w:val="3"/>
       </w:pPr>
-      <w:bookmarkStart w:id="44" w:name="_Toc223096293"/>
+      <w:bookmarkStart w:id="44" w:name="_Toc236208642"/>
       <w:r>
         <w:rPr>
           <w:rFonts w:hint="eastAsia"/>
@@ -16501,6 +17572,9 @@
       <w:bookmarkEnd w:id="44"/>
     </w:p>
     <w:p>
+      <w:pPr>
+        <w:ind w:firstLineChars="200" w:firstLine="420"/>
+      </w:pPr>
       <w:r>
         <w:rPr>
           <w:rFonts w:hint="eastAsia"/>
@@ -16517,8 +17591,16 @@
         <w:rPr>
           <w:rFonts w:hint="eastAsia"/>
         </w:rPr>
-        <w:t>绑定后可以接受通知和不设置序列号取消息</w:t>
-      </w:r>
+        <w:t>绑定后可以接受通知和不设置序列号</w:t>
+      </w:r>
+      <w:proofErr w:type="gramStart"/>
+      <w:r>
+        <w:rPr>
+          <w:rFonts w:hint="eastAsia"/>
+        </w:rPr>
+        <w:t>取消息</w:t>
+      </w:r>
+      <w:proofErr w:type="gramEnd"/>
       <w:r>
         <w:rPr>
           <w:rFonts w:hint="eastAsia"/>
@@ -16534,6 +17616,29 @@
     </w:p>
     <w:p>
       <w:pPr>
+        <w:ind w:firstLineChars="200" w:firstLine="420"/>
+      </w:pPr>
+      <w:r>
+        <w:rPr>
+          <w:rFonts w:hint="eastAsia"/>
+        </w:rPr>
+        <w:t>序列号从</w:t>
+      </w:r>
+      <w:r>
+        <w:rPr>
+          <w:rFonts w:hint="eastAsia"/>
+        </w:rPr>
+        <w:t>1</w:t>
+      </w:r>
+      <w:r>
+        <w:rPr>
+          <w:rFonts w:hint="eastAsia"/>
+        </w:rPr>
+        <w:t>开始</w:t>
+      </w:r>
+    </w:p>
+    <w:p>
+      <w:pPr>
         <w:pStyle w:val="4"/>
       </w:pPr>
       <w:r>
@@ -16595,7 +17700,15 @@
         <w:t>:</w:t>
       </w:r>
       <w:r>
-        <w:t>http://127.0.0.1:5202/api?function=</w:t>
+        <w:t>http://127.0.0.1:5202/</w:t>
+      </w:r>
+      <w:proofErr w:type="spellStart"/>
+      <w:r>
+        <w:t>api?function</w:t>
+      </w:r>
+      <w:proofErr w:type="spellEnd"/>
+      <w:r>
+        <w:t>=</w:t>
       </w:r>
       <w:r>
         <w:t>bind</w:t>
@@ -16631,7 +17744,15 @@
         <w:ind w:firstLineChars="200" w:firstLine="420"/>
       </w:pPr>
       <w:r>
-        <w:t xml:space="preserve">    "xhToken": 123456789,</w:t>
+        <w:t xml:space="preserve">    "</w:t>
+      </w:r>
+      <w:proofErr w:type="spellStart"/>
+      <w:r>
+        <w:t>xhToken</w:t>
+      </w:r>
+      <w:proofErr w:type="spellEnd"/>
+      <w:r>
+        <w:t>": 123456789,</w:t>
       </w:r>
     </w:p>
     <w:p>
@@ -16647,7 +17768,23 @@
         <w:ind w:firstLineChars="200" w:firstLine="420"/>
       </w:pPr>
       <w:r>
-        <w:t xml:space="preserve">        "tszMQKey": "XEngine_MSGKeyName",</w:t>
+        <w:t xml:space="preserve">        "</w:t>
+      </w:r>
+      <w:proofErr w:type="spellStart"/>
+      <w:r>
+        <w:t>tszMQKey</w:t>
+      </w:r>
+      <w:proofErr w:type="spellEnd"/>
+      <w:r>
+        <w:t>": "</w:t>
+      </w:r>
+      <w:proofErr w:type="spellStart"/>
+      <w:r>
+        <w:t>XEngine_MSGKeyName</w:t>
+      </w:r>
+      <w:proofErr w:type="spellEnd"/>
+      <w:r>
+        <w:t>",</w:t>
       </w:r>
     </w:p>
     <w:p>
@@ -16655,7 +17792,15 @@
         <w:ind w:firstLineChars="200" w:firstLine="420"/>
       </w:pPr>
       <w:r>
-        <w:t xml:space="preserve">        "tszMQUsr": "123123aa",</w:t>
+        <w:t xml:space="preserve">        "</w:t>
+      </w:r>
+      <w:proofErr w:type="spellStart"/>
+      <w:r>
+        <w:t>tszMQUsr</w:t>
+      </w:r>
+      <w:proofErr w:type="spellEnd"/>
+      <w:r>
+        <w:t>": "123123aa",</w:t>
       </w:r>
     </w:p>
     <w:p>
@@ -16663,7 +17808,15 @@
         <w:ind w:firstLineChars="200" w:firstLine="420"/>
       </w:pPr>
       <w:r>
-        <w:t xml:space="preserve">        "nSerial": 1</w:t>
+        <w:t xml:space="preserve">        "</w:t>
+      </w:r>
+      <w:proofErr w:type="spellStart"/>
+      <w:r>
+        <w:t>nSerial</w:t>
+      </w:r>
+      <w:proofErr w:type="spellEnd"/>
+      <w:r>
+        <w:t>": 1</w:t>
       </w:r>
     </w:p>
     <w:p>
@@ -16735,7 +17888,7 @@
       <w:pPr>
         <w:pStyle w:val="3"/>
       </w:pPr>
-      <w:bookmarkStart w:id="45" w:name="_Toc223096294"/>
+      <w:bookmarkStart w:id="45" w:name="_Toc236208643"/>
       <w:r>
         <w:rPr>
           <w:rFonts w:hint="eastAsia"/>
@@ -16813,7 +17966,15 @@
         <w:t>:</w:t>
       </w:r>
       <w:r>
-        <w:t>http://127.0.0.1:5202/api?function=</w:t>
+        <w:t>http://127.0.0.1:5202/</w:t>
+      </w:r>
+      <w:proofErr w:type="spellStart"/>
+      <w:r>
+        <w:t>api?function</w:t>
+      </w:r>
+      <w:proofErr w:type="spellEnd"/>
+      <w:r>
+        <w:t>=</w:t>
       </w:r>
       <w:r>
         <w:rPr>
@@ -16855,7 +18016,15 @@
         <w:ind w:firstLineChars="200" w:firstLine="420"/>
       </w:pPr>
       <w:r>
-        <w:t xml:space="preserve">    "xhToken": 123456789,</w:t>
+        <w:t xml:space="preserve">    "</w:t>
+      </w:r>
+      <w:proofErr w:type="spellStart"/>
+      <w:r>
+        <w:t>xhToken</w:t>
+      </w:r>
+      <w:proofErr w:type="spellEnd"/>
+      <w:r>
+        <w:t>": 123456789,</w:t>
       </w:r>
     </w:p>
     <w:p>
@@ -16871,7 +18040,23 @@
         <w:ind w:firstLineChars="200" w:firstLine="420"/>
       </w:pPr>
       <w:r>
-        <w:t xml:space="preserve">        "tszMQKey": "XEngine_MSGKeyName",</w:t>
+        <w:t xml:space="preserve">        "</w:t>
+      </w:r>
+      <w:proofErr w:type="spellStart"/>
+      <w:r>
+        <w:t>tszMQKey</w:t>
+      </w:r>
+      <w:proofErr w:type="spellEnd"/>
+      <w:r>
+        <w:t>": "</w:t>
+      </w:r>
+      <w:proofErr w:type="spellStart"/>
+      <w:r>
+        <w:t>XEngine_MSGKeyName</w:t>
+      </w:r>
+      <w:proofErr w:type="spellEnd"/>
+      <w:r>
+        <w:t>",</w:t>
       </w:r>
     </w:p>
     <w:p>
@@ -16879,7 +18064,15 @@
         <w:ind w:firstLineChars="200" w:firstLine="420"/>
       </w:pPr>
       <w:r>
-        <w:t xml:space="preserve">        "tszMQUsr": "123123aa"</w:t>
+        <w:t xml:space="preserve">        "</w:t>
+      </w:r>
+      <w:proofErr w:type="spellStart"/>
+      <w:r>
+        <w:t>tszMQUsr</w:t>
+      </w:r>
+      <w:proofErr w:type="spellEnd"/>
+      <w:r>
+        <w:t>": "123123aa"</w:t>
       </w:r>
     </w:p>
     <w:p>
@@ -16895,7 +18088,477 @@
         <w:ind w:firstLineChars="200" w:firstLine="420"/>
       </w:pPr>
       <w:r>
+        <w:lastRenderedPageBreak/>
         <w:t>}</w:t>
+      </w:r>
+    </w:p>
+    <w:p>
+      <w:pPr>
+        <w:pStyle w:val="4"/>
+      </w:pPr>
+      <w:r>
+        <w:rPr>
+          <w:rFonts w:hint="eastAsia"/>
+        </w:rPr>
+        <w:t>3.2.</w:t>
+      </w:r>
+      <w:r>
+        <w:rPr>
+          <w:rFonts w:hint="eastAsia"/>
+        </w:rPr>
+        <w:t>11</w:t>
+      </w:r>
+      <w:r>
+        <w:rPr>
+          <w:rFonts w:hint="eastAsia"/>
+        </w:rPr>
+        <w:t xml:space="preserve">.2 </w:t>
+      </w:r>
+      <w:r>
+        <w:rPr>
+          <w:rFonts w:hint="eastAsia"/>
+        </w:rPr>
+        <w:t>回复</w:t>
+      </w:r>
+    </w:p>
+    <w:p>
+      <w:r>
+        <w:t>{</w:t>
+      </w:r>
+    </w:p>
+    <w:p>
+      <w:r>
+        <w:t xml:space="preserve">    "code": 0,</w:t>
+      </w:r>
+    </w:p>
+    <w:p>
+      <w:r>
+        <w:t xml:space="preserve">    "msg": "success"</w:t>
+      </w:r>
+    </w:p>
+    <w:p>
+      <w:r>
+        <w:t>}</w:t>
+      </w:r>
+    </w:p>
+    <w:p>
+      <w:pPr>
+        <w:pStyle w:val="3"/>
+      </w:pPr>
+      <w:bookmarkStart w:id="46" w:name="_Toc236208644"/>
+      <w:r>
+        <w:rPr>
+          <w:rFonts w:hint="eastAsia"/>
+        </w:rPr>
+        <w:t xml:space="preserve">3.4.12 </w:t>
+      </w:r>
+      <w:r>
+        <w:rPr>
+          <w:rFonts w:hint="eastAsia"/>
+        </w:rPr>
+        <w:t>消息编号</w:t>
+      </w:r>
+      <w:bookmarkEnd w:id="46"/>
+    </w:p>
+    <w:p>
+      <w:r>
+        <w:rPr>
+          <w:rFonts w:hint="eastAsia"/>
+        </w:rPr>
+        <w:t>可以获取指定主题</w:t>
+      </w:r>
+      <w:proofErr w:type="gramStart"/>
+      <w:r>
+        <w:rPr>
+          <w:rFonts w:hint="eastAsia"/>
+        </w:rPr>
+        <w:t>总消息</w:t>
+      </w:r>
+      <w:proofErr w:type="gramEnd"/>
+      <w:r>
+        <w:rPr>
+          <w:rFonts w:hint="eastAsia"/>
+        </w:rPr>
+        <w:t>个数</w:t>
+      </w:r>
+      <w:r>
+        <w:rPr>
+          <w:rFonts w:hint="eastAsia"/>
+        </w:rPr>
+        <w:t>,</w:t>
+      </w:r>
+      <w:r>
+        <w:rPr>
+          <w:rFonts w:hint="eastAsia"/>
+        </w:rPr>
+        <w:t>起始消息编号</w:t>
+      </w:r>
+      <w:r>
+        <w:rPr>
+          <w:rFonts w:hint="eastAsia"/>
+        </w:rPr>
+        <w:t>,</w:t>
+      </w:r>
+      <w:r>
+        <w:rPr>
+          <w:rFonts w:hint="eastAsia"/>
+        </w:rPr>
+        <w:t>结束消息编号</w:t>
+      </w:r>
+    </w:p>
+    <w:p>
+      <w:pPr>
+        <w:pStyle w:val="4"/>
+      </w:pPr>
+      <w:r>
+        <w:rPr>
+          <w:rFonts w:hint="eastAsia"/>
+        </w:rPr>
+        <w:t>3.2.</w:t>
+      </w:r>
+      <w:r>
+        <w:rPr>
+          <w:rFonts w:hint="eastAsia"/>
+        </w:rPr>
+        <w:t>12</w:t>
+      </w:r>
+      <w:r>
+        <w:rPr>
+          <w:rFonts w:hint="eastAsia"/>
+        </w:rPr>
+        <w:t xml:space="preserve">.1 </w:t>
+      </w:r>
+      <w:r>
+        <w:rPr>
+          <w:rFonts w:hint="eastAsia"/>
+        </w:rPr>
+        <w:t>请求</w:t>
+      </w:r>
+    </w:p>
+    <w:p>
+      <w:pPr>
+        <w:ind w:firstLineChars="200" w:firstLine="420"/>
+      </w:pPr>
+      <w:r>
+        <w:rPr>
+          <w:rFonts w:hint="eastAsia"/>
+        </w:rPr>
+        <w:t>方法</w:t>
+      </w:r>
+      <w:r>
+        <w:rPr>
+          <w:rFonts w:hint="eastAsia"/>
+        </w:rPr>
+        <w:t>:POST</w:t>
+      </w:r>
+    </w:p>
+    <w:p>
+      <w:pPr>
+        <w:ind w:firstLineChars="200" w:firstLine="420"/>
+      </w:pPr>
+      <w:r>
+        <w:rPr>
+          <w:rFonts w:hint="eastAsia"/>
+        </w:rPr>
+        <w:t>地址</w:t>
+      </w:r>
+      <w:r>
+        <w:rPr>
+          <w:rFonts w:hint="eastAsia"/>
+        </w:rPr>
+        <w:t>:</w:t>
+      </w:r>
+      <w:r>
+        <w:t>http://127.0.0.1:5202/</w:t>
+      </w:r>
+      <w:proofErr w:type="spellStart"/>
+      <w:r>
+        <w:t>api?function</w:t>
+      </w:r>
+      <w:proofErr w:type="spellEnd"/>
+      <w:r>
+        <w:t>=</w:t>
+      </w:r>
+      <w:proofErr w:type="spellStart"/>
+      <w:r>
+        <w:t>getnumber</w:t>
+      </w:r>
+      <w:proofErr w:type="spellEnd"/>
+    </w:p>
+    <w:p>
+      <w:pPr>
+        <w:ind w:firstLineChars="200" w:firstLine="420"/>
+      </w:pPr>
+      <w:r>
+        <w:rPr>
+          <w:rFonts w:hint="eastAsia"/>
+        </w:rPr>
+        <w:t>负载</w:t>
+      </w:r>
+      <w:r>
+        <w:rPr>
+          <w:rFonts w:hint="eastAsia"/>
+        </w:rPr>
+        <w:t>:</w:t>
+      </w:r>
+    </w:p>
+    <w:p>
+      <w:pPr>
+        <w:ind w:firstLineChars="200" w:firstLine="420"/>
+      </w:pPr>
+      <w:r>
+        <w:t>{</w:t>
+      </w:r>
+    </w:p>
+    <w:p>
+      <w:pPr>
+        <w:ind w:firstLineChars="200" w:firstLine="420"/>
+      </w:pPr>
+      <w:r>
+        <w:t xml:space="preserve">    "</w:t>
+      </w:r>
+      <w:proofErr w:type="spellStart"/>
+      <w:r>
+        <w:t>xhToken</w:t>
+      </w:r>
+      <w:proofErr w:type="spellEnd"/>
+      <w:r>
+        <w:t>": 123456789,</w:t>
+      </w:r>
+    </w:p>
+    <w:p>
+      <w:pPr>
+        <w:ind w:firstLineChars="200" w:firstLine="420"/>
+      </w:pPr>
+      <w:r>
+        <w:t xml:space="preserve">    "Object": {</w:t>
+      </w:r>
+    </w:p>
+    <w:p>
+      <w:pPr>
+        <w:ind w:firstLineChars="200" w:firstLine="420"/>
+      </w:pPr>
+      <w:r>
+        <w:t xml:space="preserve">        "</w:t>
+      </w:r>
+      <w:proofErr w:type="spellStart"/>
+      <w:r>
+        <w:t>tszMQKey</w:t>
+      </w:r>
+      <w:proofErr w:type="spellEnd"/>
+      <w:r>
+        <w:t>": "</w:t>
+      </w:r>
+      <w:proofErr w:type="spellStart"/>
+      <w:r>
+        <w:t>XEngine_MSGKeyName</w:t>
+      </w:r>
+      <w:proofErr w:type="spellEnd"/>
+      <w:r>
+        <w:t>"</w:t>
+      </w:r>
+    </w:p>
+    <w:p>
+      <w:pPr>
+        <w:ind w:firstLineChars="200" w:firstLine="420"/>
+      </w:pPr>
+      <w:r>
+        <w:t xml:space="preserve">    }</w:t>
+      </w:r>
+    </w:p>
+    <w:p>
+      <w:pPr>
+        <w:ind w:firstLineChars="200" w:firstLine="420"/>
+      </w:pPr>
+      <w:r>
+        <w:t>}</w:t>
+      </w:r>
+    </w:p>
+    <w:p>
+      <w:pPr>
+        <w:pStyle w:val="4"/>
+      </w:pPr>
+      <w:r>
+        <w:rPr>
+          <w:rFonts w:hint="eastAsia"/>
+        </w:rPr>
+        <w:t>3.2.</w:t>
+      </w:r>
+      <w:r>
+        <w:rPr>
+          <w:rFonts w:hint="eastAsia"/>
+        </w:rPr>
+        <w:t>12</w:t>
+      </w:r>
+      <w:r>
+        <w:rPr>
+          <w:rFonts w:hint="eastAsia"/>
+        </w:rPr>
+        <w:t xml:space="preserve">.2 </w:t>
+      </w:r>
+      <w:r>
+        <w:rPr>
+          <w:rFonts w:hint="eastAsia"/>
+        </w:rPr>
+        <w:t>回复</w:t>
+      </w:r>
+    </w:p>
+    <w:p>
+      <w:r>
+        <w:t>{</w:t>
+      </w:r>
+    </w:p>
+    <w:p>
+      <w:r>
+        <w:t xml:space="preserve">    "</w:t>
+      </w:r>
+      <w:proofErr w:type="spellStart"/>
+      <w:proofErr w:type="gramStart"/>
+      <w:r>
+        <w:t>st</w:t>
+      </w:r>
+      <w:proofErr w:type="gramEnd"/>
+      <w:r>
+        <w:t>_MQNumber</w:t>
+      </w:r>
+      <w:proofErr w:type="spellEnd"/>
+      <w:r>
+        <w:t>": {</w:t>
+      </w:r>
+    </w:p>
+    <w:p>
+      <w:r>
+        <w:t xml:space="preserve">        "</w:t>
+      </w:r>
+      <w:proofErr w:type="spellStart"/>
+      <w:r>
+        <w:t>nCount</w:t>
+      </w:r>
+      <w:proofErr w:type="spellEnd"/>
+      <w:r>
+        <w:t>": 3,</w:t>
+      </w:r>
+    </w:p>
+    <w:p>
+      <w:r>
+        <w:t xml:space="preserve">        "</w:t>
+      </w:r>
+      <w:proofErr w:type="spellStart"/>
+      <w:r>
+        <w:t>nFirstNumber</w:t>
+      </w:r>
+      <w:proofErr w:type="spellEnd"/>
+      <w:r>
+        <w:t>": 1,</w:t>
+      </w:r>
+    </w:p>
+    <w:p>
+      <w:r>
+        <w:t xml:space="preserve">        "</w:t>
+      </w:r>
+      <w:proofErr w:type="spellStart"/>
+      <w:r>
+        <w:t>nLastNumber</w:t>
+      </w:r>
+      <w:proofErr w:type="spellEnd"/>
+      <w:r>
+        <w:t>": 3,</w:t>
+      </w:r>
+    </w:p>
+    <w:p>
+      <w:r>
+        <w:t xml:space="preserve">        "</w:t>
+      </w:r>
+      <w:proofErr w:type="spellStart"/>
+      <w:r>
+        <w:t>tszMQKey</w:t>
+      </w:r>
+      <w:proofErr w:type="spellEnd"/>
+      <w:r>
+        <w:t>": "</w:t>
+      </w:r>
+      <w:proofErr w:type="spellStart"/>
+      <w:r>
+        <w:t>XEngine_CommKey</w:t>
+      </w:r>
+      <w:proofErr w:type="spellEnd"/>
+      <w:r>
+        <w:t>"</w:t>
+      </w:r>
+    </w:p>
+    <w:p>
+      <w:r>
+        <w:t xml:space="preserve">    }</w:t>
+      </w:r>
+    </w:p>
+    <w:p>
+      <w:r>
+        <w:t>}</w:t>
+      </w:r>
+    </w:p>
+    <w:p>
+      <w:pPr>
+        <w:pStyle w:val="3"/>
+      </w:pPr>
+      <w:bookmarkStart w:id="47" w:name="_Toc236208645"/>
+      <w:r>
+        <w:rPr>
+          <w:rFonts w:hint="eastAsia"/>
+        </w:rPr>
+        <w:t xml:space="preserve">3.4.13 </w:t>
+      </w:r>
+      <w:r>
+        <w:rPr>
+          <w:rFonts w:hint="eastAsia"/>
+        </w:rPr>
+        <w:t>修改主题</w:t>
+      </w:r>
+      <w:bookmarkEnd w:id="47"/>
+    </w:p>
+    <w:p>
+      <w:r>
+        <w:rPr>
+          <w:rFonts w:hint="eastAsia"/>
+        </w:rPr>
+        <w:t>可以获取指定主题</w:t>
+      </w:r>
+      <w:proofErr w:type="gramStart"/>
+      <w:r>
+        <w:rPr>
+          <w:rFonts w:hint="eastAsia"/>
+        </w:rPr>
+        <w:t>总消息</w:t>
+      </w:r>
+      <w:proofErr w:type="gramEnd"/>
+      <w:r>
+        <w:rPr>
+          <w:rFonts w:hint="eastAsia"/>
+        </w:rPr>
+        <w:t>个数</w:t>
+      </w:r>
+      <w:r>
+        <w:rPr>
+          <w:rFonts w:hint="eastAsia"/>
+        </w:rPr>
+        <w:t>,</w:t>
+      </w:r>
+      <w:r>
+        <w:rPr>
+          <w:rFonts w:hint="eastAsia"/>
+        </w:rPr>
+        <w:t>起始消息编号</w:t>
+      </w:r>
+      <w:r>
+        <w:rPr>
+          <w:rFonts w:hint="eastAsia"/>
+        </w:rPr>
+        <w:t>,</w:t>
+      </w:r>
+      <w:r>
+        <w:rPr>
+          <w:rFonts w:hint="eastAsia"/>
+        </w:rPr>
+        <w:t>结束消息编号</w:t>
       </w:r>
     </w:p>
     <w:p>
@@ -16913,7 +18576,175 @@
         <w:rPr>
           <w:rFonts w:hint="eastAsia"/>
         </w:rPr>
-        <w:t>11</w:t>
+        <w:t>13</w:t>
+      </w:r>
+      <w:r>
+        <w:rPr>
+          <w:rFonts w:hint="eastAsia"/>
+        </w:rPr>
+        <w:t xml:space="preserve">.1 </w:t>
+      </w:r>
+      <w:r>
+        <w:rPr>
+          <w:rFonts w:hint="eastAsia"/>
+        </w:rPr>
+        <w:t>请求</w:t>
+      </w:r>
+    </w:p>
+    <w:p>
+      <w:pPr>
+        <w:ind w:firstLineChars="200" w:firstLine="420"/>
+      </w:pPr>
+      <w:r>
+        <w:rPr>
+          <w:rFonts w:hint="eastAsia"/>
+        </w:rPr>
+        <w:t>方法</w:t>
+      </w:r>
+      <w:r>
+        <w:rPr>
+          <w:rFonts w:hint="eastAsia"/>
+        </w:rPr>
+        <w:t>:POST</w:t>
+      </w:r>
+    </w:p>
+    <w:p>
+      <w:pPr>
+        <w:ind w:firstLineChars="200" w:firstLine="420"/>
+      </w:pPr>
+      <w:r>
+        <w:rPr>
+          <w:rFonts w:hint="eastAsia"/>
+        </w:rPr>
+        <w:t>地址</w:t>
+      </w:r>
+      <w:r>
+        <w:rPr>
+          <w:rFonts w:hint="eastAsia"/>
+        </w:rPr>
+        <w:t>:</w:t>
+      </w:r>
+      <w:r>
+        <w:t>http://127.0.0.1:5202/</w:t>
+      </w:r>
+      <w:proofErr w:type="spellStart"/>
+      <w:r>
+        <w:t>api?function</w:t>
+      </w:r>
+      <w:proofErr w:type="spellEnd"/>
+      <w:r>
+        <w:t>=</w:t>
+      </w:r>
+      <w:proofErr w:type="spellStart"/>
+      <w:r>
+        <w:t>modifytopic</w:t>
+      </w:r>
+      <w:proofErr w:type="spellEnd"/>
+    </w:p>
+    <w:p>
+      <w:pPr>
+        <w:ind w:firstLineChars="200" w:firstLine="420"/>
+      </w:pPr>
+      <w:r>
+        <w:rPr>
+          <w:rFonts w:hint="eastAsia"/>
+        </w:rPr>
+        <w:t>负载</w:t>
+      </w:r>
+      <w:r>
+        <w:rPr>
+          <w:rFonts w:hint="eastAsia"/>
+        </w:rPr>
+        <w:t>:</w:t>
+      </w:r>
+    </w:p>
+    <w:p>
+      <w:pPr>
+        <w:ind w:firstLineChars="200" w:firstLine="420"/>
+      </w:pPr>
+      <w:r>
+        <w:t>{</w:t>
+      </w:r>
+    </w:p>
+    <w:p>
+      <w:pPr>
+        <w:ind w:firstLineChars="200" w:firstLine="420"/>
+      </w:pPr>
+      <w:r>
+        <w:t xml:space="preserve">    "</w:t>
+      </w:r>
+      <w:proofErr w:type="spellStart"/>
+      <w:r>
+        <w:t>xhToken</w:t>
+      </w:r>
+      <w:proofErr w:type="spellEnd"/>
+      <w:r>
+        <w:t>": 123456789,</w:t>
+      </w:r>
+    </w:p>
+    <w:p>
+      <w:pPr>
+        <w:ind w:firstLineChars="200" w:firstLine="420"/>
+      </w:pPr>
+      <w:r>
+        <w:t xml:space="preserve">    "Object": {</w:t>
+      </w:r>
+    </w:p>
+    <w:p>
+      <w:pPr>
+        <w:ind w:firstLineChars="200" w:firstLine="420"/>
+      </w:pPr>
+      <w:r>
+        <w:t xml:space="preserve">        "</w:t>
+      </w:r>
+      <w:proofErr w:type="spellStart"/>
+      <w:r>
+        <w:t>tszMQKey</w:t>
+      </w:r>
+      <w:proofErr w:type="spellEnd"/>
+      <w:r>
+        <w:t>": "</w:t>
+      </w:r>
+      <w:proofErr w:type="spellStart"/>
+      <w:r>
+        <w:t>XEngine_MSGKeyName</w:t>
+      </w:r>
+      <w:proofErr w:type="spellEnd"/>
+      <w:r>
+        <w:t>"</w:t>
+      </w:r>
+    </w:p>
+    <w:p>
+      <w:pPr>
+        <w:ind w:firstLineChars="200" w:firstLine="420"/>
+      </w:pPr>
+      <w:r>
+        <w:t xml:space="preserve">    }</w:t>
+      </w:r>
+    </w:p>
+    <w:p>
+      <w:pPr>
+        <w:ind w:firstLineChars="200" w:firstLine="420"/>
+      </w:pPr>
+      <w:r>
+        <w:t>}</w:t>
+      </w:r>
+    </w:p>
+    <w:p>
+      <w:pPr>
+        <w:pStyle w:val="4"/>
+      </w:pPr>
+      <w:r>
+        <w:rPr>
+          <w:rFonts w:hint="eastAsia"/>
+        </w:rPr>
+        <w:t>3.2.</w:t>
+      </w:r>
+      <w:r>
+        <w:rPr>
+          <w:rFonts w:hint="eastAsia"/>
+        </w:rPr>
+        <w:t>13</w:t>
       </w:r>
       <w:r>
         <w:rPr>
@@ -16950,556 +18781,75 @@
     </w:p>
     <w:p>
       <w:pPr>
+        <w:pStyle w:val="1"/>
+      </w:pPr>
+      <w:bookmarkStart w:id="48" w:name="_Toc236208646"/>
+      <w:r>
+        <w:rPr>
+          <w:rFonts w:hint="eastAsia"/>
+        </w:rPr>
+        <w:t>四</w:t>
+      </w:r>
+      <w:r>
+        <w:rPr>
+          <w:rFonts w:hint="eastAsia"/>
+        </w:rPr>
+        <w:t xml:space="preserve"> </w:t>
+      </w:r>
+      <w:r>
+        <w:rPr>
+          <w:rFonts w:hint="eastAsia"/>
+        </w:rPr>
+        <w:t>配置说明</w:t>
+      </w:r>
+      <w:bookmarkEnd w:id="48"/>
+    </w:p>
+    <w:p>
+      <w:pPr>
+        <w:pStyle w:val="2"/>
+      </w:pPr>
+      <w:bookmarkStart w:id="49" w:name="_Toc236208647"/>
+      <w:r>
+        <w:rPr>
+          <w:rFonts w:hint="eastAsia"/>
+        </w:rPr>
+        <w:t xml:space="preserve">4.1 </w:t>
+      </w:r>
+      <w:r>
+        <w:rPr>
+          <w:rFonts w:hint="eastAsia"/>
+        </w:rPr>
+        <w:t>服务器配置</w:t>
+      </w:r>
+      <w:bookmarkEnd w:id="49"/>
+    </w:p>
+    <w:p>
+      <w:r>
+        <w:rPr>
+          <w:rFonts w:hint="eastAsia"/>
+        </w:rPr>
+        <w:t>基础配置文件</w:t>
+      </w:r>
+      <w:r>
+        <w:rPr>
+          <w:rFonts w:hint="eastAsia"/>
+        </w:rPr>
+        <w:t>:</w:t>
+      </w:r>
+      <w:proofErr w:type="spellStart"/>
+      <w:r>
+        <w:rPr>
+          <w:rFonts w:hint="eastAsia"/>
+        </w:rPr>
+        <w:t>XEngine_Config.json</w:t>
+      </w:r>
+      <w:proofErr w:type="spellEnd"/>
+    </w:p>
+    <w:p>
+      <w:pPr>
         <w:pStyle w:val="3"/>
       </w:pPr>
-      <w:bookmarkStart w:id="46" w:name="_Toc223096295"/>
-      <w:r>
-        <w:rPr>
-          <w:rFonts w:hint="eastAsia"/>
-        </w:rPr>
-        <w:t xml:space="preserve">3.4.12 </w:t>
-      </w:r>
-      <w:r>
-        <w:rPr>
-          <w:rFonts w:hint="eastAsia"/>
-        </w:rPr>
-        <w:t>消息编号</w:t>
-      </w:r>
-      <w:bookmarkEnd w:id="46"/>
-    </w:p>
-    <w:p>
-      <w:r>
-        <w:rPr>
-          <w:rFonts w:hint="eastAsia"/>
-        </w:rPr>
-        <w:t>可以获取指定主题总消息个数</w:t>
-      </w:r>
-      <w:r>
-        <w:rPr>
-          <w:rFonts w:hint="eastAsia"/>
-        </w:rPr>
-        <w:t>,</w:t>
-      </w:r>
-      <w:r>
-        <w:rPr>
-          <w:rFonts w:hint="eastAsia"/>
-        </w:rPr>
-        <w:t>起始消息编号</w:t>
-      </w:r>
-      <w:r>
-        <w:rPr>
-          <w:rFonts w:hint="eastAsia"/>
-        </w:rPr>
-        <w:t>,</w:t>
-      </w:r>
-      <w:r>
-        <w:rPr>
-          <w:rFonts w:hint="eastAsia"/>
-        </w:rPr>
-        <w:t>结束消息编号</w:t>
-      </w:r>
-    </w:p>
-    <w:p>
-      <w:pPr>
-        <w:pStyle w:val="4"/>
-      </w:pPr>
-      <w:r>
-        <w:rPr>
-          <w:rFonts w:hint="eastAsia"/>
-        </w:rPr>
-        <w:t>3.2.</w:t>
-      </w:r>
-      <w:r>
-        <w:rPr>
-          <w:rFonts w:hint="eastAsia"/>
-        </w:rPr>
-        <w:t>12</w:t>
-      </w:r>
-      <w:r>
-        <w:rPr>
-          <w:rFonts w:hint="eastAsia"/>
-        </w:rPr>
-        <w:t xml:space="preserve">.1 </w:t>
-      </w:r>
-      <w:r>
-        <w:rPr>
-          <w:rFonts w:hint="eastAsia"/>
-        </w:rPr>
-        <w:t>请求</w:t>
-      </w:r>
-    </w:p>
-    <w:p>
-      <w:pPr>
-        <w:ind w:firstLineChars="200" w:firstLine="420"/>
-      </w:pPr>
-      <w:r>
-        <w:rPr>
-          <w:rFonts w:hint="eastAsia"/>
-        </w:rPr>
-        <w:t>方法</w:t>
-      </w:r>
-      <w:r>
-        <w:rPr>
-          <w:rFonts w:hint="eastAsia"/>
-        </w:rPr>
-        <w:t>:POST</w:t>
-      </w:r>
-    </w:p>
-    <w:p>
-      <w:pPr>
-        <w:ind w:firstLineChars="200" w:firstLine="420"/>
-      </w:pPr>
-      <w:r>
-        <w:rPr>
-          <w:rFonts w:hint="eastAsia"/>
-        </w:rPr>
-        <w:t>地址</w:t>
-      </w:r>
-      <w:r>
-        <w:rPr>
-          <w:rFonts w:hint="eastAsia"/>
-        </w:rPr>
-        <w:t>:</w:t>
-      </w:r>
-      <w:r>
-        <w:t>http://127.0.0.1:5202/api?function=</w:t>
-      </w:r>
-      <w:r>
-        <w:t>getnumber</w:t>
-      </w:r>
-    </w:p>
-    <w:p>
-      <w:pPr>
-        <w:ind w:firstLineChars="200" w:firstLine="420"/>
-      </w:pPr>
-      <w:r>
-        <w:rPr>
-          <w:rFonts w:hint="eastAsia"/>
-        </w:rPr>
-        <w:t>负载</w:t>
-      </w:r>
-      <w:r>
-        <w:rPr>
-          <w:rFonts w:hint="eastAsia"/>
-        </w:rPr>
-        <w:t>:</w:t>
-      </w:r>
-    </w:p>
-    <w:p>
-      <w:pPr>
-        <w:ind w:firstLineChars="200" w:firstLine="420"/>
-      </w:pPr>
-      <w:r>
-        <w:t>{</w:t>
-      </w:r>
-    </w:p>
-    <w:p>
-      <w:pPr>
-        <w:ind w:firstLineChars="200" w:firstLine="420"/>
-      </w:pPr>
-      <w:r>
-        <w:t xml:space="preserve">    "xhToken": 123456789,</w:t>
-      </w:r>
-    </w:p>
-    <w:p>
-      <w:pPr>
-        <w:ind w:firstLineChars="200" w:firstLine="420"/>
-      </w:pPr>
-      <w:r>
-        <w:t xml:space="preserve">    "Object": {</w:t>
-      </w:r>
-    </w:p>
-    <w:p>
-      <w:pPr>
-        <w:ind w:firstLineChars="200" w:firstLine="420"/>
-      </w:pPr>
-      <w:r>
-        <w:t xml:space="preserve">        "tszMQKey": "XEngine_MSGKeyName"</w:t>
-      </w:r>
-    </w:p>
-    <w:p>
-      <w:pPr>
-        <w:ind w:firstLineChars="200" w:firstLine="420"/>
-      </w:pPr>
-      <w:r>
-        <w:t xml:space="preserve">    }</w:t>
-      </w:r>
-    </w:p>
-    <w:p>
-      <w:pPr>
-        <w:ind w:firstLineChars="200" w:firstLine="420"/>
-      </w:pPr>
-      <w:r>
-        <w:t>}</w:t>
-      </w:r>
-    </w:p>
-    <w:p>
-      <w:pPr>
-        <w:pStyle w:val="4"/>
-      </w:pPr>
-      <w:r>
-        <w:rPr>
-          <w:rFonts w:hint="eastAsia"/>
-        </w:rPr>
-        <w:t>3.2.</w:t>
-      </w:r>
-      <w:r>
-        <w:rPr>
-          <w:rFonts w:hint="eastAsia"/>
-        </w:rPr>
-        <w:t>12</w:t>
-      </w:r>
-      <w:r>
-        <w:rPr>
-          <w:rFonts w:hint="eastAsia"/>
-        </w:rPr>
-        <w:t xml:space="preserve">.2 </w:t>
-      </w:r>
-      <w:r>
-        <w:rPr>
-          <w:rFonts w:hint="eastAsia"/>
-        </w:rPr>
-        <w:t>回复</w:t>
-      </w:r>
-    </w:p>
-    <w:p>
-      <w:r>
-        <w:t>{</w:t>
-      </w:r>
-    </w:p>
-    <w:p>
-      <w:r>
-        <w:t xml:space="preserve">    "st_MQNumber": {</w:t>
-      </w:r>
-    </w:p>
-    <w:p>
-      <w:r>
-        <w:t xml:space="preserve">        "nCount": 3,</w:t>
-      </w:r>
-    </w:p>
-    <w:p>
-      <w:r>
-        <w:t xml:space="preserve">        "nFirstNumber": 1,</w:t>
-      </w:r>
-    </w:p>
-    <w:p>
-      <w:r>
-        <w:t xml:space="preserve">        "nLastNumber": 3,</w:t>
-      </w:r>
-    </w:p>
-    <w:p>
-      <w:r>
-        <w:t xml:space="preserve">        "tszMQKey": "XEngine_CommKey"</w:t>
-      </w:r>
-    </w:p>
-    <w:p>
-      <w:r>
-        <w:t xml:space="preserve">    }</w:t>
-      </w:r>
-    </w:p>
-    <w:p>
-      <w:r>
-        <w:t>}</w:t>
-      </w:r>
-    </w:p>
-    <w:p>
-      <w:pPr>
-        <w:pStyle w:val="3"/>
-      </w:pPr>
-      <w:bookmarkStart w:id="47" w:name="_Toc223096296"/>
-      <w:r>
-        <w:rPr>
-          <w:rFonts w:hint="eastAsia"/>
-        </w:rPr>
-        <w:t xml:space="preserve">3.4.13 </w:t>
-      </w:r>
-      <w:r>
-        <w:rPr>
-          <w:rFonts w:hint="eastAsia"/>
-        </w:rPr>
-        <w:t>修改主题</w:t>
-      </w:r>
-      <w:bookmarkEnd w:id="47"/>
-    </w:p>
-    <w:p>
-      <w:r>
-        <w:rPr>
-          <w:rFonts w:hint="eastAsia"/>
-        </w:rPr>
-        <w:t>可以获取指定主题总消息个数</w:t>
-      </w:r>
-      <w:r>
-        <w:rPr>
-          <w:rFonts w:hint="eastAsia"/>
-        </w:rPr>
-        <w:t>,</w:t>
-      </w:r>
-      <w:r>
-        <w:rPr>
-          <w:rFonts w:hint="eastAsia"/>
-        </w:rPr>
-        <w:t>起始消息编号</w:t>
-      </w:r>
-      <w:r>
-        <w:rPr>
-          <w:rFonts w:hint="eastAsia"/>
-        </w:rPr>
-        <w:t>,</w:t>
-      </w:r>
-      <w:r>
-        <w:rPr>
-          <w:rFonts w:hint="eastAsia"/>
-        </w:rPr>
-        <w:t>结束消息编号</w:t>
-      </w:r>
-    </w:p>
-    <w:p>
-      <w:pPr>
-        <w:pStyle w:val="4"/>
-      </w:pPr>
-      <w:r>
-        <w:rPr>
-          <w:rFonts w:hint="eastAsia"/>
-        </w:rPr>
-        <w:lastRenderedPageBreak/>
-        <w:t>3.2.</w:t>
-      </w:r>
-      <w:r>
-        <w:rPr>
-          <w:rFonts w:hint="eastAsia"/>
-        </w:rPr>
-        <w:t>13</w:t>
-      </w:r>
-      <w:r>
-        <w:rPr>
-          <w:rFonts w:hint="eastAsia"/>
-        </w:rPr>
-        <w:t xml:space="preserve">.1 </w:t>
-      </w:r>
-      <w:r>
-        <w:rPr>
-          <w:rFonts w:hint="eastAsia"/>
-        </w:rPr>
-        <w:t>请求</w:t>
-      </w:r>
-    </w:p>
-    <w:p>
-      <w:pPr>
-        <w:ind w:firstLineChars="200" w:firstLine="420"/>
-      </w:pPr>
-      <w:r>
-        <w:rPr>
-          <w:rFonts w:hint="eastAsia"/>
-        </w:rPr>
-        <w:t>方法</w:t>
-      </w:r>
-      <w:r>
-        <w:rPr>
-          <w:rFonts w:hint="eastAsia"/>
-        </w:rPr>
-        <w:t>:POST</w:t>
-      </w:r>
-    </w:p>
-    <w:p>
-      <w:pPr>
-        <w:ind w:firstLineChars="200" w:firstLine="420"/>
-      </w:pPr>
-      <w:r>
-        <w:rPr>
-          <w:rFonts w:hint="eastAsia"/>
-        </w:rPr>
-        <w:t>地址</w:t>
-      </w:r>
-      <w:r>
-        <w:rPr>
-          <w:rFonts w:hint="eastAsia"/>
-        </w:rPr>
-        <w:t>:</w:t>
-      </w:r>
-      <w:r>
-        <w:t>http://127.0.0.1:5202/api?function=</w:t>
-      </w:r>
-      <w:r>
-        <w:t>modifytopic</w:t>
-      </w:r>
-    </w:p>
-    <w:p>
-      <w:pPr>
-        <w:ind w:firstLineChars="200" w:firstLine="420"/>
-      </w:pPr>
-      <w:r>
-        <w:rPr>
-          <w:rFonts w:hint="eastAsia"/>
-        </w:rPr>
-        <w:t>负载</w:t>
-      </w:r>
-      <w:r>
-        <w:rPr>
-          <w:rFonts w:hint="eastAsia"/>
-        </w:rPr>
-        <w:t>:</w:t>
-      </w:r>
-    </w:p>
-    <w:p>
-      <w:pPr>
-        <w:ind w:firstLineChars="200" w:firstLine="420"/>
-      </w:pPr>
-      <w:r>
-        <w:t>{</w:t>
-      </w:r>
-    </w:p>
-    <w:p>
-      <w:pPr>
-        <w:ind w:firstLineChars="200" w:firstLine="420"/>
-      </w:pPr>
-      <w:r>
-        <w:t xml:space="preserve">    "xhToken": 123456789,</w:t>
-      </w:r>
-    </w:p>
-    <w:p>
-      <w:pPr>
-        <w:ind w:firstLineChars="200" w:firstLine="420"/>
-      </w:pPr>
-      <w:r>
-        <w:t xml:space="preserve">    "Object": {</w:t>
-      </w:r>
-    </w:p>
-    <w:p>
-      <w:pPr>
-        <w:ind w:firstLineChars="200" w:firstLine="420"/>
-      </w:pPr>
-      <w:r>
-        <w:t xml:space="preserve">        "tszMQKey": "XEngine_MSGKeyName"</w:t>
-      </w:r>
-    </w:p>
-    <w:p>
-      <w:pPr>
-        <w:ind w:firstLineChars="200" w:firstLine="420"/>
-      </w:pPr>
-      <w:r>
-        <w:t xml:space="preserve">    }</w:t>
-      </w:r>
-    </w:p>
-    <w:p>
-      <w:pPr>
-        <w:ind w:firstLineChars="200" w:firstLine="420"/>
-      </w:pPr>
-      <w:r>
-        <w:t>}</w:t>
-      </w:r>
-    </w:p>
-    <w:p>
-      <w:pPr>
-        <w:pStyle w:val="4"/>
-      </w:pPr>
-      <w:r>
-        <w:rPr>
-          <w:rFonts w:hint="eastAsia"/>
-        </w:rPr>
-        <w:t>3.2.</w:t>
-      </w:r>
-      <w:r>
-        <w:rPr>
-          <w:rFonts w:hint="eastAsia"/>
-        </w:rPr>
-        <w:t>13</w:t>
-      </w:r>
-      <w:r>
-        <w:rPr>
-          <w:rFonts w:hint="eastAsia"/>
-        </w:rPr>
-        <w:t xml:space="preserve">.2 </w:t>
-      </w:r>
-      <w:r>
-        <w:rPr>
-          <w:rFonts w:hint="eastAsia"/>
-        </w:rPr>
-        <w:t>回复</w:t>
-      </w:r>
-    </w:p>
-    <w:p>
-      <w:r>
-        <w:t>{</w:t>
-      </w:r>
-    </w:p>
-    <w:p>
-      <w:r>
-        <w:t xml:space="preserve">    "code": 0,</w:t>
-      </w:r>
-    </w:p>
-    <w:p>
-      <w:r>
-        <w:t xml:space="preserve">    "msg": "success"</w:t>
-      </w:r>
-    </w:p>
-    <w:p>
-      <w:r>
-        <w:t>}</w:t>
-      </w:r>
-    </w:p>
-    <w:p>
-      <w:pPr>
-        <w:pStyle w:val="1"/>
-      </w:pPr>
-      <w:bookmarkStart w:id="48" w:name="_Toc223096297"/>
-      <w:r>
-        <w:rPr>
-          <w:rFonts w:hint="eastAsia"/>
-        </w:rPr>
-        <w:t>四</w:t>
-      </w:r>
-      <w:r>
-        <w:rPr>
-          <w:rFonts w:hint="eastAsia"/>
-        </w:rPr>
-        <w:t xml:space="preserve"> </w:t>
-      </w:r>
-      <w:r>
-        <w:rPr>
-          <w:rFonts w:hint="eastAsia"/>
-        </w:rPr>
-        <w:t>配置说明</w:t>
-      </w:r>
-      <w:bookmarkEnd w:id="48"/>
-    </w:p>
-    <w:p>
-      <w:pPr>
-        <w:pStyle w:val="2"/>
-      </w:pPr>
-      <w:bookmarkStart w:id="49" w:name="_Toc223096298"/>
-      <w:r>
-        <w:rPr>
-          <w:rFonts w:hint="eastAsia"/>
-        </w:rPr>
-        <w:t xml:space="preserve">4.1 </w:t>
-      </w:r>
-      <w:r>
-        <w:rPr>
-          <w:rFonts w:hint="eastAsia"/>
-        </w:rPr>
-        <w:t>服务器配置</w:t>
-      </w:r>
-      <w:bookmarkEnd w:id="49"/>
-    </w:p>
-    <w:p>
-      <w:r>
-        <w:rPr>
-          <w:rFonts w:hint="eastAsia"/>
-        </w:rPr>
-        <w:t>基础配置文件</w:t>
-      </w:r>
-      <w:r>
-        <w:rPr>
-          <w:rFonts w:hint="eastAsia"/>
-        </w:rPr>
-        <w:t>:XEngine_Config.json</w:t>
-      </w:r>
-    </w:p>
-    <w:p>
-      <w:pPr>
-        <w:pStyle w:val="3"/>
-      </w:pPr>
-      <w:bookmarkStart w:id="50" w:name="_Toc223096299"/>
+      <w:bookmarkStart w:id="50" w:name="_Toc236208648"/>
       <w:r>
         <w:rPr>
           <w:rFonts w:hint="eastAsia"/>
@@ -17521,11 +18871,19 @@
           <w:numId w:val="1"/>
         </w:numPr>
       </w:pPr>
-      <w:r>
-        <w:rPr>
-          <w:rFonts w:hint="eastAsia"/>
-        </w:rPr>
-        <w:t>bDeamon: 1</w:t>
+      <w:proofErr w:type="spellStart"/>
+      <w:r>
+        <w:rPr>
+          <w:rFonts w:hint="eastAsia"/>
+        </w:rPr>
+        <w:t>bDeamon</w:t>
+      </w:r>
+      <w:proofErr w:type="spellEnd"/>
+      <w:r>
+        <w:rPr>
+          <w:rFonts w:hint="eastAsia"/>
+        </w:rPr>
+        <w:t>: 1</w:t>
       </w:r>
       <w:r>
         <w:rPr>
@@ -17553,11 +18911,19 @@
           <w:numId w:val="1"/>
         </w:numPr>
       </w:pPr>
-      <w:r>
-        <w:rPr>
-          <w:rFonts w:hint="eastAsia"/>
-        </w:rPr>
-        <w:t>tszTopic:</w:t>
+      <w:proofErr w:type="spellStart"/>
+      <w:r>
+        <w:rPr>
+          <w:rFonts w:hint="eastAsia"/>
+        </w:rPr>
+        <w:t>tszTopic</w:t>
+      </w:r>
+      <w:proofErr w:type="spellEnd"/>
+      <w:r>
+        <w:rPr>
+          <w:rFonts w:hint="eastAsia"/>
+        </w:rPr>
+        <w:t>:</w:t>
       </w:r>
       <w:r>
         <w:rPr>
@@ -17573,12 +18939,14 @@
           <w:numId w:val="1"/>
         </w:numPr>
       </w:pPr>
+      <w:proofErr w:type="spellStart"/>
       <w:r>
         <w:rPr>
           <w:rFonts w:hint="eastAsia"/>
         </w:rPr>
         <w:t>nTCPPort:TCP</w:t>
       </w:r>
+      <w:proofErr w:type="spellEnd"/>
       <w:r>
         <w:rPr>
           <w:rFonts w:hint="eastAsia"/>
@@ -17593,12 +18961,14 @@
           <w:numId w:val="1"/>
         </w:numPr>
       </w:pPr>
+      <w:proofErr w:type="spellStart"/>
       <w:r>
         <w:rPr>
           <w:rFonts w:hint="eastAsia"/>
         </w:rPr>
         <w:t>nHttpPort:HTTP</w:t>
       </w:r>
+      <w:proofErr w:type="spellEnd"/>
       <w:r>
         <w:rPr>
           <w:rFonts w:hint="eastAsia"/>
@@ -17613,11 +18983,19 @@
           <w:numId w:val="1"/>
         </w:numPr>
       </w:pPr>
-      <w:r>
-        <w:rPr>
-          <w:rFonts w:hint="eastAsia"/>
-        </w:rPr>
-        <w:t xml:space="preserve">nWSPort:WEBSOCKET </w:t>
+      <w:proofErr w:type="spellStart"/>
+      <w:r>
+        <w:rPr>
+          <w:rFonts w:hint="eastAsia"/>
+        </w:rPr>
+        <w:t>nWSPort:WEBSOCKET</w:t>
+      </w:r>
+      <w:proofErr w:type="spellEnd"/>
+      <w:r>
+        <w:rPr>
+          <w:rFonts w:hint="eastAsia"/>
+        </w:rPr>
+        <w:t xml:space="preserve"> </w:t>
       </w:r>
       <w:r>
         <w:rPr>
@@ -17633,11 +19011,19 @@
           <w:numId w:val="1"/>
         </w:numPr>
       </w:pPr>
-      <w:r>
-        <w:rPr>
-          <w:rFonts w:hint="eastAsia"/>
-        </w:rPr>
-        <w:t xml:space="preserve">nMQTTPort:mqtt </w:t>
+      <w:proofErr w:type="spellStart"/>
+      <w:r>
+        <w:rPr>
+          <w:rFonts w:hint="eastAsia"/>
+        </w:rPr>
+        <w:t>nMQTTPort:mqtt</w:t>
+      </w:r>
+      <w:proofErr w:type="spellEnd"/>
+      <w:r>
+        <w:rPr>
+          <w:rFonts w:hint="eastAsia"/>
+        </w:rPr>
+        <w:t xml:space="preserve"> </w:t>
       </w:r>
       <w:r>
         <w:rPr>
@@ -17650,7 +19036,7 @@
       <w:pPr>
         <w:pStyle w:val="3"/>
       </w:pPr>
-      <w:bookmarkStart w:id="51" w:name="_Toc223096300"/>
+      <w:bookmarkStart w:id="51" w:name="_Toc236208649"/>
       <w:r>
         <w:rPr>
           <w:rFonts w:hint="eastAsia"/>
@@ -17666,11 +19052,19 @@
       <w:bookmarkEnd w:id="51"/>
     </w:p>
     <w:p>
-      <w:r>
-        <w:rPr>
-          <w:rFonts w:hint="eastAsia"/>
-        </w:rPr>
-        <w:t xml:space="preserve">XMax </w:t>
+      <w:proofErr w:type="spellStart"/>
+      <w:r>
+        <w:rPr>
+          <w:rFonts w:hint="eastAsia"/>
+        </w:rPr>
+        <w:t>XMax</w:t>
+      </w:r>
+      <w:proofErr w:type="spellEnd"/>
+      <w:r>
+        <w:rPr>
+          <w:rFonts w:hint="eastAsia"/>
+        </w:rPr>
+        <w:t xml:space="preserve"> </w:t>
       </w:r>
       <w:r>
         <w:rPr>
@@ -17686,9 +19080,11 @@
           <w:numId w:val="1"/>
         </w:numPr>
       </w:pPr>
+      <w:proofErr w:type="spellStart"/>
       <w:r>
         <w:t>MaxClient</w:t>
       </w:r>
+      <w:proofErr w:type="spellEnd"/>
       <w:r>
         <w:rPr>
           <w:rFonts w:hint="eastAsia"/>
@@ -17709,9 +19105,11 @@
           <w:numId w:val="1"/>
         </w:numPr>
       </w:pPr>
+      <w:proofErr w:type="spellStart"/>
       <w:r>
         <w:t>MaxQueue</w:t>
       </w:r>
+      <w:proofErr w:type="spellEnd"/>
       <w:r>
         <w:rPr>
           <w:rFonts w:hint="eastAsia"/>
@@ -17732,10 +19130,12 @@
           <w:numId w:val="1"/>
         </w:numPr>
       </w:pPr>
+      <w:proofErr w:type="spellStart"/>
       <w:r>
         <w:lastRenderedPageBreak/>
         <w:t>IOThread</w:t>
       </w:r>
+      <w:proofErr w:type="spellEnd"/>
       <w:r>
         <w:rPr>
           <w:rFonts w:hint="eastAsia"/>
@@ -17768,6 +19168,7 @@
           <w:numId w:val="1"/>
         </w:numPr>
       </w:pPr>
+      <w:proofErr w:type="spellStart"/>
       <w:r>
         <w:t>nTCPThread</w:t>
       </w:r>
@@ -17777,6 +19178,7 @@
         </w:rPr>
         <w:t>:TCP</w:t>
       </w:r>
+      <w:proofErr w:type="spellEnd"/>
       <w:r>
         <w:rPr>
           <w:rFonts w:hint="eastAsia"/>
@@ -17791,6 +19193,7 @@
           <w:numId w:val="1"/>
         </w:numPr>
       </w:pPr>
+      <w:proofErr w:type="spellStart"/>
       <w:r>
         <w:t>nHttpThread</w:t>
       </w:r>
@@ -17800,6 +19203,7 @@
         </w:rPr>
         <w:t>:HTTP</w:t>
       </w:r>
+      <w:proofErr w:type="spellEnd"/>
       <w:r>
         <w:rPr>
           <w:rFonts w:hint="eastAsia"/>
@@ -17814,6 +19218,7 @@
           <w:numId w:val="1"/>
         </w:numPr>
       </w:pPr>
+      <w:proofErr w:type="spellStart"/>
       <w:r>
         <w:t>nWSThread</w:t>
       </w:r>
@@ -17823,6 +19228,7 @@
         </w:rPr>
         <w:t>:WEBSOCKET</w:t>
       </w:r>
+      <w:proofErr w:type="spellEnd"/>
       <w:r>
         <w:rPr>
           <w:rFonts w:hint="eastAsia"/>
@@ -17837,12 +19243,14 @@
           <w:numId w:val="1"/>
         </w:numPr>
       </w:pPr>
+      <w:proofErr w:type="spellStart"/>
       <w:r>
         <w:rPr>
           <w:rFonts w:hint="eastAsia"/>
         </w:rPr>
         <w:t>nMQTTThread:mqtt</w:t>
       </w:r>
+      <w:proofErr w:type="spellEnd"/>
       <w:r>
         <w:rPr>
           <w:rFonts w:hint="eastAsia"/>
@@ -17854,7 +19262,7 @@
       <w:pPr>
         <w:pStyle w:val="3"/>
       </w:pPr>
-      <w:bookmarkStart w:id="52" w:name="_Toc223096301"/>
+      <w:bookmarkStart w:id="52" w:name="_Toc236208650"/>
       <w:r>
         <w:rPr>
           <w:rFonts w:hint="eastAsia"/>
@@ -17870,11 +19278,19 @@
       <w:bookmarkEnd w:id="52"/>
     </w:p>
     <w:p>
-      <w:r>
-        <w:rPr>
-          <w:rFonts w:hint="eastAsia"/>
-        </w:rPr>
-        <w:t xml:space="preserve">XLog </w:t>
+      <w:proofErr w:type="spellStart"/>
+      <w:r>
+        <w:rPr>
+          <w:rFonts w:hint="eastAsia"/>
+        </w:rPr>
+        <w:t>XLog</w:t>
+      </w:r>
+      <w:proofErr w:type="spellEnd"/>
+      <w:r>
+        <w:rPr>
+          <w:rFonts w:hint="eastAsia"/>
+        </w:rPr>
+        <w:t xml:space="preserve"> </w:t>
       </w:r>
       <w:r>
         <w:rPr>
@@ -17890,9 +19306,11 @@
           <w:numId w:val="1"/>
         </w:numPr>
       </w:pPr>
+      <w:proofErr w:type="spellStart"/>
       <w:r>
         <w:t>MaxSize</w:t>
       </w:r>
+      <w:proofErr w:type="spellEnd"/>
       <w:r>
         <w:rPr>
           <w:rFonts w:hint="eastAsia"/>
@@ -17913,9 +19331,11 @@
           <w:numId w:val="1"/>
         </w:numPr>
       </w:pPr>
+      <w:proofErr w:type="spellStart"/>
       <w:r>
         <w:t>MaxCount</w:t>
       </w:r>
+      <w:proofErr w:type="spellEnd"/>
       <w:r>
         <w:rPr>
           <w:rFonts w:hint="eastAsia"/>
@@ -17936,9 +19356,11 @@
           <w:numId w:val="1"/>
         </w:numPr>
       </w:pPr>
+      <w:proofErr w:type="spellStart"/>
       <w:r>
         <w:t>LogLeave</w:t>
       </w:r>
+      <w:proofErr w:type="spellEnd"/>
       <w:r>
         <w:rPr>
           <w:rFonts w:hint="eastAsia"/>
@@ -17959,11 +19381,19 @@
           <w:numId w:val="1"/>
         </w:numPr>
       </w:pPr>
-      <w:r>
-        <w:rPr>
-          <w:rFonts w:hint="eastAsia"/>
-        </w:rPr>
-        <w:t>LogType:</w:t>
+      <w:proofErr w:type="spellStart"/>
+      <w:r>
+        <w:rPr>
+          <w:rFonts w:hint="eastAsia"/>
+        </w:rPr>
+        <w:t>LogType</w:t>
+      </w:r>
+      <w:proofErr w:type="spellEnd"/>
+      <w:r>
+        <w:rPr>
+          <w:rFonts w:hint="eastAsia"/>
+        </w:rPr>
+        <w:t>:</w:t>
       </w:r>
       <w:r>
         <w:rPr>
@@ -17979,11 +19409,19 @@
           <w:numId w:val="1"/>
         </w:numPr>
       </w:pPr>
-      <w:r>
-        <w:rPr>
-          <w:rFonts w:hint="eastAsia"/>
-        </w:rPr>
-        <w:t>tszLOGFile:</w:t>
+      <w:proofErr w:type="spellStart"/>
+      <w:r>
+        <w:rPr>
+          <w:rFonts w:hint="eastAsia"/>
+        </w:rPr>
+        <w:t>tszLOGFile</w:t>
+      </w:r>
+      <w:proofErr w:type="spellEnd"/>
+      <w:r>
+        <w:rPr>
+          <w:rFonts w:hint="eastAsia"/>
+        </w:rPr>
+        <w:t>:</w:t>
       </w:r>
       <w:r>
         <w:rPr>
@@ -17996,7 +19434,7 @@
       <w:pPr>
         <w:pStyle w:val="3"/>
       </w:pPr>
-      <w:bookmarkStart w:id="53" w:name="_Toc223096302"/>
+      <w:bookmarkStart w:id="53" w:name="_Toc236208651"/>
       <w:r>
         <w:rPr>
           <w:rFonts w:hint="eastAsia"/>
@@ -18012,11 +19450,19 @@
       <w:bookmarkEnd w:id="53"/>
     </w:p>
     <w:p>
-      <w:r>
-        <w:rPr>
-          <w:rFonts w:hint="eastAsia"/>
-        </w:rPr>
-        <w:t xml:space="preserve">XSql </w:t>
+      <w:proofErr w:type="spellStart"/>
+      <w:r>
+        <w:rPr>
+          <w:rFonts w:hint="eastAsia"/>
+        </w:rPr>
+        <w:t>XSql</w:t>
+      </w:r>
+      <w:proofErr w:type="spellEnd"/>
+      <w:r>
+        <w:rPr>
+          <w:rFonts w:hint="eastAsia"/>
+        </w:rPr>
+        <w:t xml:space="preserve"> </w:t>
       </w:r>
       <w:r>
         <w:rPr>
@@ -18056,11 +19502,19 @@
           <w:numId w:val="1"/>
         </w:numPr>
       </w:pPr>
-      <w:r>
-        <w:rPr>
-          <w:rFonts w:hint="eastAsia"/>
-        </w:rPr>
-        <w:t>SQLAddr:</w:t>
+      <w:proofErr w:type="spellStart"/>
+      <w:r>
+        <w:rPr>
+          <w:rFonts w:hint="eastAsia"/>
+        </w:rPr>
+        <w:t>SQLAddr</w:t>
+      </w:r>
+      <w:proofErr w:type="spellEnd"/>
+      <w:r>
+        <w:rPr>
+          <w:rFonts w:hint="eastAsia"/>
+        </w:rPr>
+        <w:t>:</w:t>
       </w:r>
       <w:r>
         <w:rPr>
@@ -18076,11 +19530,19 @@
           <w:numId w:val="1"/>
         </w:numPr>
       </w:pPr>
-      <w:r>
-        <w:rPr>
-          <w:rFonts w:hint="eastAsia"/>
-        </w:rPr>
-        <w:t>SQLPort:</w:t>
+      <w:proofErr w:type="spellStart"/>
+      <w:r>
+        <w:rPr>
+          <w:rFonts w:hint="eastAsia"/>
+        </w:rPr>
+        <w:t>SQLPort</w:t>
+      </w:r>
+      <w:proofErr w:type="spellEnd"/>
+      <w:r>
+        <w:rPr>
+          <w:rFonts w:hint="eastAsia"/>
+        </w:rPr>
+        <w:t>:</w:t>
       </w:r>
       <w:r>
         <w:rPr>
@@ -18096,11 +19558,19 @@
           <w:numId w:val="1"/>
         </w:numPr>
       </w:pPr>
-      <w:r>
-        <w:rPr>
-          <w:rFonts w:hint="eastAsia"/>
-        </w:rPr>
-        <w:t>SQLUser:</w:t>
+      <w:proofErr w:type="spellStart"/>
+      <w:r>
+        <w:rPr>
+          <w:rFonts w:hint="eastAsia"/>
+        </w:rPr>
+        <w:t>SQLUser</w:t>
+      </w:r>
+      <w:proofErr w:type="spellEnd"/>
+      <w:r>
+        <w:rPr>
+          <w:rFonts w:hint="eastAsia"/>
+        </w:rPr>
+        <w:t>:</w:t>
       </w:r>
       <w:r>
         <w:rPr>
@@ -18116,11 +19586,19 @@
           <w:numId w:val="1"/>
         </w:numPr>
       </w:pPr>
-      <w:r>
-        <w:rPr>
-          <w:rFonts w:hint="eastAsia"/>
-        </w:rPr>
-        <w:t>SQLPass:</w:t>
+      <w:proofErr w:type="spellStart"/>
+      <w:r>
+        <w:rPr>
+          <w:rFonts w:hint="eastAsia"/>
+        </w:rPr>
+        <w:t>SQLPass</w:t>
+      </w:r>
+      <w:proofErr w:type="spellEnd"/>
+      <w:r>
+        <w:rPr>
+          <w:rFonts w:hint="eastAsia"/>
+        </w:rPr>
+        <w:t>:</w:t>
       </w:r>
       <w:r>
         <w:rPr>
@@ -18133,7 +19611,7 @@
       <w:pPr>
         <w:pStyle w:val="3"/>
       </w:pPr>
-      <w:bookmarkStart w:id="54" w:name="_Toc223096303"/>
+      <w:bookmarkStart w:id="54" w:name="_Toc236208652"/>
       <w:r>
         <w:rPr>
           <w:rFonts w:hint="eastAsia"/>
@@ -18149,12 +19627,14 @@
       <w:bookmarkEnd w:id="54"/>
     </w:p>
     <w:p>
+      <w:proofErr w:type="spellStart"/>
       <w:r>
         <w:rPr>
           <w:rFonts w:hint="eastAsia"/>
         </w:rPr>
         <w:t>XPass</w:t>
       </w:r>
+      <w:proofErr w:type="spellEnd"/>
       <w:r>
         <w:rPr>
           <w:rFonts w:hint="eastAsia"/>
@@ -18169,11 +19649,19 @@
           <w:numId w:val="1"/>
         </w:numPr>
       </w:pPr>
-      <w:r>
-        <w:rPr>
-          <w:rFonts w:hint="eastAsia"/>
-        </w:rPr>
-        <w:t>nTimeout:</w:t>
+      <w:proofErr w:type="spellStart"/>
+      <w:r>
+        <w:rPr>
+          <w:rFonts w:hint="eastAsia"/>
+        </w:rPr>
+        <w:t>nTimeout</w:t>
+      </w:r>
+      <w:proofErr w:type="spellEnd"/>
+      <w:r>
+        <w:rPr>
+          <w:rFonts w:hint="eastAsia"/>
+        </w:rPr>
+        <w:t>:</w:t>
       </w:r>
       <w:r>
         <w:rPr>
@@ -18191,8 +19679,16 @@
         <w:rPr>
           <w:rFonts w:hint="eastAsia"/>
         </w:rPr>
-        <w:t>单位秒</w:t>
-      </w:r>
+        <w:t>单位</w:t>
+      </w:r>
+      <w:proofErr w:type="gramStart"/>
+      <w:r>
+        <w:rPr>
+          <w:rFonts w:hint="eastAsia"/>
+        </w:rPr>
+        <w:t>秒</w:t>
+      </w:r>
+      <w:proofErr w:type="gramEnd"/>
     </w:p>
     <w:p>
       <w:pPr>
@@ -18201,9 +19697,11 @@
           <w:numId w:val="1"/>
         </w:numPr>
       </w:pPr>
+      <w:proofErr w:type="spellStart"/>
       <w:r>
         <w:t>tszPassRegister</w:t>
       </w:r>
+      <w:proofErr w:type="spellEnd"/>
       <w:r>
         <w:rPr>
           <w:rFonts w:hint="eastAsia"/>
@@ -18232,7 +19730,21 @@
         <w:rPr>
           <w:rFonts w:hint="eastAsia"/>
         </w:rPr>
-        <w:t>:http://127.0.0.1:5600/api/v1/register</w:t>
+        <w:t>:http://127.0.0.1:5600/</w:t>
+      </w:r>
+      <w:proofErr w:type="spellStart"/>
+      <w:r>
+        <w:rPr>
+          <w:rFonts w:hint="eastAsia"/>
+        </w:rPr>
+        <w:t>api</w:t>
+      </w:r>
+      <w:proofErr w:type="spellEnd"/>
+      <w:r>
+        <w:rPr>
+          <w:rFonts w:hint="eastAsia"/>
+        </w:rPr>
+        <w:t>/v1/register</w:t>
       </w:r>
     </w:p>
     <w:p>
@@ -18242,9 +19754,11 @@
           <w:numId w:val="1"/>
         </w:numPr>
       </w:pPr>
+      <w:proofErr w:type="spellStart"/>
       <w:r>
         <w:t>tszPassUNReg</w:t>
       </w:r>
+      <w:proofErr w:type="spellEnd"/>
       <w:r>
         <w:rPr>
           <w:rFonts w:hint="eastAsia"/>
@@ -18273,7 +19787,21 @@
         <w:rPr>
           <w:rFonts w:hint="eastAsia"/>
         </w:rPr>
-        <w:t>:http://127.0.0.1:5600/api/v1/unregister</w:t>
+        <w:t>:http://127.0.0.1:5600/</w:t>
+      </w:r>
+      <w:proofErr w:type="spellStart"/>
+      <w:r>
+        <w:rPr>
+          <w:rFonts w:hint="eastAsia"/>
+        </w:rPr>
+        <w:t>api</w:t>
+      </w:r>
+      <w:proofErr w:type="spellEnd"/>
+      <w:r>
+        <w:rPr>
+          <w:rFonts w:hint="eastAsia"/>
+        </w:rPr>
+        <w:t>/v1/unregister</w:t>
       </w:r>
     </w:p>
     <w:p>
@@ -18283,9 +19811,11 @@
           <w:numId w:val="1"/>
         </w:numPr>
       </w:pPr>
+      <w:proofErr w:type="spellStart"/>
       <w:r>
         <w:t>tszPassLogin</w:t>
       </w:r>
+      <w:proofErr w:type="spellEnd"/>
       <w:r>
         <w:rPr>
           <w:rFonts w:hint="eastAsia"/>
@@ -18314,7 +19844,21 @@
         <w:rPr>
           <w:rFonts w:hint="eastAsia"/>
         </w:rPr>
-        <w:t>:http://127.0.0.1:5600/api/v1/login</w:t>
+        <w:t>:http://127.0.0.1:5600/</w:t>
+      </w:r>
+      <w:proofErr w:type="spellStart"/>
+      <w:r>
+        <w:rPr>
+          <w:rFonts w:hint="eastAsia"/>
+        </w:rPr>
+        <w:t>api</w:t>
+      </w:r>
+      <w:proofErr w:type="spellEnd"/>
+      <w:r>
+        <w:rPr>
+          <w:rFonts w:hint="eastAsia"/>
+        </w:rPr>
+        <w:t>/v1/login</w:t>
       </w:r>
     </w:p>
     <w:p>
@@ -18324,9 +19868,11 @@
           <w:numId w:val="1"/>
         </w:numPr>
       </w:pPr>
+      <w:proofErr w:type="spellStart"/>
       <w:r>
         <w:t>tszPassLogout</w:t>
       </w:r>
+      <w:proofErr w:type="spellEnd"/>
       <w:r>
         <w:rPr>
           <w:rFonts w:hint="eastAsia"/>
@@ -18355,14 +19901,28 @@
         <w:rPr>
           <w:rFonts w:hint="eastAsia"/>
         </w:rPr>
-        <w:t>:http://127.0.0.1:5600/api/v1/logout</w:t>
+        <w:t>:http://127.0.0.1:5600/</w:t>
+      </w:r>
+      <w:proofErr w:type="spellStart"/>
+      <w:r>
+        <w:rPr>
+          <w:rFonts w:hint="eastAsia"/>
+        </w:rPr>
+        <w:t>api</w:t>
+      </w:r>
+      <w:proofErr w:type="spellEnd"/>
+      <w:r>
+        <w:rPr>
+          <w:rFonts w:hint="eastAsia"/>
+        </w:rPr>
+        <w:t>/v1/logout</w:t>
       </w:r>
     </w:p>
     <w:p>
       <w:pPr>
         <w:pStyle w:val="3"/>
       </w:pPr>
-      <w:bookmarkStart w:id="55" w:name="_Toc223096304"/>
+      <w:bookmarkStart w:id="55" w:name="_Toc236208653"/>
       <w:r>
         <w:rPr>
           <w:rFonts w:hint="eastAsia"/>
@@ -18378,12 +19938,14 @@
       <w:bookmarkEnd w:id="55"/>
     </w:p>
     <w:p>
+      <w:proofErr w:type="spellStart"/>
       <w:r>
         <w:rPr>
           <w:rFonts w:hint="eastAsia"/>
         </w:rPr>
         <w:t>XMemory</w:t>
       </w:r>
+      <w:proofErr w:type="spellEnd"/>
       <w:r>
         <w:rPr>
           <w:rFonts w:hint="eastAsia"/>
@@ -18398,9 +19960,11 @@
           <w:numId w:val="1"/>
         </w:numPr>
       </w:pPr>
+      <w:proofErr w:type="spellStart"/>
       <w:r>
         <w:t>bDataQueryEnable</w:t>
       </w:r>
+      <w:proofErr w:type="spellEnd"/>
       <w:r>
         <w:rPr>
           <w:rFonts w:hint="eastAsia"/>
@@ -18421,9 +19985,11 @@
           <w:numId w:val="1"/>
         </w:numPr>
       </w:pPr>
+      <w:proofErr w:type="spellStart"/>
       <w:r>
         <w:t>bDataInsertEnable</w:t>
       </w:r>
+      <w:proofErr w:type="spellEnd"/>
       <w:r>
         <w:rPr>
           <w:rFonts w:hint="eastAsia"/>
@@ -18444,9 +20010,11 @@
           <w:numId w:val="1"/>
         </w:numPr>
       </w:pPr>
+      <w:proofErr w:type="spellStart"/>
       <w:r>
         <w:t>bUserQueryEnable</w:t>
       </w:r>
+      <w:proofErr w:type="spellEnd"/>
       <w:r>
         <w:rPr>
           <w:rFonts w:hint="eastAsia"/>
@@ -18467,9 +20035,11 @@
           <w:numId w:val="1"/>
         </w:numPr>
       </w:pPr>
+      <w:proofErr w:type="spellStart"/>
       <w:r>
         <w:t>nTimeLast</w:t>
       </w:r>
+      <w:proofErr w:type="spellEnd"/>
       <w:r>
         <w:rPr>
           <w:rFonts w:hint="eastAsia"/>
@@ -18490,9 +20060,11 @@
           <w:numId w:val="1"/>
         </w:numPr>
       </w:pPr>
+      <w:proofErr w:type="spellStart"/>
       <w:r>
         <w:t>nTimeCount</w:t>
       </w:r>
+      <w:proofErr w:type="spellEnd"/>
       <w:r>
         <w:rPr>
           <w:rFonts w:hint="eastAsia"/>
@@ -18510,7 +20082,7 @@
       <w:pPr>
         <w:pStyle w:val="3"/>
       </w:pPr>
-      <w:bookmarkStart w:id="56" w:name="_Toc223096305"/>
+      <w:bookmarkStart w:id="56" w:name="_Toc236208654"/>
       <w:r>
         <w:rPr>
           <w:rFonts w:hint="eastAsia"/>
@@ -18527,11 +20099,19 @@
       <w:bookmarkEnd w:id="56"/>
     </w:p>
     <w:p>
-      <w:r>
-        <w:rPr>
-          <w:rFonts w:hint="eastAsia"/>
-        </w:rPr>
-        <w:t xml:space="preserve">XReport </w:t>
+      <w:proofErr w:type="spellStart"/>
+      <w:r>
+        <w:rPr>
+          <w:rFonts w:hint="eastAsia"/>
+        </w:rPr>
+        <w:t>XReport</w:t>
+      </w:r>
+      <w:proofErr w:type="spellEnd"/>
+      <w:r>
+        <w:rPr>
+          <w:rFonts w:hint="eastAsia"/>
+        </w:rPr>
+        <w:t xml:space="preserve"> </w:t>
       </w:r>
       <w:r>
         <w:rPr>
@@ -18547,11 +20127,19 @@
           <w:numId w:val="1"/>
         </w:numPr>
       </w:pPr>
-      <w:r>
-        <w:rPr>
-          <w:rFonts w:hint="eastAsia"/>
-        </w:rPr>
-        <w:t>bEnable:</w:t>
+      <w:proofErr w:type="spellStart"/>
+      <w:r>
+        <w:rPr>
+          <w:rFonts w:hint="eastAsia"/>
+        </w:rPr>
+        <w:t>bEnable</w:t>
+      </w:r>
+      <w:proofErr w:type="spellEnd"/>
+      <w:r>
+        <w:rPr>
+          <w:rFonts w:hint="eastAsia"/>
+        </w:rPr>
+        <w:t>:</w:t>
       </w:r>
       <w:r>
         <w:rPr>
@@ -18567,11 +20155,19 @@
           <w:numId w:val="1"/>
         </w:numPr>
       </w:pPr>
-      <w:r>
-        <w:rPr>
-          <w:rFonts w:hint="eastAsia"/>
-        </w:rPr>
-        <w:t>tszServiceName:</w:t>
+      <w:proofErr w:type="spellStart"/>
+      <w:r>
+        <w:rPr>
+          <w:rFonts w:hint="eastAsia"/>
+        </w:rPr>
+        <w:t>tszServiceName</w:t>
+      </w:r>
+      <w:proofErr w:type="spellEnd"/>
+      <w:r>
+        <w:rPr>
+          <w:rFonts w:hint="eastAsia"/>
+        </w:rPr>
+        <w:t>:</w:t>
       </w:r>
       <w:r>
         <w:rPr>
@@ -18587,12 +20183,14 @@
           <w:numId w:val="1"/>
         </w:numPr>
       </w:pPr>
+      <w:proofErr w:type="spellStart"/>
       <w:r>
         <w:rPr>
           <w:rFonts w:hint="eastAsia"/>
         </w:rPr>
         <w:t>tszAPIUrl:API</w:t>
       </w:r>
+      <w:proofErr w:type="spellEnd"/>
       <w:r>
         <w:rPr>
           <w:rFonts w:hint="eastAsia"/>
@@ -18604,7 +20202,7 @@
       <w:pPr>
         <w:pStyle w:val="3"/>
       </w:pPr>
-      <w:bookmarkStart w:id="57" w:name="_Toc223096306"/>
+      <w:bookmarkStart w:id="57" w:name="_Toc236208655"/>
       <w:r>
         <w:rPr>
           <w:rFonts w:hint="eastAsia"/>
@@ -18620,9 +20218,11 @@
       <w:bookmarkEnd w:id="57"/>
     </w:p>
     <w:p>
+      <w:proofErr w:type="spellStart"/>
       <w:r>
         <w:t>XVerification</w:t>
       </w:r>
+      <w:proofErr w:type="spellEnd"/>
       <w:r>
         <w:rPr>
           <w:rFonts w:hint="eastAsia"/>
@@ -18651,9 +20251,11 @@
         </w:numPr>
         <w:ind w:firstLineChars="0"/>
       </w:pPr>
+      <w:proofErr w:type="spellStart"/>
       <w:r>
         <w:t>bEnable</w:t>
       </w:r>
+      <w:proofErr w:type="spellEnd"/>
       <w:r>
         <w:rPr>
           <w:rFonts w:hint="eastAsia"/>
@@ -18688,9 +20290,11 @@
         </w:numPr>
         <w:ind w:firstLineChars="0"/>
       </w:pPr>
+      <w:proofErr w:type="spellStart"/>
       <w:r>
         <w:t>nVType</w:t>
       </w:r>
+      <w:proofErr w:type="spellEnd"/>
       <w:r>
         <w:rPr>
           <w:rFonts w:hint="eastAsia"/>
@@ -18719,9 +20323,11 @@
         </w:numPr>
         <w:ind w:firstLineChars="0"/>
       </w:pPr>
+      <w:proofErr w:type="spellStart"/>
       <w:r>
         <w:t>tszAuthPass</w:t>
       </w:r>
+      <w:proofErr w:type="spellEnd"/>
       <w:r>
         <w:rPr>
           <w:rFonts w:hint="eastAsia"/>
@@ -18757,7 +20363,7 @@
       <w:pPr>
         <w:pStyle w:val="3"/>
       </w:pPr>
-      <w:bookmarkStart w:id="58" w:name="_Toc223096307"/>
+      <w:bookmarkStart w:id="58" w:name="_Toc236208656"/>
       <w:r>
         <w:rPr>
           <w:rFonts w:hint="eastAsia"/>
@@ -18773,9 +20379,11 @@
       <w:bookmarkEnd w:id="58"/>
     </w:p>
     <w:p>
+      <w:proofErr w:type="spellStart"/>
       <w:r>
         <w:t>XNotify</w:t>
       </w:r>
+      <w:proofErr w:type="spellEnd"/>
       <w:r>
         <w:rPr>
           <w:rFonts w:hint="eastAsia"/>
@@ -18798,9 +20406,11 @@
         </w:numPr>
         <w:ind w:firstLineChars="0"/>
       </w:pPr>
+      <w:proofErr w:type="spellStart"/>
       <w:r>
         <w:t>EmailNotify</w:t>
       </w:r>
+      <w:proofErr w:type="spellEnd"/>
       <w:r>
         <w:rPr>
           <w:rFonts w:hint="eastAsia"/>
@@ -18823,9 +20433,11 @@
         </w:numPr>
         <w:ind w:firstLineChars="0"/>
       </w:pPr>
+      <w:proofErr w:type="spellStart"/>
       <w:r>
         <w:t>bEnable</w:t>
       </w:r>
+      <w:proofErr w:type="spellEnd"/>
       <w:r>
         <w:rPr>
           <w:rFonts w:hint="eastAsia"/>
@@ -18848,9 +20460,11 @@
         </w:numPr>
         <w:ind w:firstLineChars="0"/>
       </w:pPr>
+      <w:proofErr w:type="spellStart"/>
       <w:r>
         <w:t>tszEMailSubject</w:t>
       </w:r>
+      <w:proofErr w:type="spellEnd"/>
       <w:r>
         <w:rPr>
           <w:rFonts w:hint="eastAsia"/>
@@ -18873,6 +20487,7 @@
         </w:numPr>
         <w:ind w:firstLineChars="0"/>
       </w:pPr>
+      <w:proofErr w:type="spellStart"/>
       <w:r>
         <w:t>tszServiceAddr</w:t>
       </w:r>
@@ -18882,6 +20497,7 @@
         </w:rPr>
         <w:t>:smtp</w:t>
       </w:r>
+      <w:proofErr w:type="spellEnd"/>
       <w:r>
         <w:rPr>
           <w:rFonts w:hint="eastAsia"/>
@@ -18898,9 +20514,11 @@
         </w:numPr>
         <w:ind w:firstLineChars="0"/>
       </w:pPr>
+      <w:proofErr w:type="spellStart"/>
       <w:r>
         <w:t>tszUser</w:t>
       </w:r>
+      <w:proofErr w:type="spellEnd"/>
       <w:r>
         <w:rPr>
           <w:rFonts w:hint="eastAsia"/>
@@ -18923,11 +20541,19 @@
         </w:numPr>
         <w:ind w:firstLineChars="0"/>
       </w:pPr>
-      <w:r>
-        <w:rPr>
-          <w:rFonts w:hint="eastAsia"/>
-        </w:rPr>
-        <w:t>tszPass:</w:t>
+      <w:proofErr w:type="spellStart"/>
+      <w:r>
+        <w:rPr>
+          <w:rFonts w:hint="eastAsia"/>
+        </w:rPr>
+        <w:t>tszPass</w:t>
+      </w:r>
+      <w:proofErr w:type="spellEnd"/>
+      <w:r>
+        <w:rPr>
+          <w:rFonts w:hint="eastAsia"/>
+        </w:rPr>
+        <w:t>:</w:t>
       </w:r>
       <w:r>
         <w:rPr>
@@ -18940,7 +20566,7 @@
       <w:pPr>
         <w:pStyle w:val="2"/>
       </w:pPr>
-      <w:bookmarkStart w:id="59" w:name="_Toc223096308"/>
+      <w:bookmarkStart w:id="59" w:name="_Toc236208657"/>
       <w:r>
         <w:rPr>
           <w:rFonts w:hint="eastAsia"/>
@@ -18966,7 +20592,21 @@
         <w:rPr>
           <w:rFonts w:hint="eastAsia"/>
         </w:rPr>
-        <w:t xml:space="preserve">:XEngine_DBConfig.json </w:t>
+        <w:t>:</w:t>
+      </w:r>
+      <w:proofErr w:type="spellStart"/>
+      <w:r>
+        <w:rPr>
+          <w:rFonts w:hint="eastAsia"/>
+        </w:rPr>
+        <w:t>XEngine_DBConfig.json</w:t>
+      </w:r>
+      <w:proofErr w:type="spellEnd"/>
+      <w:r>
+        <w:rPr>
+          <w:rFonts w:hint="eastAsia"/>
+        </w:rPr>
+        <w:t xml:space="preserve"> </w:t>
       </w:r>
       <w:r>
         <w:rPr>
@@ -18979,7 +20619,7 @@
       <w:pPr>
         <w:pStyle w:val="3"/>
       </w:pPr>
-      <w:bookmarkStart w:id="60" w:name="_Toc223096309"/>
+      <w:bookmarkStart w:id="60" w:name="_Toc236208658"/>
       <w:r>
         <w:rPr>
           <w:rFonts w:hint="eastAsia"/>
@@ -19018,11 +20658,19 @@
           <w:numId w:val="1"/>
         </w:numPr>
       </w:pPr>
-      <w:r>
-        <w:rPr>
-          <w:rFonts w:hint="eastAsia"/>
-        </w:rPr>
-        <w:t>bPubClear:</w:t>
+      <w:proofErr w:type="spellStart"/>
+      <w:r>
+        <w:rPr>
+          <w:rFonts w:hint="eastAsia"/>
+        </w:rPr>
+        <w:t>bPubClear</w:t>
+      </w:r>
+      <w:proofErr w:type="spellEnd"/>
+      <w:r>
+        <w:rPr>
+          <w:rFonts w:hint="eastAsia"/>
+        </w:rPr>
+        <w:t>:</w:t>
       </w:r>
       <w:r>
         <w:rPr>
@@ -19035,7 +20683,7 @@
       <w:pPr>
         <w:pStyle w:val="3"/>
       </w:pPr>
-      <w:bookmarkStart w:id="61" w:name="_Toc223096310"/>
+      <w:bookmarkStart w:id="61" w:name="_Toc236208659"/>
       <w:r>
         <w:rPr>
           <w:rFonts w:hint="eastAsia"/>
@@ -19051,11 +20699,19 @@
       <w:bookmarkEnd w:id="61"/>
     </w:p>
     <w:p>
-      <w:r>
-        <w:rPr>
-          <w:rFonts w:hint="eastAsia"/>
-        </w:rPr>
-        <w:t xml:space="preserve">MQData </w:t>
+      <w:proofErr w:type="spellStart"/>
+      <w:r>
+        <w:rPr>
+          <w:rFonts w:hint="eastAsia"/>
+        </w:rPr>
+        <w:t>MQData</w:t>
+      </w:r>
+      <w:proofErr w:type="spellEnd"/>
+      <w:r>
+        <w:rPr>
+          <w:rFonts w:hint="eastAsia"/>
+        </w:rPr>
+        <w:t xml:space="preserve"> </w:t>
       </w:r>
       <w:r>
         <w:rPr>
@@ -19071,9 +20727,11 @@
           <w:numId w:val="1"/>
         </w:numPr>
       </w:pPr>
+      <w:proofErr w:type="spellStart"/>
       <w:r>
         <w:t>nDBMonth</w:t>
       </w:r>
+      <w:proofErr w:type="spellEnd"/>
       <w:r>
         <w:rPr>
           <w:rFonts w:hint="eastAsia"/>
@@ -19106,9 +20764,11 @@
           <w:numId w:val="1"/>
         </w:numPr>
       </w:pPr>
+      <w:proofErr w:type="spellStart"/>
       <w:r>
         <w:t>bCommSub</w:t>
       </w:r>
+      <w:proofErr w:type="spellEnd"/>
       <w:r>
         <w:rPr>
           <w:rFonts w:hint="eastAsia"/>
@@ -19126,7 +20786,7 @@
       <w:pPr>
         <w:pStyle w:val="1"/>
       </w:pPr>
-      <w:bookmarkStart w:id="62" w:name="_Toc223096311"/>
+      <w:bookmarkStart w:id="62" w:name="_Toc236208660"/>
       <w:r>
         <w:rPr>
           <w:rFonts w:hint="eastAsia"/>
@@ -19152,7 +20812,7 @@
       <w:pPr>
         <w:pStyle w:val="2"/>
       </w:pPr>
-      <w:bookmarkStart w:id="63" w:name="_Toc223096312"/>
+      <w:bookmarkStart w:id="63" w:name="_Toc236208661"/>
       <w:r>
         <w:rPr>
           <w:rFonts w:hint="eastAsia"/>
@@ -19272,6 +20932,8 @@
         </w:rPr>
         <w:t xml:space="preserve"> </w:t>
       </w:r>
+      <w:proofErr w:type="spellStart"/>
+      <w:proofErr w:type="gramStart"/>
       <w:r>
         <w:rPr>
           <w:rFonts w:ascii="新宋体" w:eastAsia="新宋体" w:hAnsi="新宋体" w:hint="eastAsia"/>
@@ -19281,6 +20943,7 @@
         </w:rPr>
         <w:t>tszMQKey</w:t>
       </w:r>
+      <w:proofErr w:type="spellEnd"/>
       <w:r>
         <w:rPr>
           <w:rFonts w:ascii="新宋体" w:eastAsia="新宋体" w:hAnsi="新宋体" w:hint="eastAsia"/>
@@ -19290,6 +20953,7 @@
         </w:rPr>
         <w:t>[</w:t>
       </w:r>
+      <w:proofErr w:type="gramEnd"/>
       <w:r>
         <w:rPr>
           <w:rFonts w:ascii="新宋体" w:eastAsia="新宋体" w:hAnsi="新宋体" w:hint="eastAsia"/>
@@ -19348,6 +21012,8 @@
         </w:rPr>
         <w:t xml:space="preserve"> </w:t>
       </w:r>
+      <w:proofErr w:type="spellStart"/>
+      <w:proofErr w:type="gramStart"/>
       <w:r>
         <w:rPr>
           <w:rFonts w:ascii="新宋体" w:eastAsia="新宋体" w:hAnsi="新宋体" w:hint="eastAsia"/>
@@ -19357,6 +21023,7 @@
         </w:rPr>
         <w:t>tszMQUsr</w:t>
       </w:r>
+      <w:proofErr w:type="spellEnd"/>
       <w:r>
         <w:rPr>
           <w:rFonts w:ascii="新宋体" w:eastAsia="新宋体" w:hAnsi="新宋体" w:hint="eastAsia"/>
@@ -19366,6 +21033,7 @@
         </w:rPr>
         <w:t>[</w:t>
       </w:r>
+      <w:proofErr w:type="gramEnd"/>
       <w:r>
         <w:rPr>
           <w:rFonts w:ascii="新宋体" w:eastAsia="新宋体" w:hAnsi="新宋体" w:hint="eastAsia"/>
@@ -19423,6 +21091,7 @@
         </w:rPr>
         <w:t xml:space="preserve"> </w:t>
       </w:r>
+      <w:proofErr w:type="spellStart"/>
       <w:r>
         <w:rPr>
           <w:rFonts w:ascii="新宋体" w:eastAsia="新宋体" w:hAnsi="新宋体" w:hint="eastAsia"/>
@@ -19432,6 +21101,7 @@
         </w:rPr>
         <w:t>nSerial</w:t>
       </w:r>
+      <w:proofErr w:type="spellEnd"/>
       <w:r>
         <w:rPr>
           <w:rFonts w:ascii="新宋体" w:eastAsia="新宋体" w:hAnsi="新宋体" w:hint="eastAsia"/>
@@ -19479,6 +21149,7 @@
         </w:rPr>
         <w:t xml:space="preserve"> </w:t>
       </w:r>
+      <w:proofErr w:type="spellStart"/>
       <w:r>
         <w:rPr>
           <w:rFonts w:ascii="新宋体" w:eastAsia="新宋体" w:hAnsi="新宋体" w:hint="eastAsia"/>
@@ -19488,6 +21159,7 @@
         </w:rPr>
         <w:t>nPubTime</w:t>
       </w:r>
+      <w:proofErr w:type="spellEnd"/>
       <w:r>
         <w:rPr>
           <w:rFonts w:ascii="新宋体" w:eastAsia="新宋体" w:hAnsi="新宋体" w:hint="eastAsia"/>
@@ -19535,6 +21207,7 @@
         </w:rPr>
         <w:t xml:space="preserve"> </w:t>
       </w:r>
+      <w:proofErr w:type="spellStart"/>
       <w:r>
         <w:rPr>
           <w:rFonts w:ascii="新宋体" w:eastAsia="新宋体" w:hAnsi="新宋体" w:hint="eastAsia"/>
@@ -19544,6 +21217,7 @@
         </w:rPr>
         <w:t>nKeepTime</w:t>
       </w:r>
+      <w:proofErr w:type="spellEnd"/>
       <w:r>
         <w:rPr>
           <w:rFonts w:ascii="新宋体" w:eastAsia="新宋体" w:hAnsi="新宋体" w:hint="eastAsia"/>
@@ -19591,6 +21265,7 @@
         </w:rPr>
         <w:t xml:space="preserve"> </w:t>
       </w:r>
+      <w:proofErr w:type="spellStart"/>
       <w:r>
         <w:rPr>
           <w:rFonts w:ascii="新宋体" w:eastAsia="新宋体" w:hAnsi="新宋体" w:hint="eastAsia"/>
@@ -19600,6 +21275,7 @@
         </w:rPr>
         <w:t>st_MSGAttr</w:t>
       </w:r>
+      <w:proofErr w:type="spellEnd"/>
       <w:r>
         <w:rPr>
           <w:rFonts w:ascii="新宋体" w:eastAsia="新宋体" w:hAnsi="新宋体" w:hint="eastAsia"/>
@@ -19619,6 +21295,7 @@
           <w:szCs w:val="24"/>
         </w:rPr>
       </w:pPr>
+      <w:proofErr w:type="gramStart"/>
       <w:r>
         <w:rPr>
           <w:rFonts w:ascii="新宋体" w:eastAsia="新宋体" w:hAnsi="新宋体" w:hint="eastAsia"/>
@@ -19635,7 +21312,17 @@
           <w:sz w:val="19"/>
           <w:szCs w:val="24"/>
         </w:rPr>
-        <w:t>XENGINE_PROTOCOL_XMQ</w:t>
+        <w:t>XENGINE</w:t>
+      </w:r>
+      <w:proofErr w:type="gramEnd"/>
+      <w:r>
+        <w:rPr>
+          <w:rFonts w:ascii="新宋体" w:eastAsia="新宋体" w:hAnsi="新宋体" w:hint="eastAsia"/>
+          <w:color w:val="0000FF"/>
+          <w:sz w:val="19"/>
+          <w:szCs w:val="24"/>
+        </w:rPr>
+        <w:t>_PROTOCOL_XMQ</w:t>
       </w:r>
       <w:r>
         <w:rPr>
@@ -19687,12 +21374,14 @@
         </w:rPr>
         <w:t>需要注意</w:t>
       </w:r>
+      <w:proofErr w:type="spellStart"/>
       <w:r>
         <w:rPr>
           <w:rFonts w:hint="eastAsia"/>
         </w:rPr>
         <w:t>nPubTime</w:t>
       </w:r>
+      <w:proofErr w:type="spellEnd"/>
       <w:r>
         <w:rPr>
           <w:rFonts w:hint="eastAsia"/>
@@ -19710,7 +21399,7 @@
       <w:pPr>
         <w:pStyle w:val="3"/>
       </w:pPr>
-      <w:bookmarkStart w:id="64" w:name="_Toc223096313"/>
+      <w:bookmarkStart w:id="64" w:name="_Toc236208662"/>
       <w:r>
         <w:rPr>
           <w:rFonts w:hint="eastAsia"/>
@@ -19783,6 +21472,7 @@
           <w:numId w:val="1"/>
         </w:numPr>
       </w:pPr>
+      <w:proofErr w:type="spellStart"/>
       <w:r>
         <w:rPr>
           <w:rFonts w:ascii="新宋体" w:eastAsia="新宋体" w:hAnsi="新宋体" w:hint="eastAsia"/>
@@ -19790,7 +21480,37 @@
           <w:sz w:val="19"/>
           <w:szCs w:val="24"/>
         </w:rPr>
-        <w:t>byAttrAll:通知所有人.此消息类型的nPubTime属性必须为0,tszMQUsr将被忽略</w:t>
+        <w:t>byAttrAll</w:t>
+      </w:r>
+      <w:proofErr w:type="spellEnd"/>
+      <w:r>
+        <w:rPr>
+          <w:rFonts w:ascii="新宋体" w:eastAsia="新宋体" w:hAnsi="新宋体" w:hint="eastAsia"/>
+          <w:color w:val="000080"/>
+          <w:sz w:val="19"/>
+          <w:szCs w:val="24"/>
+        </w:rPr>
+        <w:t>:通知所有人.此消息类型的</w:t>
+      </w:r>
+      <w:proofErr w:type="spellStart"/>
+      <w:r>
+        <w:rPr>
+          <w:rFonts w:ascii="新宋体" w:eastAsia="新宋体" w:hAnsi="新宋体" w:hint="eastAsia"/>
+          <w:color w:val="000080"/>
+          <w:sz w:val="19"/>
+          <w:szCs w:val="24"/>
+        </w:rPr>
+        <w:t>nPubTime</w:t>
+      </w:r>
+      <w:proofErr w:type="spellEnd"/>
+      <w:r>
+        <w:rPr>
+          <w:rFonts w:ascii="新宋体" w:eastAsia="新宋体" w:hAnsi="新宋体" w:hint="eastAsia"/>
+          <w:color w:val="000080"/>
+          <w:sz w:val="19"/>
+          <w:szCs w:val="24"/>
+        </w:rPr>
+        <w:t>属性必须为0,tszMQUsr将被忽略</w:t>
       </w:r>
     </w:p>
     <w:p>
@@ -19800,6 +21520,7 @@
           <w:numId w:val="1"/>
         </w:numPr>
       </w:pPr>
+      <w:proofErr w:type="spellStart"/>
       <w:r>
         <w:rPr>
           <w:rFonts w:ascii="新宋体" w:eastAsia="新宋体" w:hAnsi="新宋体" w:hint="eastAsia"/>
@@ -19807,7 +21528,17 @@
           <w:sz w:val="19"/>
           <w:szCs w:val="24"/>
         </w:rPr>
-        <w:t>byAttrSelf:通知自己,自己也能收到此消息</w:t>
+        <w:t>byAttrSelf</w:t>
+      </w:r>
+      <w:proofErr w:type="spellEnd"/>
+      <w:r>
+        <w:rPr>
+          <w:rFonts w:ascii="新宋体" w:eastAsia="新宋体" w:hAnsi="新宋体" w:hint="eastAsia"/>
+          <w:color w:val="000080"/>
+          <w:sz w:val="19"/>
+          <w:szCs w:val="24"/>
+        </w:rPr>
+        <w:t>:通知自己,自己也能收到此消息</w:t>
       </w:r>
     </w:p>
     <w:p>
@@ -19817,9 +21548,11 @@
           <w:numId w:val="1"/>
         </w:numPr>
       </w:pPr>
+      <w:proofErr w:type="spellStart"/>
       <w:r>
         <w:t>byAttrReply</w:t>
       </w:r>
+      <w:proofErr w:type="spellEnd"/>
       <w:r>
         <w:rPr>
           <w:rFonts w:hint="eastAsia"/>
@@ -19852,9 +21585,11 @@
           <w:numId w:val="1"/>
         </w:numPr>
       </w:pPr>
+      <w:proofErr w:type="spellStart"/>
       <w:r>
         <w:t>byAttrActive</w:t>
       </w:r>
+      <w:proofErr w:type="spellEnd"/>
       <w:r>
         <w:rPr>
           <w:rFonts w:hint="eastAsia"/>
@@ -19893,9 +21628,11 @@
           <w:numId w:val="1"/>
         </w:numPr>
       </w:pPr>
+      <w:proofErr w:type="spellStart"/>
       <w:r>
         <w:t>byAttrEMail</w:t>
       </w:r>
+      <w:proofErr w:type="spellEnd"/>
       <w:r>
         <w:rPr>
           <w:rFonts w:hint="eastAsia"/>
@@ -19928,9 +21665,11 @@
           <w:numId w:val="1"/>
         </w:numPr>
       </w:pPr>
+      <w:proofErr w:type="spellStart"/>
       <w:r>
         <w:t>byAttrPhone</w:t>
       </w:r>
+      <w:proofErr w:type="spellEnd"/>
       <w:r>
         <w:rPr>
           <w:rFonts w:hint="eastAsia"/>
@@ -19960,7 +21699,7 @@
       <w:pPr>
         <w:pStyle w:val="1"/>
       </w:pPr>
-      <w:bookmarkStart w:id="65" w:name="_Toc223096314"/>
+      <w:bookmarkStart w:id="65" w:name="_Toc236208663"/>
       <w:r>
         <w:rPr>
           <w:rFonts w:hint="eastAsia"/>
@@ -19985,7 +21724,7 @@
       <w:pPr>
         <w:pStyle w:val="2"/>
       </w:pPr>
-      <w:bookmarkStart w:id="66" w:name="_Toc223096315"/>
+      <w:bookmarkStart w:id="66" w:name="_Toc236208664"/>
       <w:r>
         <w:rPr>
           <w:rFonts w:hint="eastAsia"/>
@@ -20089,7 +21828,7 @@
       <w:pPr>
         <w:pStyle w:val="1"/>
       </w:pPr>
-      <w:bookmarkStart w:id="67" w:name="_Toc223096316"/>
+      <w:bookmarkStart w:id="67" w:name="_Toc236208665"/>
       <w:r>
         <w:rPr>
           <w:rFonts w:hint="eastAsia"/>
@@ -20103,7 +21842,7 @@
       <w:pPr>
         <w:pStyle w:val="2"/>
       </w:pPr>
-      <w:bookmarkStart w:id="68" w:name="_Toc223096317"/>
+      <w:bookmarkStart w:id="68" w:name="_Toc236208666"/>
       <w:r>
         <w:rPr>
           <w:rFonts w:hint="eastAsia"/>
@@ -20141,14 +21880,22 @@
         <w:rPr>
           <w:rFonts w:hint="eastAsia"/>
         </w:rPr>
-        <w:t xml:space="preserve"> XEngine_CommHdr.h</w:t>
-      </w:r>
+        <w:t xml:space="preserve"> </w:t>
+      </w:r>
+      <w:proofErr w:type="spellStart"/>
+      <w:r>
+        <w:rPr>
+          <w:rFonts w:hint="eastAsia"/>
+        </w:rPr>
+        <w:t>XEngine_CommHdr.h</w:t>
+      </w:r>
+      <w:proofErr w:type="spellEnd"/>
     </w:p>
     <w:p>
       <w:pPr>
         <w:pStyle w:val="2"/>
       </w:pPr>
-      <w:bookmarkStart w:id="69" w:name="_Toc223096318"/>
+      <w:bookmarkStart w:id="69" w:name="_Toc236208667"/>
       <w:r>
         <w:rPr>
           <w:rFonts w:hint="eastAsia"/>
@@ -20179,18 +21926,20 @@
         </w:rPr>
         <w:t>参考文件</w:t>
       </w:r>
+      <w:proofErr w:type="spellStart"/>
       <w:r>
         <w:rPr>
           <w:rFonts w:hint="eastAsia"/>
         </w:rPr>
         <w:t>XEngine_ProtocolHdr.h</w:t>
       </w:r>
+      <w:proofErr w:type="spellEnd"/>
     </w:p>
     <w:p>
       <w:pPr>
         <w:pStyle w:val="2"/>
       </w:pPr>
-      <w:bookmarkStart w:id="70" w:name="_Toc223096319"/>
+      <w:bookmarkStart w:id="70" w:name="_Toc236208668"/>
       <w:r>
         <w:rPr>
           <w:rFonts w:hint="eastAsia"/>
@@ -20228,14 +21977,28 @@
         <w:rPr>
           <w:rFonts w:hint="eastAsia"/>
         </w:rPr>
-        <w:t xml:space="preserve"> XEngine_Types.h </w:t>
+        <w:t xml:space="preserve"> </w:t>
+      </w:r>
+      <w:proofErr w:type="spellStart"/>
+      <w:r>
+        <w:rPr>
+          <w:rFonts w:hint="eastAsia"/>
+        </w:rPr>
+        <w:t>XEngine_Types.h</w:t>
+      </w:r>
+      <w:proofErr w:type="spellEnd"/>
+      <w:r>
+        <w:rPr>
+          <w:rFonts w:hint="eastAsia"/>
+        </w:rPr>
+        <w:t xml:space="preserve"> </w:t>
       </w:r>
     </w:p>
     <w:p>
       <w:pPr>
         <w:pStyle w:val="2"/>
       </w:pPr>
-      <w:bookmarkStart w:id="71" w:name="_Toc223096320"/>
+      <w:bookmarkStart w:id="71" w:name="_Toc236208669"/>
       <w:r>
         <w:rPr>
           <w:rFonts w:hint="eastAsia"/>
@@ -20338,7 +22101,7 @@
 </file>
 
 <file path=word/endnotes.xml><?xml version="1.0" encoding="utf-8"?>
-<w:endnotes xmlns:wpc="http://schemas.microsoft.com/office/word/2010/wordprocessingCanvas" xmlns:cx="http://schemas.microsoft.com/office/drawing/2014/chartex" xmlns:cx1="http://schemas.microsoft.com/office/drawing/2015/9/8/chartex" xmlns:cx2="http://schemas.microsoft.com/office/drawing/2015/10/21/chartex" xmlns:cx3="http://schemas.microsoft.com/office/drawing/2016/5/9/chartex" xmlns:cx4="http://schemas.microsoft.com/office/drawing/2016/5/10/chartex" xmlns:cx5="http://schemas.microsoft.com/office/drawing/2016/5/11/chartex" xmlns:cx6="http://schemas.microsoft.com/office/drawing/2016/5/12/chartex" xmlns:cx7="http://schemas.microsoft.com/office/drawing/2016/5/13/chartex" xmlns:cx8="http://schemas.microsoft.com/office/drawing/2016/5/14/chartex" xmlns:mc="http://schemas.openxmlformats.org/markup-compatibility/2006" xmlns:aink="http://schemas.microsoft.com/office/drawing/2016/ink" xmlns:am3d="http://schemas.microsoft.com/office/drawing/2017/model3d" xmlns:o="urn:schemas-microsoft-com:office:office" xmlns:oel="http://schemas.microsoft.com/office/2019/extlst" xmlns:r="http://schemas.openxmlformats.org/officeDocument/2006/relationships" xmlns:m="http://schemas.openxmlformats.org/officeDocument/2006/math" xmlns:v="urn:schemas-microsoft-com:vml" xmlns:wp14="http://schemas.microsoft.com/office/word/2010/wordprocessingDrawing" xmlns:wp="http://schemas.openxmlformats.org/drawingml/2006/wordprocessingDrawing" xmlns:w10="urn:schemas-microsoft-com:office:word" xmlns:w="http://schemas.openxmlformats.org/wordprocessingml/2006/main" xmlns:w14="http://schemas.microsoft.com/office/word/2010/wordml" xmlns:w15="http://schemas.microsoft.com/office/word/2012/wordml" xmlns:w16cex="http://schemas.microsoft.com/office/word/2018/wordml/cex" xmlns:w16cid="http://schemas.microsoft.com/office/word/2016/wordml/cid" xmlns:w16="http://schemas.microsoft.com/office/word/2018/wordml" xmlns:w16du="http://schemas.microsoft.com/office/word/2023/wordml/word16du" xmlns:w16sdtdh="http://schemas.microsoft.com/office/word/2020/wordml/sdtdatahash" xmlns:w16sdtfl="http://schemas.microsoft.com/office/word/2024/wordml/sdtformatlock" xmlns:w16se="http://schemas.microsoft.com/office/word/2015/wordml/symex" xmlns:wpg="http://schemas.microsoft.com/office/word/2010/wordprocessingGroup" xmlns:wpi="http://schemas.microsoft.com/office/word/2010/wordprocessingInk" xmlns:wne="http://schemas.microsoft.com/office/word/2006/wordml" xmlns:wps="http://schemas.microsoft.com/office/word/2010/wordprocessingShape" mc:Ignorable="w14 w15 w16se w16cid w16 w16cex w16sdtdh w16sdtfl w16du wp14">
+<w:endnotes xmlns:wpc="http://schemas.microsoft.com/office/word/2010/wordprocessingCanvas" xmlns:cx="http://schemas.microsoft.com/office/drawing/2014/chartex" xmlns:cx1="http://schemas.microsoft.com/office/drawing/2015/9/8/chartex" xmlns:cx2="http://schemas.microsoft.com/office/drawing/2015/10/21/chartex" xmlns:cx3="http://schemas.microsoft.com/office/drawing/2016/5/9/chartex" xmlns:cx4="http://schemas.microsoft.com/office/drawing/2016/5/10/chartex" xmlns:cx5="http://schemas.microsoft.com/office/drawing/2016/5/11/chartex" xmlns:cx6="http://schemas.microsoft.com/office/drawing/2016/5/12/chartex" xmlns:cx7="http://schemas.microsoft.com/office/drawing/2016/5/13/chartex" xmlns:cx8="http://schemas.microsoft.com/office/drawing/2016/5/14/chartex" xmlns:mc="http://schemas.openxmlformats.org/markup-compatibility/2006" xmlns:aink="http://schemas.microsoft.com/office/drawing/2016/ink" xmlns:am3d="http://schemas.microsoft.com/office/drawing/2017/model3d" xmlns:o="urn:schemas-microsoft-com:office:office" xmlns:oel="http://schemas.microsoft.com/office/2019/extlst" xmlns:r="http://schemas.openxmlformats.org/officeDocument/2006/relationships" xmlns:m="http://schemas.openxmlformats.org/officeDocument/2006/math" xmlns:v="urn:schemas-microsoft-com:vml" xmlns:wp14="http://schemas.microsoft.com/office/word/2010/wordprocessingDrawing" xmlns:wp="http://schemas.openxmlformats.org/drawingml/2006/wordprocessingDrawing" xmlns:w10="urn:schemas-microsoft-com:office:word" xmlns:w="http://schemas.openxmlformats.org/wordprocessingml/2006/main" xmlns:w14="http://schemas.microsoft.com/office/word/2010/wordml" xmlns:w15="http://schemas.microsoft.com/office/word/2012/wordml" xmlns:w16cei="http://schemas.microsoft.com/office/word/2026/wordml/cei" xmlns:w16cex="http://schemas.microsoft.com/office/word/2018/wordml/cex" xmlns:w16cid="http://schemas.microsoft.com/office/word/2016/wordml/cid" xmlns:w16="http://schemas.microsoft.com/office/word/2018/wordml" xmlns:w16du="http://schemas.microsoft.com/office/word/2023/wordml/word16du" xmlns:w16sdtdh="http://schemas.microsoft.com/office/word/2020/wordml/sdtdatahash" xmlns:w16sdtfl="http://schemas.microsoft.com/office/word/2024/wordml/sdtformatlock" xmlns:w16se="http://schemas.microsoft.com/office/word/2015/wordml/symex" xmlns:wpg="http://schemas.microsoft.com/office/word/2010/wordprocessingGroup" xmlns:wpi="http://schemas.microsoft.com/office/word/2010/wordprocessingInk" xmlns:wne="http://schemas.microsoft.com/office/word/2006/wordml" xmlns:wps="http://schemas.microsoft.com/office/word/2010/wordprocessingShape" mc:Ignorable="w14 w15 w16se w16cid w16 w16cex w16sdtdh w16sdtfl w16du wp14">
   <w:endnote w:type="separator" w:id="-1">
     <w:p>
       <w:r>
@@ -20357,7 +22120,7 @@
 </file>
 
 <file path=word/footer1.xml><?xml version="1.0" encoding="utf-8"?>
-<w:ftr xmlns:wpc="http://schemas.microsoft.com/office/word/2010/wordprocessingCanvas" xmlns:cx="http://schemas.microsoft.com/office/drawing/2014/chartex" xmlns:cx1="http://schemas.microsoft.com/office/drawing/2015/9/8/chartex" xmlns:cx2="http://schemas.microsoft.com/office/drawing/2015/10/21/chartex" xmlns:cx3="http://schemas.microsoft.com/office/drawing/2016/5/9/chartex" xmlns:cx4="http://schemas.microsoft.com/office/drawing/2016/5/10/chartex" xmlns:cx5="http://schemas.microsoft.com/office/drawing/2016/5/11/chartex" xmlns:cx6="http://schemas.microsoft.com/office/drawing/2016/5/12/chartex" xmlns:cx7="http://schemas.microsoft.com/office/drawing/2016/5/13/chartex" xmlns:cx8="http://schemas.microsoft.com/office/drawing/2016/5/14/chartex" xmlns:mc="http://schemas.openxmlformats.org/markup-compatibility/2006" xmlns:aink="http://schemas.microsoft.com/office/drawing/2016/ink" xmlns:am3d="http://schemas.microsoft.com/office/drawing/2017/model3d" xmlns:o="urn:schemas-microsoft-com:office:office" xmlns:oel="http://schemas.microsoft.com/office/2019/extlst" xmlns:r="http://schemas.openxmlformats.org/officeDocument/2006/relationships" xmlns:m="http://schemas.openxmlformats.org/officeDocument/2006/math" xmlns:v="urn:schemas-microsoft-com:vml" xmlns:wp14="http://schemas.microsoft.com/office/word/2010/wordprocessingDrawing" xmlns:wp="http://schemas.openxmlformats.org/drawingml/2006/wordprocessingDrawing" xmlns:w10="urn:schemas-microsoft-com:office:word" xmlns:w="http://schemas.openxmlformats.org/wordprocessingml/2006/main" xmlns:w14="http://schemas.microsoft.com/office/word/2010/wordml" xmlns:w15="http://schemas.microsoft.com/office/word/2012/wordml" xmlns:w16cex="http://schemas.microsoft.com/office/word/2018/wordml/cex" xmlns:w16cid="http://schemas.microsoft.com/office/word/2016/wordml/cid" xmlns:w16="http://schemas.microsoft.com/office/word/2018/wordml" xmlns:w16du="http://schemas.microsoft.com/office/word/2023/wordml/word16du" xmlns:w16sdtdh="http://schemas.microsoft.com/office/word/2020/wordml/sdtdatahash" xmlns:w16sdtfl="http://schemas.microsoft.com/office/word/2024/wordml/sdtformatlock" xmlns:w16se="http://schemas.microsoft.com/office/word/2015/wordml/symex" xmlns:wpg="http://schemas.microsoft.com/office/word/2010/wordprocessingGroup" xmlns:wpi="http://schemas.microsoft.com/office/word/2010/wordprocessingInk" xmlns:wne="http://schemas.microsoft.com/office/word/2006/wordml" xmlns:wps="http://schemas.microsoft.com/office/word/2010/wordprocessingShape" mc:Ignorable="w14 w15 w16se w16cid w16 w16cex w16sdtdh w16sdtfl w16du wp14">
+<w:ftr xmlns:wpc="http://schemas.microsoft.com/office/word/2010/wordprocessingCanvas" xmlns:cx="http://schemas.microsoft.com/office/drawing/2014/chartex" xmlns:cx1="http://schemas.microsoft.com/office/drawing/2015/9/8/chartex" xmlns:cx2="http://schemas.microsoft.com/office/drawing/2015/10/21/chartex" xmlns:cx3="http://schemas.microsoft.com/office/drawing/2016/5/9/chartex" xmlns:cx4="http://schemas.microsoft.com/office/drawing/2016/5/10/chartex" xmlns:cx5="http://schemas.microsoft.com/office/drawing/2016/5/11/chartex" xmlns:cx6="http://schemas.microsoft.com/office/drawing/2016/5/12/chartex" xmlns:cx7="http://schemas.microsoft.com/office/drawing/2016/5/13/chartex" xmlns:cx8="http://schemas.microsoft.com/office/drawing/2016/5/14/chartex" xmlns:mc="http://schemas.openxmlformats.org/markup-compatibility/2006" xmlns:aink="http://schemas.microsoft.com/office/drawing/2016/ink" xmlns:am3d="http://schemas.microsoft.com/office/drawing/2017/model3d" xmlns:o="urn:schemas-microsoft-com:office:office" xmlns:oel="http://schemas.microsoft.com/office/2019/extlst" xmlns:r="http://schemas.openxmlformats.org/officeDocument/2006/relationships" xmlns:m="http://schemas.openxmlformats.org/officeDocument/2006/math" xmlns:v="urn:schemas-microsoft-com:vml" xmlns:wp14="http://schemas.microsoft.com/office/word/2010/wordprocessingDrawing" xmlns:wp="http://schemas.openxmlformats.org/drawingml/2006/wordprocessingDrawing" xmlns:w10="urn:schemas-microsoft-com:office:word" xmlns:w="http://schemas.openxmlformats.org/wordprocessingml/2006/main" xmlns:w14="http://schemas.microsoft.com/office/word/2010/wordml" xmlns:w15="http://schemas.microsoft.com/office/word/2012/wordml" xmlns:w16cei="http://schemas.microsoft.com/office/word/2026/wordml/cei" xmlns:w16cex="http://schemas.microsoft.com/office/word/2018/wordml/cex" xmlns:w16cid="http://schemas.microsoft.com/office/word/2016/wordml/cid" xmlns:w16="http://schemas.microsoft.com/office/word/2018/wordml" xmlns:w16du="http://schemas.microsoft.com/office/word/2023/wordml/word16du" xmlns:w16sdtdh="http://schemas.microsoft.com/office/word/2020/wordml/sdtdatahash" xmlns:w16sdtfl="http://schemas.microsoft.com/office/word/2024/wordml/sdtformatlock" xmlns:w16se="http://schemas.microsoft.com/office/word/2015/wordml/symex" xmlns:wpg="http://schemas.microsoft.com/office/word/2010/wordprocessingGroup" xmlns:wpi="http://schemas.microsoft.com/office/word/2010/wordprocessingInk" xmlns:wne="http://schemas.microsoft.com/office/word/2006/wordml" xmlns:wps="http://schemas.microsoft.com/office/word/2010/wordprocessingShape" mc:Ignorable="w14 w15 w16se w16cid w16 w16cex w16sdtdh w16sdtfl w16du wp14">
   <w:p>
     <w:pPr>
       <w:pStyle w:val="a3"/>
@@ -20523,7 +22286,7 @@
 </file>
 
 <file path=word/footnotes.xml><?xml version="1.0" encoding="utf-8"?>
-<w:footnotes xmlns:wpc="http://schemas.microsoft.com/office/word/2010/wordprocessingCanvas" xmlns:cx="http://schemas.microsoft.com/office/drawing/2014/chartex" xmlns:cx1="http://schemas.microsoft.com/office/drawing/2015/9/8/chartex" xmlns:cx2="http://schemas.microsoft.com/office/drawing/2015/10/21/chartex" xmlns:cx3="http://schemas.microsoft.com/office/drawing/2016/5/9/chartex" xmlns:cx4="http://schemas.microsoft.com/office/drawing/2016/5/10/chartex" xmlns:cx5="http://schemas.microsoft.com/office/drawing/2016/5/11/chartex" xmlns:cx6="http://schemas.microsoft.com/office/drawing/2016/5/12/chartex" xmlns:cx7="http://schemas.microsoft.com/office/drawing/2016/5/13/chartex" xmlns:cx8="http://schemas.microsoft.com/office/drawing/2016/5/14/chartex" xmlns:mc="http://schemas.openxmlformats.org/markup-compatibility/2006" xmlns:aink="http://schemas.microsoft.com/office/drawing/2016/ink" xmlns:am3d="http://schemas.microsoft.com/office/drawing/2017/model3d" xmlns:o="urn:schemas-microsoft-com:office:office" xmlns:oel="http://schemas.microsoft.com/office/2019/extlst" xmlns:r="http://schemas.openxmlformats.org/officeDocument/2006/relationships" xmlns:m="http://schemas.openxmlformats.org/officeDocument/2006/math" xmlns:v="urn:schemas-microsoft-com:vml" xmlns:wp14="http://schemas.microsoft.com/office/word/2010/wordprocessingDrawing" xmlns:wp="http://schemas.openxmlformats.org/drawingml/2006/wordprocessingDrawing" xmlns:w10="urn:schemas-microsoft-com:office:word" xmlns:w="http://schemas.openxmlformats.org/wordprocessingml/2006/main" xmlns:w14="http://schemas.microsoft.com/office/word/2010/wordml" xmlns:w15="http://schemas.microsoft.com/office/word/2012/wordml" xmlns:w16cex="http://schemas.microsoft.com/office/word/2018/wordml/cex" xmlns:w16cid="http://schemas.microsoft.com/office/word/2016/wordml/cid" xmlns:w16="http://schemas.microsoft.com/office/word/2018/wordml" xmlns:w16du="http://schemas.microsoft.com/office/word/2023/wordml/word16du" xmlns:w16sdtdh="http://schemas.microsoft.com/office/word/2020/wordml/sdtdatahash" xmlns:w16sdtfl="http://schemas.microsoft.com/office/word/2024/wordml/sdtformatlock" xmlns:w16se="http://schemas.microsoft.com/office/word/2015/wordml/symex" xmlns:wpg="http://schemas.microsoft.com/office/word/2010/wordprocessingGroup" xmlns:wpi="http://schemas.microsoft.com/office/word/2010/wordprocessingInk" xmlns:wne="http://schemas.microsoft.com/office/word/2006/wordml" xmlns:wps="http://schemas.microsoft.com/office/word/2010/wordprocessingShape" mc:Ignorable="w14 w15 w16se w16cid w16 w16cex w16sdtdh w16sdtfl w16du wp14">
+<w:footnotes xmlns:wpc="http://schemas.microsoft.com/office/word/2010/wordprocessingCanvas" xmlns:cx="http://schemas.microsoft.com/office/drawing/2014/chartex" xmlns:cx1="http://schemas.microsoft.com/office/drawing/2015/9/8/chartex" xmlns:cx2="http://schemas.microsoft.com/office/drawing/2015/10/21/chartex" xmlns:cx3="http://schemas.microsoft.com/office/drawing/2016/5/9/chartex" xmlns:cx4="http://schemas.microsoft.com/office/drawing/2016/5/10/chartex" xmlns:cx5="http://schemas.microsoft.com/office/drawing/2016/5/11/chartex" xmlns:cx6="http://schemas.microsoft.com/office/drawing/2016/5/12/chartex" xmlns:cx7="http://schemas.microsoft.com/office/drawing/2016/5/13/chartex" xmlns:cx8="http://schemas.microsoft.com/office/drawing/2016/5/14/chartex" xmlns:mc="http://schemas.openxmlformats.org/markup-compatibility/2006" xmlns:aink="http://schemas.microsoft.com/office/drawing/2016/ink" xmlns:am3d="http://schemas.microsoft.com/office/drawing/2017/model3d" xmlns:o="urn:schemas-microsoft-com:office:office" xmlns:oel="http://schemas.microsoft.com/office/2019/extlst" xmlns:r="http://schemas.openxmlformats.org/officeDocument/2006/relationships" xmlns:m="http://schemas.openxmlformats.org/officeDocument/2006/math" xmlns:v="urn:schemas-microsoft-com:vml" xmlns:wp14="http://schemas.microsoft.com/office/word/2010/wordprocessingDrawing" xmlns:wp="http://schemas.openxmlformats.org/drawingml/2006/wordprocessingDrawing" xmlns:w10="urn:schemas-microsoft-com:office:word" xmlns:w="http://schemas.openxmlformats.org/wordprocessingml/2006/main" xmlns:w14="http://schemas.microsoft.com/office/word/2010/wordml" xmlns:w15="http://schemas.microsoft.com/office/word/2012/wordml" xmlns:w16cei="http://schemas.microsoft.com/office/word/2026/wordml/cei" xmlns:w16cex="http://schemas.microsoft.com/office/word/2018/wordml/cex" xmlns:w16cid="http://schemas.microsoft.com/office/word/2016/wordml/cid" xmlns:w16="http://schemas.microsoft.com/office/word/2018/wordml" xmlns:w16du="http://schemas.microsoft.com/office/word/2023/wordml/word16du" xmlns:w16sdtdh="http://schemas.microsoft.com/office/word/2020/wordml/sdtdatahash" xmlns:w16sdtfl="http://schemas.microsoft.com/office/word/2024/wordml/sdtformatlock" xmlns:w16se="http://schemas.microsoft.com/office/word/2015/wordml/symex" xmlns:wpg="http://schemas.microsoft.com/office/word/2010/wordprocessingGroup" xmlns:wpi="http://schemas.microsoft.com/office/word/2010/wordprocessingInk" xmlns:wne="http://schemas.microsoft.com/office/word/2006/wordml" xmlns:wps="http://schemas.microsoft.com/office/word/2010/wordprocessingShape" mc:Ignorable="w14 w15 w16se w16cid w16 w16cex w16sdtdh w16sdtfl w16du wp14">
   <w:footnote w:type="separator" w:id="-1">
     <w:p>
       <w:r>
@@ -20542,17 +22305,25 @@
 </file>
 
 <file path=word/header1.xml><?xml version="1.0" encoding="utf-8"?>
-<w:hdr xmlns:wpc="http://schemas.microsoft.com/office/word/2010/wordprocessingCanvas" xmlns:cx="http://schemas.microsoft.com/office/drawing/2014/chartex" xmlns:cx1="http://schemas.microsoft.com/office/drawing/2015/9/8/chartex" xmlns:cx2="http://schemas.microsoft.com/office/drawing/2015/10/21/chartex" xmlns:cx3="http://schemas.microsoft.com/office/drawing/2016/5/9/chartex" xmlns:cx4="http://schemas.microsoft.com/office/drawing/2016/5/10/chartex" xmlns:cx5="http://schemas.microsoft.com/office/drawing/2016/5/11/chartex" xmlns:cx6="http://schemas.microsoft.com/office/drawing/2016/5/12/chartex" xmlns:cx7="http://schemas.microsoft.com/office/drawing/2016/5/13/chartex" xmlns:cx8="http://schemas.microsoft.com/office/drawing/2016/5/14/chartex" xmlns:mc="http://schemas.openxmlformats.org/markup-compatibility/2006" xmlns:aink="http://schemas.microsoft.com/office/drawing/2016/ink" xmlns:am3d="http://schemas.microsoft.com/office/drawing/2017/model3d" xmlns:o="urn:schemas-microsoft-com:office:office" xmlns:oel="http://schemas.microsoft.com/office/2019/extlst" xmlns:r="http://schemas.openxmlformats.org/officeDocument/2006/relationships" xmlns:m="http://schemas.openxmlformats.org/officeDocument/2006/math" xmlns:v="urn:schemas-microsoft-com:vml" xmlns:wp14="http://schemas.microsoft.com/office/word/2010/wordprocessingDrawing" xmlns:wp="http://schemas.openxmlformats.org/drawingml/2006/wordprocessingDrawing" xmlns:w10="urn:schemas-microsoft-com:office:word" xmlns:w="http://schemas.openxmlformats.org/wordprocessingml/2006/main" xmlns:w14="http://schemas.microsoft.com/office/word/2010/wordml" xmlns:w15="http://schemas.microsoft.com/office/word/2012/wordml" xmlns:w16cex="http://schemas.microsoft.com/office/word/2018/wordml/cex" xmlns:w16cid="http://schemas.microsoft.com/office/word/2016/wordml/cid" xmlns:w16="http://schemas.microsoft.com/office/word/2018/wordml" xmlns:w16du="http://schemas.microsoft.com/office/word/2023/wordml/word16du" xmlns:w16sdtdh="http://schemas.microsoft.com/office/word/2020/wordml/sdtdatahash" xmlns:w16sdtfl="http://schemas.microsoft.com/office/word/2024/wordml/sdtformatlock" xmlns:w16se="http://schemas.microsoft.com/office/word/2015/wordml/symex" xmlns:wpg="http://schemas.microsoft.com/office/word/2010/wordprocessingGroup" xmlns:wpi="http://schemas.microsoft.com/office/word/2010/wordprocessingInk" xmlns:wne="http://schemas.microsoft.com/office/word/2006/wordml" xmlns:wps="http://schemas.microsoft.com/office/word/2010/wordprocessingShape" mc:Ignorable="w14 w15 w16se w16cid w16 w16cex w16sdtdh w16sdtfl w16du wp14">
+<w:hdr xmlns:wpc="http://schemas.microsoft.com/office/word/2010/wordprocessingCanvas" xmlns:cx="http://schemas.microsoft.com/office/drawing/2014/chartex" xmlns:cx1="http://schemas.microsoft.com/office/drawing/2015/9/8/chartex" xmlns:cx2="http://schemas.microsoft.com/office/drawing/2015/10/21/chartex" xmlns:cx3="http://schemas.microsoft.com/office/drawing/2016/5/9/chartex" xmlns:cx4="http://schemas.microsoft.com/office/drawing/2016/5/10/chartex" xmlns:cx5="http://schemas.microsoft.com/office/drawing/2016/5/11/chartex" xmlns:cx6="http://schemas.microsoft.com/office/drawing/2016/5/12/chartex" xmlns:cx7="http://schemas.microsoft.com/office/drawing/2016/5/13/chartex" xmlns:cx8="http://schemas.microsoft.com/office/drawing/2016/5/14/chartex" xmlns:mc="http://schemas.openxmlformats.org/markup-compatibility/2006" xmlns:aink="http://schemas.microsoft.com/office/drawing/2016/ink" xmlns:am3d="http://schemas.microsoft.com/office/drawing/2017/model3d" xmlns:o="urn:schemas-microsoft-com:office:office" xmlns:oel="http://schemas.microsoft.com/office/2019/extlst" xmlns:r="http://schemas.openxmlformats.org/officeDocument/2006/relationships" xmlns:m="http://schemas.openxmlformats.org/officeDocument/2006/math" xmlns:v="urn:schemas-microsoft-com:vml" xmlns:wp14="http://schemas.microsoft.com/office/word/2010/wordprocessingDrawing" xmlns:wp="http://schemas.openxmlformats.org/drawingml/2006/wordprocessingDrawing" xmlns:w10="urn:schemas-microsoft-com:office:word" xmlns:w="http://schemas.openxmlformats.org/wordprocessingml/2006/main" xmlns:w14="http://schemas.microsoft.com/office/word/2010/wordml" xmlns:w15="http://schemas.microsoft.com/office/word/2012/wordml" xmlns:w16cei="http://schemas.microsoft.com/office/word/2026/wordml/cei" xmlns:w16cex="http://schemas.microsoft.com/office/word/2018/wordml/cex" xmlns:w16cid="http://schemas.microsoft.com/office/word/2016/wordml/cid" xmlns:w16="http://schemas.microsoft.com/office/word/2018/wordml" xmlns:w16du="http://schemas.microsoft.com/office/word/2023/wordml/word16du" xmlns:w16sdtdh="http://schemas.microsoft.com/office/word/2020/wordml/sdtdatahash" xmlns:w16sdtfl="http://schemas.microsoft.com/office/word/2024/wordml/sdtformatlock" xmlns:w16se="http://schemas.microsoft.com/office/word/2015/wordml/symex" xmlns:wpg="http://schemas.microsoft.com/office/word/2010/wordprocessingGroup" xmlns:wpi="http://schemas.microsoft.com/office/word/2010/wordprocessingInk" xmlns:wne="http://schemas.microsoft.com/office/word/2006/wordml" xmlns:wps="http://schemas.microsoft.com/office/word/2010/wordprocessingShape" mc:Ignorable="w14 w15 w16se w16cid w16 w16cex w16sdtdh w16sdtfl w16du wp14">
   <w:p>
     <w:pPr>
       <w:pStyle w:val="a5"/>
       <w:jc w:val="both"/>
     </w:pPr>
+    <w:proofErr w:type="spellStart"/>
     <w:r>
       <w:rPr>
         <w:rFonts w:hint="eastAsia"/>
       </w:rPr>
-      <w:t xml:space="preserve">XEngine                                 </w:t>
+      <w:t>XEngine</w:t>
+    </w:r>
+    <w:proofErr w:type="spellEnd"/>
+    <w:r>
+      <w:rPr>
+        <w:rFonts w:hint="eastAsia"/>
+      </w:rPr>
+      <w:t xml:space="preserve">                                 </w:t>
     </w:r>
     <w:r>
       <w:rPr>
@@ -20564,14 +22335,22 @@
       <w:rPr>
         <w:rFonts w:hint="eastAsia"/>
       </w:rPr>
-      <w:t xml:space="preserve">                                  by:QYT</w:t>
+      <w:t xml:space="preserve">                                  </w:t>
     </w:r>
+    <w:proofErr w:type="spellStart"/>
+    <w:r>
+      <w:rPr>
+        <w:rFonts w:hint="eastAsia"/>
+      </w:rPr>
+      <w:t>by:QYT</w:t>
+    </w:r>
+    <w:proofErr w:type="spellEnd"/>
   </w:p>
 </w:hdr>
 </file>
 
 <file path=word/numbering.xml><?xml version="1.0" encoding="utf-8"?>
-<w:numbering xmlns:wpc="http://schemas.microsoft.com/office/word/2010/wordprocessingCanvas" xmlns:cx="http://schemas.microsoft.com/office/drawing/2014/chartex" xmlns:cx1="http://schemas.microsoft.com/office/drawing/2015/9/8/chartex" xmlns:cx2="http://schemas.microsoft.com/office/drawing/2015/10/21/chartex" xmlns:cx3="http://schemas.microsoft.com/office/drawing/2016/5/9/chartex" xmlns:cx4="http://schemas.microsoft.com/office/drawing/2016/5/10/chartex" xmlns:cx5="http://schemas.microsoft.com/office/drawing/2016/5/11/chartex" xmlns:cx6="http://schemas.microsoft.com/office/drawing/2016/5/12/chartex" xmlns:cx7="http://schemas.microsoft.com/office/drawing/2016/5/13/chartex" xmlns:cx8="http://schemas.microsoft.com/office/drawing/2016/5/14/chartex" xmlns:mc="http://schemas.openxmlformats.org/markup-compatibility/2006" xmlns:aink="http://schemas.microsoft.com/office/drawing/2016/ink" xmlns:am3d="http://schemas.microsoft.com/office/drawing/2017/model3d" xmlns:o="urn:schemas-microsoft-com:office:office" xmlns:oel="http://schemas.microsoft.com/office/2019/extlst" xmlns:r="http://schemas.openxmlformats.org/officeDocument/2006/relationships" xmlns:m="http://schemas.openxmlformats.org/officeDocument/2006/math" xmlns:v="urn:schemas-microsoft-com:vml" xmlns:wp14="http://schemas.microsoft.com/office/word/2010/wordprocessingDrawing" xmlns:wp="http://schemas.openxmlformats.org/drawingml/2006/wordprocessingDrawing" xmlns:w10="urn:schemas-microsoft-com:office:word" xmlns:w="http://schemas.openxmlformats.org/wordprocessingml/2006/main" xmlns:w14="http://schemas.microsoft.com/office/word/2010/wordml" xmlns:w15="http://schemas.microsoft.com/office/word/2012/wordml" xmlns:w16cex="http://schemas.microsoft.com/office/word/2018/wordml/cex" xmlns:w16cid="http://schemas.microsoft.com/office/word/2016/wordml/cid" xmlns:w16="http://schemas.microsoft.com/office/word/2018/wordml" xmlns:w16du="http://schemas.microsoft.com/office/word/2023/wordml/word16du" xmlns:w16sdtdh="http://schemas.microsoft.com/office/word/2020/wordml/sdtdatahash" xmlns:w16sdtfl="http://schemas.microsoft.com/office/word/2024/wordml/sdtformatlock" xmlns:w16se="http://schemas.microsoft.com/office/word/2015/wordml/symex" xmlns:wpg="http://schemas.microsoft.com/office/word/2010/wordprocessingGroup" xmlns:wpi="http://schemas.microsoft.com/office/word/2010/wordprocessingInk" xmlns:wne="http://schemas.microsoft.com/office/word/2006/wordml" xmlns:wps="http://schemas.microsoft.com/office/word/2010/wordprocessingShape" mc:Ignorable="w14 w15 w16se w16cid w16 w16cex w16sdtdh w16sdtfl w16du wp14">
+<w:numbering xmlns:wpc="http://schemas.microsoft.com/office/word/2010/wordprocessingCanvas" xmlns:cx="http://schemas.microsoft.com/office/drawing/2014/chartex" xmlns:cx1="http://schemas.microsoft.com/office/drawing/2015/9/8/chartex" xmlns:cx2="http://schemas.microsoft.com/office/drawing/2015/10/21/chartex" xmlns:cx3="http://schemas.microsoft.com/office/drawing/2016/5/9/chartex" xmlns:cx4="http://schemas.microsoft.com/office/drawing/2016/5/10/chartex" xmlns:cx5="http://schemas.microsoft.com/office/drawing/2016/5/11/chartex" xmlns:cx6="http://schemas.microsoft.com/office/drawing/2016/5/12/chartex" xmlns:cx7="http://schemas.microsoft.com/office/drawing/2016/5/13/chartex" xmlns:cx8="http://schemas.microsoft.com/office/drawing/2016/5/14/chartex" xmlns:mc="http://schemas.openxmlformats.org/markup-compatibility/2006" xmlns:aink="http://schemas.microsoft.com/office/drawing/2016/ink" xmlns:am3d="http://schemas.microsoft.com/office/drawing/2017/model3d" xmlns:o="urn:schemas-microsoft-com:office:office" xmlns:oel="http://schemas.microsoft.com/office/2019/extlst" xmlns:r="http://schemas.openxmlformats.org/officeDocument/2006/relationships" xmlns:m="http://schemas.openxmlformats.org/officeDocument/2006/math" xmlns:v="urn:schemas-microsoft-com:vml" xmlns:wp14="http://schemas.microsoft.com/office/word/2010/wordprocessingDrawing" xmlns:wp="http://schemas.openxmlformats.org/drawingml/2006/wordprocessingDrawing" xmlns:w10="urn:schemas-microsoft-com:office:word" xmlns:w="http://schemas.openxmlformats.org/wordprocessingml/2006/main" xmlns:w14="http://schemas.microsoft.com/office/word/2010/wordml" xmlns:w15="http://schemas.microsoft.com/office/word/2012/wordml" xmlns:w16cei="http://schemas.microsoft.com/office/word/2026/wordml/cei" xmlns:w16cex="http://schemas.microsoft.com/office/word/2018/wordml/cex" xmlns:w16cid="http://schemas.microsoft.com/office/word/2016/wordml/cid" xmlns:w16="http://schemas.microsoft.com/office/word/2018/wordml" xmlns:w16du="http://schemas.microsoft.com/office/word/2023/wordml/word16du" xmlns:w16sdtdh="http://schemas.microsoft.com/office/word/2020/wordml/sdtdatahash" xmlns:w16sdtfl="http://schemas.microsoft.com/office/word/2024/wordml/sdtformatlock" xmlns:w16se="http://schemas.microsoft.com/office/word/2015/wordml/symex" xmlns:wpg="http://schemas.microsoft.com/office/word/2010/wordprocessingGroup" xmlns:wpi="http://schemas.microsoft.com/office/word/2010/wordprocessingInk" xmlns:wne="http://schemas.microsoft.com/office/word/2006/wordml" xmlns:wps="http://schemas.microsoft.com/office/word/2010/wordprocessingShape" mc:Ignorable="w14 w15 w16se w16cid w16 w16cex w16sdtdh w16sdtfl w16du wp14">
   <w:abstractNum w:abstractNumId="0" w15:restartNumberingAfterBreak="0">
     <w:nsid w:val="E51AEF83"/>
     <w:multiLevelType w:val="singleLevel"/>
